--- a/docs/reporte-avances-analista-backend-frontend-tester.docx
+++ b/docs/reporte-avances-analista-backend-frontend-tester.docx
@@ -9400,7 +9400,6739 @@
         <w:pStyle w:val="Heading1"/>
       </w:pPr>
       <w:r>
-        <w:t>7. Conclusión y próximos hitos</w:t>
+        <w:t>7. Informes detallados por disciplina</w:t>
+      </w:r>
+    </w:p>
+    <w:p>
+      <w:pPr>
+        <w:spacing w:after="120" w:line="264" w:lineRule="auto"/>
+      </w:pPr>
+      <w:r>
+        <w:rPr>
+          <w:rFonts w:ascii="Calibri" w:hAnsi="Calibri"/>
+          <w:color w:val="000000"/>
+          <w:sz w:val="22"/>
+        </w:rPr>
+        <w:t>Los apartados siguientes amplían el reporte principal con un nivel de detalle orientado a seguimiento de proyecto. Describen qué se trabajó, cómo aporta al producto, qué evidencia existe y qué falta para considerar cada frente terminado.</w:t>
+      </w:r>
+    </w:p>
+    <w:p>
+      <w:pPr>
+        <w:pStyle w:val="Heading2"/>
+      </w:pPr>
+      <w:r>
+        <w:t>7.1 Informe extenso del Analista</w:t>
+      </w:r>
+    </w:p>
+    <w:p>
+      <w:pPr>
+        <w:pStyle w:val="Heading3"/>
+      </w:pPr>
+      <w:r>
+        <w:t>Levantamiento y delimitación del producto</w:t>
+      </w:r>
+    </w:p>
+    <w:p>
+      <w:pPr>
+        <w:spacing w:after="120" w:line="264" w:lineRule="auto"/>
+      </w:pPr>
+      <w:r>
+        <w:rPr>
+          <w:rFonts w:ascii="Calibri" w:hAnsi="Calibri"/>
+          <w:color w:val="000000"/>
+          <w:sz w:val="22"/>
+        </w:rPr>
+        <w:t>El análisis parte de una necesidad operativa: controlar unidades de transporte, conocer su ubicación, asignar rutas y conductores, mantener comunicación y conservar evidencia de viajes e incidencias. A esta necesidad se añadió un frente comercial para contratar planes, activar empresas y administrar facturación. La solución resultante se delimitó como una plataforma multiempresa con dos experiencias cliente y un backend compartido.</w:t>
+      </w:r>
+    </w:p>
+    <w:p>
+      <w:pPr>
+        <w:spacing w:after="120" w:line="264" w:lineRule="auto"/>
+      </w:pPr>
+      <w:r>
+        <w:rPr>
+          <w:rFonts w:ascii="Calibri" w:hAnsi="Calibri"/>
+          <w:color w:val="000000"/>
+          <w:sz w:val="22"/>
+        </w:rPr>
+        <w:t>La app móvil atiende al personal que trabaja con conectividad cambiante y necesita acciones rápidas. El portal web atiende a responsables de operación, propietarios y personal administrativo. Esta separación evita trasladar una interfaz de escritorio al conductor, pero obliga a compartir identidad, permisos, estados y reglas. Por ello se definió al backend como autoridad y a los clientes como representaciones especializadas.</w:t>
+      </w:r>
+    </w:p>
+    <w:p>
+      <w:pPr>
+        <w:pStyle w:val="Heading3"/>
+      </w:pPr>
+      <w:r>
+        <w:t>Descomposición funcional</w:t>
+      </w:r>
+    </w:p>
+    <w:tbl>
+      <w:tblPr>
+        <w:tblW w:type="dxa" w:w="9360"/>
+        <w:jc w:val="left"/>
+        <w:tblLook w:firstColumn="1" w:firstRow="1" w:lastColumn="0" w:lastRow="0" w:noHBand="0" w:noVBand="1" w:val="04A0"/>
+        <w:tblInd w:w="120" w:type="dxa"/>
+        <w:tblLayout w:type="fixed"/>
+      </w:tblPr>
+      <w:tblGrid>
+        <w:gridCol w:w="1700"/>
+        <w:gridCol w:w="5160"/>
+        <w:gridCol w:w="2500"/>
+      </w:tblGrid>
+      <w:tr>
+        <w:trPr>
+          <w:trHeight w:val="480" w:hRule="atLeast"/>
+          <w:tblHeader w:val="true"/>
+          <w:cantSplit/>
+        </w:trPr>
+        <w:tc>
+          <w:tcPr>
+            <w:tcW w:type="dxa" w:w="1700"/>
+            <w:tcMar>
+              <w:top w:w="80" w:type="dxa"/>
+              <w:start w:w="120" w:type="dxa"/>
+              <w:bottom w:w="80" w:type="dxa"/>
+              <w:end w:w="120" w:type="dxa"/>
+            </w:tcMar>
+            <w:vAlign w:val="center"/>
+            <w:shd w:fill="0B2545"/>
+            <w:tcBorders>
+              <w:bottom w:val="single" w:sz="10" w:color="2E74B5"/>
+            </w:tcBorders>
+          </w:tcPr>
+          <w:p>
+            <w:pPr>
+              <w:spacing w:after="0"/>
+              <w:jc w:val="center"/>
+            </w:pPr>
+            <w:r>
+              <w:rPr>
+                <w:rFonts w:ascii="Calibri" w:hAnsi="Calibri"/>
+                <w:b/>
+                <w:color w:val="FFFFFF"/>
+                <w:sz w:val="16"/>
+              </w:rPr>
+              <w:t>Dominio</w:t>
+            </w:r>
+          </w:p>
+        </w:tc>
+        <w:tc>
+          <w:tcPr>
+            <w:tcW w:type="dxa" w:w="5160"/>
+            <w:tcMar>
+              <w:top w:w="80" w:type="dxa"/>
+              <w:start w:w="120" w:type="dxa"/>
+              <w:bottom w:w="80" w:type="dxa"/>
+              <w:end w:w="120" w:type="dxa"/>
+            </w:tcMar>
+            <w:vAlign w:val="center"/>
+            <w:shd w:fill="0B2545"/>
+            <w:tcBorders>
+              <w:bottom w:val="single" w:sz="10" w:color="2E74B5"/>
+            </w:tcBorders>
+          </w:tcPr>
+          <w:p>
+            <w:pPr>
+              <w:spacing w:after="0"/>
+              <w:jc w:val="center"/>
+            </w:pPr>
+            <w:r>
+              <w:rPr>
+                <w:rFonts w:ascii="Calibri" w:hAnsi="Calibri"/>
+                <w:b/>
+                <w:color w:val="FFFFFF"/>
+                <w:sz w:val="16"/>
+              </w:rPr>
+              <w:t>Capacidades analizadas</w:t>
+            </w:r>
+          </w:p>
+        </w:tc>
+        <w:tc>
+          <w:tcPr>
+            <w:tcW w:type="dxa" w:w="2500"/>
+            <w:tcMar>
+              <w:top w:w="80" w:type="dxa"/>
+              <w:start w:w="120" w:type="dxa"/>
+              <w:bottom w:w="80" w:type="dxa"/>
+              <w:end w:w="120" w:type="dxa"/>
+            </w:tcMar>
+            <w:vAlign w:val="center"/>
+            <w:shd w:fill="0B2545"/>
+            <w:tcBorders>
+              <w:bottom w:val="single" w:sz="10" w:color="2E74B5"/>
+            </w:tcBorders>
+          </w:tcPr>
+          <w:p>
+            <w:pPr>
+              <w:spacing w:after="0"/>
+              <w:jc w:val="center"/>
+            </w:pPr>
+            <w:r>
+              <w:rPr>
+                <w:rFonts w:ascii="Calibri" w:hAnsi="Calibri"/>
+                <w:b/>
+                <w:color w:val="FFFFFF"/>
+                <w:sz w:val="16"/>
+              </w:rPr>
+              <w:t>Objetivo</w:t>
+            </w:r>
+          </w:p>
+        </w:tc>
+      </w:tr>
+      <w:tr>
+        <w:trPr>
+          <w:cantSplit/>
+        </w:trPr>
+        <w:tc>
+          <w:tcPr>
+            <w:tcW w:type="dxa" w:w="1700"/>
+            <w:tcBorders>
+              <w:bottom w:val="single" w:sz="4" w:color="D7E2EC"/>
+              <w:start w:val="nil"/>
+              <w:end w:val="nil"/>
+              <w:top w:val="nil"/>
+            </w:tcBorders>
+          </w:tcPr>
+          <w:p>
+            <w:pPr>
+              <w:spacing w:after="40" w:before="40" w:line="259" w:lineRule="auto"/>
+            </w:pPr>
+            <w:r>
+              <w:rPr>
+                <w:rFonts w:ascii="Calibri" w:hAnsi="Calibri"/>
+                <w:b/>
+                <w:color w:val="0B2545"/>
+                <w:sz w:val="16"/>
+              </w:rPr>
+              <w:t>Identidad</w:t>
+            </w:r>
+          </w:p>
+        </w:tc>
+        <w:tc>
+          <w:tcPr>
+            <w:tcW w:type="dxa" w:w="5160"/>
+            <w:tcBorders>
+              <w:bottom w:val="single" w:sz="4" w:color="D7E2EC"/>
+              <w:start w:val="nil"/>
+              <w:end w:val="nil"/>
+              <w:top w:val="nil"/>
+            </w:tcBorders>
+          </w:tcPr>
+          <w:p>
+            <w:pPr>
+              <w:spacing w:after="40" w:before="40" w:line="259" w:lineRule="auto"/>
+            </w:pPr>
+            <w:r>
+              <w:rPr>
+                <w:rFonts w:ascii="Calibri" w:hAnsi="Calibri"/>
+                <w:b w:val="0"/>
+                <w:color w:val="000000"/>
+                <w:sz w:val="16"/>
+              </w:rPr>
+              <w:t>Registro, login, recuperación, refresh, logout y sesiones.</w:t>
+            </w:r>
+          </w:p>
+        </w:tc>
+        <w:tc>
+          <w:tcPr>
+            <w:tcW w:type="dxa" w:w="2500"/>
+            <w:tcBorders>
+              <w:bottom w:val="single" w:sz="4" w:color="D7E2EC"/>
+              <w:start w:val="nil"/>
+              <w:end w:val="nil"/>
+              <w:top w:val="nil"/>
+            </w:tcBorders>
+          </w:tcPr>
+          <w:p>
+            <w:pPr>
+              <w:spacing w:after="40" w:before="40" w:line="259" w:lineRule="auto"/>
+            </w:pPr>
+            <w:r>
+              <w:rPr>
+                <w:rFonts w:ascii="Calibri" w:hAnsi="Calibri"/>
+                <w:b w:val="0"/>
+                <w:color w:val="000000"/>
+                <w:sz w:val="16"/>
+              </w:rPr>
+              <w:t>Acceso seguro y continuidad.</w:t>
+            </w:r>
+          </w:p>
+        </w:tc>
+      </w:tr>
+      <w:tr>
+        <w:trPr>
+          <w:cantSplit/>
+        </w:trPr>
+        <w:tc>
+          <w:tcPr>
+            <w:tcW w:type="dxa" w:w="1700"/>
+            <w:shd w:fill="F7F9FC"/>
+            <w:tcBorders>
+              <w:bottom w:val="single" w:sz="4" w:color="D7E2EC"/>
+              <w:start w:val="nil"/>
+              <w:end w:val="nil"/>
+              <w:top w:val="nil"/>
+            </w:tcBorders>
+          </w:tcPr>
+          <w:p>
+            <w:pPr>
+              <w:spacing w:after="40" w:before="40" w:line="259" w:lineRule="auto"/>
+            </w:pPr>
+            <w:r>
+              <w:rPr>
+                <w:rFonts w:ascii="Calibri" w:hAnsi="Calibri"/>
+                <w:b/>
+                <w:color w:val="0B2545"/>
+                <w:sz w:val="16"/>
+              </w:rPr>
+              <w:t>Organización</w:t>
+            </w:r>
+          </w:p>
+        </w:tc>
+        <w:tc>
+          <w:tcPr>
+            <w:tcW w:type="dxa" w:w="5160"/>
+            <w:shd w:fill="F7F9FC"/>
+            <w:tcBorders>
+              <w:bottom w:val="single" w:sz="4" w:color="D7E2EC"/>
+              <w:start w:val="nil"/>
+              <w:end w:val="nil"/>
+              <w:top w:val="nil"/>
+            </w:tcBorders>
+          </w:tcPr>
+          <w:p>
+            <w:pPr>
+              <w:spacing w:after="40" w:before="40" w:line="259" w:lineRule="auto"/>
+            </w:pPr>
+            <w:r>
+              <w:rPr>
+                <w:rFonts w:ascii="Calibri" w:hAnsi="Calibri"/>
+                <w:b w:val="0"/>
+                <w:color w:val="000000"/>
+                <w:sz w:val="16"/>
+              </w:rPr>
+              <w:t>Empresa, roles, permisos, usuarios y aislamiento.</w:t>
+            </w:r>
+          </w:p>
+        </w:tc>
+        <w:tc>
+          <w:tcPr>
+            <w:tcW w:type="dxa" w:w="2500"/>
+            <w:shd w:fill="F7F9FC"/>
+            <w:tcBorders>
+              <w:bottom w:val="single" w:sz="4" w:color="D7E2EC"/>
+              <w:start w:val="nil"/>
+              <w:end w:val="nil"/>
+              <w:top w:val="nil"/>
+            </w:tcBorders>
+          </w:tcPr>
+          <w:p>
+            <w:pPr>
+              <w:spacing w:after="40" w:before="40" w:line="259" w:lineRule="auto"/>
+            </w:pPr>
+            <w:r>
+              <w:rPr>
+                <w:rFonts w:ascii="Calibri" w:hAnsi="Calibri"/>
+                <w:b w:val="0"/>
+                <w:color w:val="000000"/>
+                <w:sz w:val="16"/>
+              </w:rPr>
+              <w:t>Operación multiempresa.</w:t>
+            </w:r>
+          </w:p>
+        </w:tc>
+      </w:tr>
+      <w:tr>
+        <w:trPr>
+          <w:cantSplit/>
+        </w:trPr>
+        <w:tc>
+          <w:tcPr>
+            <w:tcW w:type="dxa" w:w="1700"/>
+            <w:tcBorders>
+              <w:bottom w:val="single" w:sz="4" w:color="D7E2EC"/>
+              <w:start w:val="nil"/>
+              <w:end w:val="nil"/>
+              <w:top w:val="nil"/>
+            </w:tcBorders>
+          </w:tcPr>
+          <w:p>
+            <w:pPr>
+              <w:spacing w:after="40" w:before="40" w:line="259" w:lineRule="auto"/>
+            </w:pPr>
+            <w:r>
+              <w:rPr>
+                <w:rFonts w:ascii="Calibri" w:hAnsi="Calibri"/>
+                <w:b/>
+                <w:color w:val="0B2545"/>
+                <w:sz w:val="16"/>
+              </w:rPr>
+              <w:t>Flota</w:t>
+            </w:r>
+          </w:p>
+        </w:tc>
+        <w:tc>
+          <w:tcPr>
+            <w:tcW w:type="dxa" w:w="5160"/>
+            <w:tcBorders>
+              <w:bottom w:val="single" w:sz="4" w:color="D7E2EC"/>
+              <w:start w:val="nil"/>
+              <w:end w:val="nil"/>
+              <w:top w:val="nil"/>
+            </w:tcBorders>
+          </w:tcPr>
+          <w:p>
+            <w:pPr>
+              <w:spacing w:after="40" w:before="40" w:line="259" w:lineRule="auto"/>
+            </w:pPr>
+            <w:r>
+              <w:rPr>
+                <w:rFonts w:ascii="Calibri" w:hAnsi="Calibri"/>
+                <w:b w:val="0"/>
+                <w:color w:val="000000"/>
+                <w:sz w:val="16"/>
+              </w:rPr>
+              <w:t>Unidades, conductores, capacidad, estado y asociación.</w:t>
+            </w:r>
+          </w:p>
+        </w:tc>
+        <w:tc>
+          <w:tcPr>
+            <w:tcW w:type="dxa" w:w="2500"/>
+            <w:tcBorders>
+              <w:bottom w:val="single" w:sz="4" w:color="D7E2EC"/>
+              <w:start w:val="nil"/>
+              <w:end w:val="nil"/>
+              <w:top w:val="nil"/>
+            </w:tcBorders>
+          </w:tcPr>
+          <w:p>
+            <w:pPr>
+              <w:spacing w:after="40" w:before="40" w:line="259" w:lineRule="auto"/>
+            </w:pPr>
+            <w:r>
+              <w:rPr>
+                <w:rFonts w:ascii="Calibri" w:hAnsi="Calibri"/>
+                <w:b w:val="0"/>
+                <w:color w:val="000000"/>
+                <w:sz w:val="16"/>
+              </w:rPr>
+              <w:t>Inventario operacional.</w:t>
+            </w:r>
+          </w:p>
+        </w:tc>
+      </w:tr>
+      <w:tr>
+        <w:trPr>
+          <w:cantSplit/>
+        </w:trPr>
+        <w:tc>
+          <w:tcPr>
+            <w:tcW w:type="dxa" w:w="1700"/>
+            <w:shd w:fill="F7F9FC"/>
+            <w:tcBorders>
+              <w:bottom w:val="single" w:sz="4" w:color="D7E2EC"/>
+              <w:start w:val="nil"/>
+              <w:end w:val="nil"/>
+              <w:top w:val="nil"/>
+            </w:tcBorders>
+          </w:tcPr>
+          <w:p>
+            <w:pPr>
+              <w:spacing w:after="40" w:before="40" w:line="259" w:lineRule="auto"/>
+            </w:pPr>
+            <w:r>
+              <w:rPr>
+                <w:rFonts w:ascii="Calibri" w:hAnsi="Calibri"/>
+                <w:b/>
+                <w:color w:val="0B2545"/>
+                <w:sz w:val="16"/>
+              </w:rPr>
+              <w:t>Rutas</w:t>
+            </w:r>
+          </w:p>
+        </w:tc>
+        <w:tc>
+          <w:tcPr>
+            <w:tcW w:type="dxa" w:w="5160"/>
+            <w:shd w:fill="F7F9FC"/>
+            <w:tcBorders>
+              <w:bottom w:val="single" w:sz="4" w:color="D7E2EC"/>
+              <w:start w:val="nil"/>
+              <w:end w:val="nil"/>
+              <w:top w:val="nil"/>
+            </w:tcBorders>
+          </w:tcPr>
+          <w:p>
+            <w:pPr>
+              <w:spacing w:after="40" w:before="40" w:line="259" w:lineRule="auto"/>
+            </w:pPr>
+            <w:r>
+              <w:rPr>
+                <w:rFonts w:ascii="Calibri" w:hAnsi="Calibri"/>
+                <w:b w:val="0"/>
+                <w:color w:val="000000"/>
+                <w:sz w:val="16"/>
+              </w:rPr>
+              <w:t>Origen, destino, paradas, geometría, asignación y sesiones.</w:t>
+            </w:r>
+          </w:p>
+        </w:tc>
+        <w:tc>
+          <w:tcPr>
+            <w:tcW w:type="dxa" w:w="2500"/>
+            <w:shd w:fill="F7F9FC"/>
+            <w:tcBorders>
+              <w:bottom w:val="single" w:sz="4" w:color="D7E2EC"/>
+              <w:start w:val="nil"/>
+              <w:end w:val="nil"/>
+              <w:top w:val="nil"/>
+            </w:tcBorders>
+          </w:tcPr>
+          <w:p>
+            <w:pPr>
+              <w:spacing w:after="40" w:before="40" w:line="259" w:lineRule="auto"/>
+            </w:pPr>
+            <w:r>
+              <w:rPr>
+                <w:rFonts w:ascii="Calibri" w:hAnsi="Calibri"/>
+                <w:b w:val="0"/>
+                <w:color w:val="000000"/>
+                <w:sz w:val="16"/>
+              </w:rPr>
+              <w:t>Planeación y ejecución.</w:t>
+            </w:r>
+          </w:p>
+        </w:tc>
+      </w:tr>
+      <w:tr>
+        <w:trPr>
+          <w:cantSplit/>
+        </w:trPr>
+        <w:tc>
+          <w:tcPr>
+            <w:tcW w:type="dxa" w:w="1700"/>
+            <w:tcBorders>
+              <w:bottom w:val="single" w:sz="4" w:color="D7E2EC"/>
+              <w:start w:val="nil"/>
+              <w:end w:val="nil"/>
+              <w:top w:val="nil"/>
+            </w:tcBorders>
+          </w:tcPr>
+          <w:p>
+            <w:pPr>
+              <w:spacing w:after="40" w:before="40" w:line="259" w:lineRule="auto"/>
+            </w:pPr>
+            <w:r>
+              <w:rPr>
+                <w:rFonts w:ascii="Calibri" w:hAnsi="Calibri"/>
+                <w:b/>
+                <w:color w:val="0B2545"/>
+                <w:sz w:val="16"/>
+              </w:rPr>
+              <w:t>Seguimiento</w:t>
+            </w:r>
+          </w:p>
+        </w:tc>
+        <w:tc>
+          <w:tcPr>
+            <w:tcW w:type="dxa" w:w="5160"/>
+            <w:tcBorders>
+              <w:bottom w:val="single" w:sz="4" w:color="D7E2EC"/>
+              <w:start w:val="nil"/>
+              <w:end w:val="nil"/>
+              <w:top w:val="nil"/>
+            </w:tcBorders>
+          </w:tcPr>
+          <w:p>
+            <w:pPr>
+              <w:spacing w:after="40" w:before="40" w:line="259" w:lineRule="auto"/>
+            </w:pPr>
+            <w:r>
+              <w:rPr>
+                <w:rFonts w:ascii="Calibri" w:hAnsi="Calibri"/>
+                <w:b w:val="0"/>
+                <w:color w:val="000000"/>
+                <w:sz w:val="16"/>
+              </w:rPr>
+              <w:t>GPS, posición, velocidad, ETA, polilínea y eventos.</w:t>
+            </w:r>
+          </w:p>
+        </w:tc>
+        <w:tc>
+          <w:tcPr>
+            <w:tcW w:type="dxa" w:w="2500"/>
+            <w:tcBorders>
+              <w:bottom w:val="single" w:sz="4" w:color="D7E2EC"/>
+              <w:start w:val="nil"/>
+              <w:end w:val="nil"/>
+              <w:top w:val="nil"/>
+            </w:tcBorders>
+          </w:tcPr>
+          <w:p>
+            <w:pPr>
+              <w:spacing w:after="40" w:before="40" w:line="259" w:lineRule="auto"/>
+            </w:pPr>
+            <w:r>
+              <w:rPr>
+                <w:rFonts w:ascii="Calibri" w:hAnsi="Calibri"/>
+                <w:b w:val="0"/>
+                <w:color w:val="000000"/>
+                <w:sz w:val="16"/>
+              </w:rPr>
+              <w:t>Visibilidad en tiempo real.</w:t>
+            </w:r>
+          </w:p>
+        </w:tc>
+      </w:tr>
+      <w:tr>
+        <w:trPr>
+          <w:cantSplit/>
+        </w:trPr>
+        <w:tc>
+          <w:tcPr>
+            <w:tcW w:type="dxa" w:w="1700"/>
+            <w:shd w:fill="F7F9FC"/>
+            <w:tcBorders>
+              <w:bottom w:val="single" w:sz="4" w:color="D7E2EC"/>
+              <w:start w:val="nil"/>
+              <w:end w:val="nil"/>
+              <w:top w:val="nil"/>
+            </w:tcBorders>
+          </w:tcPr>
+          <w:p>
+            <w:pPr>
+              <w:spacing w:after="40" w:before="40" w:line="259" w:lineRule="auto"/>
+            </w:pPr>
+            <w:r>
+              <w:rPr>
+                <w:rFonts w:ascii="Calibri" w:hAnsi="Calibri"/>
+                <w:b/>
+                <w:color w:val="0B2545"/>
+                <w:sz w:val="16"/>
+              </w:rPr>
+              <w:t>Comunicación</w:t>
+            </w:r>
+          </w:p>
+        </w:tc>
+        <w:tc>
+          <w:tcPr>
+            <w:tcW w:type="dxa" w:w="5160"/>
+            <w:shd w:fill="F7F9FC"/>
+            <w:tcBorders>
+              <w:bottom w:val="single" w:sz="4" w:color="D7E2EC"/>
+              <w:start w:val="nil"/>
+              <w:end w:val="nil"/>
+              <w:top w:val="nil"/>
+            </w:tcBorders>
+          </w:tcPr>
+          <w:p>
+            <w:pPr>
+              <w:spacing w:after="40" w:before="40" w:line="259" w:lineRule="auto"/>
+            </w:pPr>
+            <w:r>
+              <w:rPr>
+                <w:rFonts w:ascii="Calibri" w:hAnsi="Calibri"/>
+                <w:b w:val="0"/>
+                <w:color w:val="000000"/>
+                <w:sz w:val="16"/>
+              </w:rPr>
+              <w:t>Chat, radio, llamadas, presencia y notificaciones.</w:t>
+            </w:r>
+          </w:p>
+        </w:tc>
+        <w:tc>
+          <w:tcPr>
+            <w:tcW w:type="dxa" w:w="2500"/>
+            <w:shd w:fill="F7F9FC"/>
+            <w:tcBorders>
+              <w:bottom w:val="single" w:sz="4" w:color="D7E2EC"/>
+              <w:start w:val="nil"/>
+              <w:end w:val="nil"/>
+              <w:top w:val="nil"/>
+            </w:tcBorders>
+          </w:tcPr>
+          <w:p>
+            <w:pPr>
+              <w:spacing w:after="40" w:before="40" w:line="259" w:lineRule="auto"/>
+            </w:pPr>
+            <w:r>
+              <w:rPr>
+                <w:rFonts w:ascii="Calibri" w:hAnsi="Calibri"/>
+                <w:b w:val="0"/>
+                <w:color w:val="000000"/>
+                <w:sz w:val="16"/>
+              </w:rPr>
+              <w:t>Coordinación del equipo.</w:t>
+            </w:r>
+          </w:p>
+        </w:tc>
+      </w:tr>
+      <w:tr>
+        <w:trPr>
+          <w:cantSplit/>
+        </w:trPr>
+        <w:tc>
+          <w:tcPr>
+            <w:tcW w:type="dxa" w:w="1700"/>
+            <w:tcBorders>
+              <w:bottom w:val="single" w:sz="4" w:color="D7E2EC"/>
+              <w:start w:val="nil"/>
+              <w:end w:val="nil"/>
+              <w:top w:val="nil"/>
+            </w:tcBorders>
+          </w:tcPr>
+          <w:p>
+            <w:pPr>
+              <w:spacing w:after="40" w:before="40" w:line="259" w:lineRule="auto"/>
+            </w:pPr>
+            <w:r>
+              <w:rPr>
+                <w:rFonts w:ascii="Calibri" w:hAnsi="Calibri"/>
+                <w:b/>
+                <w:color w:val="0B2545"/>
+                <w:sz w:val="16"/>
+              </w:rPr>
+              <w:t>Control</w:t>
+            </w:r>
+          </w:p>
+        </w:tc>
+        <w:tc>
+          <w:tcPr>
+            <w:tcW w:type="dxa" w:w="5160"/>
+            <w:tcBorders>
+              <w:bottom w:val="single" w:sz="4" w:color="D7E2EC"/>
+              <w:start w:val="nil"/>
+              <w:end w:val="nil"/>
+              <w:top w:val="nil"/>
+            </w:tcBorders>
+          </w:tcPr>
+          <w:p>
+            <w:pPr>
+              <w:spacing w:after="40" w:before="40" w:line="259" w:lineRule="auto"/>
+            </w:pPr>
+            <w:r>
+              <w:rPr>
+                <w:rFonts w:ascii="Calibri" w:hAnsi="Calibri"/>
+                <w:b w:val="0"/>
+                <w:color w:val="000000"/>
+                <w:sz w:val="16"/>
+              </w:rPr>
+              <w:t>Documentos, incidencias, auditoría y observabilidad.</w:t>
+            </w:r>
+          </w:p>
+        </w:tc>
+        <w:tc>
+          <w:tcPr>
+            <w:tcW w:type="dxa" w:w="2500"/>
+            <w:tcBorders>
+              <w:bottom w:val="single" w:sz="4" w:color="D7E2EC"/>
+              <w:start w:val="nil"/>
+              <w:end w:val="nil"/>
+              <w:top w:val="nil"/>
+            </w:tcBorders>
+          </w:tcPr>
+          <w:p>
+            <w:pPr>
+              <w:spacing w:after="40" w:before="40" w:line="259" w:lineRule="auto"/>
+            </w:pPr>
+            <w:r>
+              <w:rPr>
+                <w:rFonts w:ascii="Calibri" w:hAnsi="Calibri"/>
+                <w:b w:val="0"/>
+                <w:color w:val="000000"/>
+                <w:sz w:val="16"/>
+              </w:rPr>
+              <w:t>Cumplimiento y respuesta.</w:t>
+            </w:r>
+          </w:p>
+        </w:tc>
+      </w:tr>
+      <w:tr>
+        <w:trPr>
+          <w:cantSplit/>
+        </w:trPr>
+        <w:tc>
+          <w:tcPr>
+            <w:tcW w:type="dxa" w:w="1700"/>
+            <w:shd w:fill="F7F9FC"/>
+            <w:tcBorders>
+              <w:bottom w:val="single" w:sz="4" w:color="D7E2EC"/>
+              <w:start w:val="nil"/>
+              <w:end w:val="nil"/>
+              <w:top w:val="nil"/>
+            </w:tcBorders>
+          </w:tcPr>
+          <w:p>
+            <w:pPr>
+              <w:spacing w:after="40" w:before="40" w:line="259" w:lineRule="auto"/>
+            </w:pPr>
+            <w:r>
+              <w:rPr>
+                <w:rFonts w:ascii="Calibri" w:hAnsi="Calibri"/>
+                <w:b/>
+                <w:color w:val="0B2545"/>
+                <w:sz w:val="16"/>
+              </w:rPr>
+              <w:t>Comercial</w:t>
+            </w:r>
+          </w:p>
+        </w:tc>
+        <w:tc>
+          <w:tcPr>
+            <w:tcW w:type="dxa" w:w="5160"/>
+            <w:shd w:fill="F7F9FC"/>
+            <w:tcBorders>
+              <w:bottom w:val="single" w:sz="4" w:color="D7E2EC"/>
+              <w:start w:val="nil"/>
+              <w:end w:val="nil"/>
+              <w:top w:val="nil"/>
+            </w:tcBorders>
+          </w:tcPr>
+          <w:p>
+            <w:pPr>
+              <w:spacing w:after="40" w:before="40" w:line="259" w:lineRule="auto"/>
+            </w:pPr>
+            <w:r>
+              <w:rPr>
+                <w:rFonts w:ascii="Calibri" w:hAnsi="Calibri"/>
+                <w:b w:val="0"/>
+                <w:color w:val="000000"/>
+                <w:sz w:val="16"/>
+              </w:rPr>
+              <w:t>Planes, pago, activación, onboarding y facturación.</w:t>
+            </w:r>
+          </w:p>
+        </w:tc>
+        <w:tc>
+          <w:tcPr>
+            <w:tcW w:type="dxa" w:w="2500"/>
+            <w:shd w:fill="F7F9FC"/>
+            <w:tcBorders>
+              <w:bottom w:val="single" w:sz="4" w:color="D7E2EC"/>
+              <w:start w:val="nil"/>
+              <w:end w:val="nil"/>
+              <w:top w:val="nil"/>
+            </w:tcBorders>
+          </w:tcPr>
+          <w:p>
+            <w:pPr>
+              <w:spacing w:after="40" w:before="40" w:line="259" w:lineRule="auto"/>
+            </w:pPr>
+            <w:r>
+              <w:rPr>
+                <w:rFonts w:ascii="Calibri" w:hAnsi="Calibri"/>
+                <w:b w:val="0"/>
+                <w:color w:val="000000"/>
+                <w:sz w:val="16"/>
+              </w:rPr>
+              <w:t>Monetización y administración.</w:t>
+            </w:r>
+          </w:p>
+        </w:tc>
+      </w:tr>
+    </w:tbl>
+    <w:p/>
+    <w:p>
+      <w:pPr>
+        <w:pStyle w:val="Heading3"/>
+      </w:pPr>
+      <w:r>
+        <w:t>Criterios de negocio consolidados</w:t>
+      </w:r>
+    </w:p>
+    <w:p>
+      <w:pPr>
+        <w:pStyle w:val="ListBullet"/>
+        <w:spacing w:after="80"/>
+      </w:pPr>
+      <w:r>
+        <w:t>Una organización solo debe consultar y modificar recursos que le pertenecen; el rol complementa, pero no sustituye, el aislamiento por empresa.</w:t>
+      </w:r>
+    </w:p>
+    <w:p>
+      <w:pPr>
+        <w:pStyle w:val="ListBullet"/>
+        <w:spacing w:after="80"/>
+      </w:pPr>
+      <w:r>
+        <w:t>Una unidad puede existir sin ruta activa, pero no debe mostrarse como operando si no cumple las condiciones definidas de asignación y sesión.</w:t>
+      </w:r>
+    </w:p>
+    <w:p>
+      <w:pPr>
+        <w:pStyle w:val="ListBullet"/>
+        <w:spacing w:after="80"/>
+      </w:pPr>
+      <w:r>
+        <w:t>El estado mostrado en mapas debe provenir de la proyección operacional canónica, no de combinaciones locales de endpoints.</w:t>
+      </w:r>
+    </w:p>
+    <w:p>
+      <w:pPr>
+        <w:pStyle w:val="ListBullet"/>
+        <w:spacing w:after="80"/>
+      </w:pPr>
+      <w:r>
+        <w:t>La activación comercial habilita el acceso al portal y enlaza la cuenta con la organización; los eventos duplicados no deben duplicar recursos.</w:t>
+      </w:r>
+    </w:p>
+    <w:p>
+      <w:pPr>
+        <w:pStyle w:val="ListBullet"/>
+        <w:spacing w:after="80"/>
+      </w:pPr>
+      <w:r>
+        <w:t>Los cambios críticos —plan, pago, documento, incidencia, ruta o sesión— deben dejar evidencia suficiente para auditoría.</w:t>
+      </w:r>
+    </w:p>
+    <w:p>
+      <w:pPr>
+        <w:pStyle w:val="ListBullet"/>
+        <w:spacing w:after="80"/>
+      </w:pPr>
+      <w:r>
+        <w:t>Las funciones dependientes de proveedores externos deben declarar disponibilidad, degradación y mensajes comprensibles para el usuario.</w:t>
+      </w:r>
+    </w:p>
+    <w:p>
+      <w:pPr>
+        <w:pStyle w:val="Heading3"/>
+      </w:pPr>
+      <w:r>
+        <w:t>Resultados y valor del análisis</w:t>
+      </w:r>
+    </w:p>
+    <w:p>
+      <w:pPr>
+        <w:spacing w:after="120" w:line="264" w:lineRule="auto"/>
+      </w:pPr>
+      <w:r>
+        <w:rPr>
+          <w:rFonts w:ascii="Calibri" w:hAnsi="Calibri"/>
+          <w:color w:val="000000"/>
+          <w:sz w:val="22"/>
+        </w:rPr>
+        <w:t>El principal resultado del análisis es la coherencia entre dominios que inicialmente podían crecer por separado. El ciclo de venta termina en una cuenta operativa; la cuenta produce usuarios y claves; los usuarios operan unidades y rutas; esa operación genera posiciones, viajes, incidencias y comunicaciones; finalmente el portal convierte los datos en supervisión y administración. Esta cadena permite revisar una historia completa y detectar dónde faltan contratos o pruebas.</w:t>
+      </w:r>
+    </w:p>
+    <w:p>
+      <w:pPr>
+        <w:spacing w:after="120" w:line="264" w:lineRule="auto"/>
+      </w:pPr>
+      <w:r>
+        <w:rPr>
+          <w:rFonts w:ascii="Calibri" w:hAnsi="Calibri"/>
+          <w:color w:val="000000"/>
+          <w:sz w:val="22"/>
+        </w:rPr>
+        <w:t>También se identificó deuda de experiencia: múltiples pantallas resolvían patrones visuales de manera independiente. El inventario de componentes permitió iniciar extracciones controladas sin forzar casos especializados. Desde análisis, esta decisión reduce costo de cambio y ayuda a que los estados funcionales tengan una presentación consistente.</w:t>
+      </w:r>
+    </w:p>
+    <w:p>
+      <w:r>
+        <w:br w:type="page"/>
+      </w:r>
+    </w:p>
+    <w:p>
+      <w:pPr>
+        <w:pStyle w:val="Heading2"/>
+      </w:pPr>
+      <w:r>
+        <w:t>7.2 Informe extenso de Backend</w:t>
+      </w:r>
+    </w:p>
+    <w:p>
+      <w:pPr>
+        <w:pStyle w:val="Heading3"/>
+      </w:pPr>
+      <w:r>
+        <w:t>Estructura del servicio</w:t>
+      </w:r>
+    </w:p>
+    <w:p>
+      <w:pPr>
+        <w:spacing w:after="120" w:line="264" w:lineRule="auto"/>
+      </w:pPr>
+      <w:r>
+        <w:rPr>
+          <w:rFonts w:ascii="Calibri" w:hAnsi="Calibri"/>
+          <w:color w:val="000000"/>
+          <w:sz w:val="22"/>
+        </w:rPr>
+        <w:t>El backend expone una API Express organizada en rutas, middlewares y servicios. Las rutas traducen HTTP a operaciones del dominio; los middlewares aplican autenticación, permisos y contexto; los servicios concentran reglas reutilizables; el store o los repositorios encapsulan persistencia. Esta estructura reduce el riesgo de que una regla de activación, tenant o estado se implemente de forma distinta en varios endpoints.</w:t>
+      </w:r>
+    </w:p>
+    <w:p>
+      <w:pPr>
+        <w:spacing w:after="120" w:line="264" w:lineRule="auto"/>
+      </w:pPr>
+      <w:r>
+        <w:rPr>
+          <w:rFonts w:ascii="Calibri" w:hAnsi="Calibri"/>
+          <w:color w:val="000000"/>
+          <w:sz w:val="22"/>
+        </w:rPr>
+        <w:t>Socket.IO se integra al mismo contexto de identidad. Las conexiones se agrupan en salas por usuario, rol y organización, lo que permite emitir solo a los destinatarios autorizados. Los eventos no reemplazan a la persistencia: notifican que un cambio ocurrió y permiten refrescar o aplicar una proyección segura.</w:t>
+      </w:r>
+    </w:p>
+    <w:p>
+      <w:pPr>
+        <w:pStyle w:val="Heading3"/>
+      </w:pPr>
+      <w:r>
+        <w:t>Detalle de módulos implementados</w:t>
+      </w:r>
+    </w:p>
+    <w:tbl>
+      <w:tblPr>
+        <w:tblW w:type="dxa" w:w="9360"/>
+        <w:jc w:val="left"/>
+        <w:tblLook w:firstColumn="1" w:firstRow="1" w:lastColumn="0" w:lastRow="0" w:noHBand="0" w:noVBand="1" w:val="04A0"/>
+        <w:tblInd w:w="120" w:type="dxa"/>
+        <w:tblLayout w:type="fixed"/>
+      </w:tblPr>
+      <w:tblGrid>
+        <w:gridCol w:w="1800"/>
+        <w:gridCol w:w="5160"/>
+        <w:gridCol w:w="2400"/>
+      </w:tblGrid>
+      <w:tr>
+        <w:trPr>
+          <w:trHeight w:val="480" w:hRule="atLeast"/>
+          <w:tblHeader w:val="true"/>
+          <w:cantSplit/>
+        </w:trPr>
+        <w:tc>
+          <w:tcPr>
+            <w:tcW w:type="dxa" w:w="1800"/>
+            <w:tcMar>
+              <w:top w:w="80" w:type="dxa"/>
+              <w:start w:w="120" w:type="dxa"/>
+              <w:bottom w:w="80" w:type="dxa"/>
+              <w:end w:w="120" w:type="dxa"/>
+            </w:tcMar>
+            <w:vAlign w:val="center"/>
+            <w:shd w:fill="0B2545"/>
+            <w:tcBorders>
+              <w:bottom w:val="single" w:sz="10" w:color="2E74B5"/>
+            </w:tcBorders>
+          </w:tcPr>
+          <w:p>
+            <w:pPr>
+              <w:spacing w:after="0"/>
+              <w:jc w:val="center"/>
+            </w:pPr>
+            <w:r>
+              <w:rPr>
+                <w:rFonts w:ascii="Calibri" w:hAnsi="Calibri"/>
+                <w:b/>
+                <w:color w:val="FFFFFF"/>
+                <w:sz w:val="16"/>
+              </w:rPr>
+              <w:t>Módulo</w:t>
+            </w:r>
+          </w:p>
+        </w:tc>
+        <w:tc>
+          <w:tcPr>
+            <w:tcW w:type="dxa" w:w="5160"/>
+            <w:tcMar>
+              <w:top w:w="80" w:type="dxa"/>
+              <w:start w:w="120" w:type="dxa"/>
+              <w:bottom w:w="80" w:type="dxa"/>
+              <w:end w:w="120" w:type="dxa"/>
+            </w:tcMar>
+            <w:vAlign w:val="center"/>
+            <w:shd w:fill="0B2545"/>
+            <w:tcBorders>
+              <w:bottom w:val="single" w:sz="10" w:color="2E74B5"/>
+            </w:tcBorders>
+          </w:tcPr>
+          <w:p>
+            <w:pPr>
+              <w:spacing w:after="0"/>
+              <w:jc w:val="center"/>
+            </w:pPr>
+            <w:r>
+              <w:rPr>
+                <w:rFonts w:ascii="Calibri" w:hAnsi="Calibri"/>
+                <w:b/>
+                <w:color w:val="FFFFFF"/>
+                <w:sz w:val="16"/>
+              </w:rPr>
+              <w:t>Responsabilidad</w:t>
+            </w:r>
+          </w:p>
+        </w:tc>
+        <w:tc>
+          <w:tcPr>
+            <w:tcW w:type="dxa" w:w="2400"/>
+            <w:tcMar>
+              <w:top w:w="80" w:type="dxa"/>
+              <w:start w:w="120" w:type="dxa"/>
+              <w:bottom w:w="80" w:type="dxa"/>
+              <w:end w:w="120" w:type="dxa"/>
+            </w:tcMar>
+            <w:vAlign w:val="center"/>
+            <w:shd w:fill="0B2545"/>
+            <w:tcBorders>
+              <w:bottom w:val="single" w:sz="10" w:color="2E74B5"/>
+            </w:tcBorders>
+          </w:tcPr>
+          <w:p>
+            <w:pPr>
+              <w:spacing w:after="0"/>
+              <w:jc w:val="center"/>
+            </w:pPr>
+            <w:r>
+              <w:rPr>
+                <w:rFonts w:ascii="Calibri" w:hAnsi="Calibri"/>
+                <w:b/>
+                <w:color w:val="FFFFFF"/>
+                <w:sz w:val="16"/>
+              </w:rPr>
+              <w:t>Control principal</w:t>
+            </w:r>
+          </w:p>
+        </w:tc>
+      </w:tr>
+      <w:tr>
+        <w:trPr>
+          <w:cantSplit/>
+        </w:trPr>
+        <w:tc>
+          <w:tcPr>
+            <w:tcW w:type="dxa" w:w="1800"/>
+            <w:tcBorders>
+              <w:bottom w:val="single" w:sz="4" w:color="D7E2EC"/>
+              <w:start w:val="nil"/>
+              <w:end w:val="nil"/>
+              <w:top w:val="nil"/>
+            </w:tcBorders>
+          </w:tcPr>
+          <w:p>
+            <w:pPr>
+              <w:spacing w:after="40" w:before="40" w:line="259" w:lineRule="auto"/>
+            </w:pPr>
+            <w:r>
+              <w:rPr>
+                <w:rFonts w:ascii="Calibri" w:hAnsi="Calibri"/>
+                <w:b/>
+                <w:color w:val="0B2545"/>
+                <w:sz w:val="16"/>
+              </w:rPr>
+              <w:t>Auth</w:t>
+            </w:r>
+          </w:p>
+        </w:tc>
+        <w:tc>
+          <w:tcPr>
+            <w:tcW w:type="dxa" w:w="5160"/>
+            <w:tcBorders>
+              <w:bottom w:val="single" w:sz="4" w:color="D7E2EC"/>
+              <w:start w:val="nil"/>
+              <w:end w:val="nil"/>
+              <w:top w:val="nil"/>
+            </w:tcBorders>
+          </w:tcPr>
+          <w:p>
+            <w:pPr>
+              <w:spacing w:after="40" w:before="40" w:line="259" w:lineRule="auto"/>
+            </w:pPr>
+            <w:r>
+              <w:rPr>
+                <w:rFonts w:ascii="Calibri" w:hAnsi="Calibri"/>
+                <w:b w:val="0"/>
+                <w:color w:val="000000"/>
+                <w:sz w:val="16"/>
+              </w:rPr>
+              <w:t>Login, registro, refresh, recuperación, sesión y respaldo E2EE.</w:t>
+            </w:r>
+          </w:p>
+        </w:tc>
+        <w:tc>
+          <w:tcPr>
+            <w:tcW w:type="dxa" w:w="2400"/>
+            <w:tcBorders>
+              <w:bottom w:val="single" w:sz="4" w:color="D7E2EC"/>
+              <w:start w:val="nil"/>
+              <w:end w:val="nil"/>
+              <w:top w:val="nil"/>
+            </w:tcBorders>
+          </w:tcPr>
+          <w:p>
+            <w:pPr>
+              <w:spacing w:after="40" w:before="40" w:line="259" w:lineRule="auto"/>
+            </w:pPr>
+            <w:r>
+              <w:rPr>
+                <w:rFonts w:ascii="Calibri" w:hAnsi="Calibri"/>
+                <w:b w:val="0"/>
+                <w:color w:val="000000"/>
+                <w:sz w:val="16"/>
+              </w:rPr>
+              <w:t>JWT, bcrypt, sesión y validación.</w:t>
+            </w:r>
+          </w:p>
+        </w:tc>
+      </w:tr>
+      <w:tr>
+        <w:trPr>
+          <w:cantSplit/>
+        </w:trPr>
+        <w:tc>
+          <w:tcPr>
+            <w:tcW w:type="dxa" w:w="1800"/>
+            <w:shd w:fill="F7F9FC"/>
+            <w:tcBorders>
+              <w:bottom w:val="single" w:sz="4" w:color="D7E2EC"/>
+              <w:start w:val="nil"/>
+              <w:end w:val="nil"/>
+              <w:top w:val="nil"/>
+            </w:tcBorders>
+          </w:tcPr>
+          <w:p>
+            <w:pPr>
+              <w:spacing w:after="40" w:before="40" w:line="259" w:lineRule="auto"/>
+            </w:pPr>
+            <w:r>
+              <w:rPr>
+                <w:rFonts w:ascii="Calibri" w:hAnsi="Calibri"/>
+                <w:b/>
+                <w:color w:val="0B2545"/>
+                <w:sz w:val="16"/>
+              </w:rPr>
+              <w:t>Portal</w:t>
+            </w:r>
+          </w:p>
+        </w:tc>
+        <w:tc>
+          <w:tcPr>
+            <w:tcW w:type="dxa" w:w="5160"/>
+            <w:shd w:fill="F7F9FC"/>
+            <w:tcBorders>
+              <w:bottom w:val="single" w:sz="4" w:color="D7E2EC"/>
+              <w:start w:val="nil"/>
+              <w:end w:val="nil"/>
+              <w:top w:val="nil"/>
+            </w:tcBorders>
+          </w:tcPr>
+          <w:p>
+            <w:pPr>
+              <w:spacing w:after="40" w:before="40" w:line="259" w:lineRule="auto"/>
+            </w:pPr>
+            <w:r>
+              <w:rPr>
+                <w:rFonts w:ascii="Calibri" w:hAnsi="Calibri"/>
+                <w:b w:val="0"/>
+                <w:color w:val="000000"/>
+                <w:sz w:val="16"/>
+              </w:rPr>
+              <w:t>Overview y onboarding construidos con órdenes, usuarios, keys y unidades.</w:t>
+            </w:r>
+          </w:p>
+        </w:tc>
+        <w:tc>
+          <w:tcPr>
+            <w:tcW w:type="dxa" w:w="2400"/>
+            <w:shd w:fill="F7F9FC"/>
+            <w:tcBorders>
+              <w:bottom w:val="single" w:sz="4" w:color="D7E2EC"/>
+              <w:start w:val="nil"/>
+              <w:end w:val="nil"/>
+              <w:top w:val="nil"/>
+            </w:tcBorders>
+          </w:tcPr>
+          <w:p>
+            <w:pPr>
+              <w:spacing w:after="40" w:before="40" w:line="259" w:lineRule="auto"/>
+            </w:pPr>
+            <w:r>
+              <w:rPr>
+                <w:rFonts w:ascii="Calibri" w:hAnsi="Calibri"/>
+                <w:b w:val="0"/>
+                <w:color w:val="000000"/>
+                <w:sz w:val="16"/>
+              </w:rPr>
+              <w:t>Acceso de portal y tenant.</w:t>
+            </w:r>
+          </w:p>
+        </w:tc>
+      </w:tr>
+      <w:tr>
+        <w:trPr>
+          <w:cantSplit/>
+        </w:trPr>
+        <w:tc>
+          <w:tcPr>
+            <w:tcW w:type="dxa" w:w="1800"/>
+            <w:tcBorders>
+              <w:bottom w:val="single" w:sz="4" w:color="D7E2EC"/>
+              <w:start w:val="nil"/>
+              <w:end w:val="nil"/>
+              <w:top w:val="nil"/>
+            </w:tcBorders>
+          </w:tcPr>
+          <w:p>
+            <w:pPr>
+              <w:spacing w:after="40" w:before="40" w:line="259" w:lineRule="auto"/>
+            </w:pPr>
+            <w:r>
+              <w:rPr>
+                <w:rFonts w:ascii="Calibri" w:hAnsi="Calibri"/>
+                <w:b/>
+                <w:color w:val="0B2545"/>
+                <w:sz w:val="16"/>
+              </w:rPr>
+              <w:t>Commercial</w:t>
+            </w:r>
+          </w:p>
+        </w:tc>
+        <w:tc>
+          <w:tcPr>
+            <w:tcW w:type="dxa" w:w="5160"/>
+            <w:tcBorders>
+              <w:bottom w:val="single" w:sz="4" w:color="D7E2EC"/>
+              <w:start w:val="nil"/>
+              <w:end w:val="nil"/>
+              <w:top w:val="nil"/>
+            </w:tcBorders>
+          </w:tcPr>
+          <w:p>
+            <w:pPr>
+              <w:spacing w:after="40" w:before="40" w:line="259" w:lineRule="auto"/>
+            </w:pPr>
+            <w:r>
+              <w:rPr>
+                <w:rFonts w:ascii="Calibri" w:hAnsi="Calibri"/>
+                <w:b w:val="0"/>
+                <w:color w:val="000000"/>
+                <w:sz w:val="16"/>
+              </w:rPr>
+              <w:t>Planes, checkout, confirmación, webhook, activación y descarga.</w:t>
+            </w:r>
+          </w:p>
+        </w:tc>
+        <w:tc>
+          <w:tcPr>
+            <w:tcW w:type="dxa" w:w="2400"/>
+            <w:tcBorders>
+              <w:bottom w:val="single" w:sz="4" w:color="D7E2EC"/>
+              <w:start w:val="nil"/>
+              <w:end w:val="nil"/>
+              <w:top w:val="nil"/>
+            </w:tcBorders>
+          </w:tcPr>
+          <w:p>
+            <w:pPr>
+              <w:spacing w:after="40" w:before="40" w:line="259" w:lineRule="auto"/>
+            </w:pPr>
+            <w:r>
+              <w:rPr>
+                <w:rFonts w:ascii="Calibri" w:hAnsi="Calibri"/>
+                <w:b w:val="0"/>
+                <w:color w:val="000000"/>
+                <w:sz w:val="16"/>
+              </w:rPr>
+              <w:t>Permiso de facturación e idempotencia.</w:t>
+            </w:r>
+          </w:p>
+        </w:tc>
+      </w:tr>
+      <w:tr>
+        <w:trPr>
+          <w:cantSplit/>
+        </w:trPr>
+        <w:tc>
+          <w:tcPr>
+            <w:tcW w:type="dxa" w:w="1800"/>
+            <w:shd w:fill="F7F9FC"/>
+            <w:tcBorders>
+              <w:bottom w:val="single" w:sz="4" w:color="D7E2EC"/>
+              <w:start w:val="nil"/>
+              <w:end w:val="nil"/>
+              <w:top w:val="nil"/>
+            </w:tcBorders>
+          </w:tcPr>
+          <w:p>
+            <w:pPr>
+              <w:spacing w:after="40" w:before="40" w:line="259" w:lineRule="auto"/>
+            </w:pPr>
+            <w:r>
+              <w:rPr>
+                <w:rFonts w:ascii="Calibri" w:hAnsi="Calibri"/>
+                <w:b/>
+                <w:color w:val="0B2545"/>
+                <w:sz w:val="16"/>
+              </w:rPr>
+              <w:t>Account</w:t>
+            </w:r>
+          </w:p>
+        </w:tc>
+        <w:tc>
+          <w:tcPr>
+            <w:tcW w:type="dxa" w:w="5160"/>
+            <w:shd w:fill="F7F9FC"/>
+            <w:tcBorders>
+              <w:bottom w:val="single" w:sz="4" w:color="D7E2EC"/>
+              <w:start w:val="nil"/>
+              <w:end w:val="nil"/>
+              <w:top w:val="nil"/>
+            </w:tcBorders>
+          </w:tcPr>
+          <w:p>
+            <w:pPr>
+              <w:spacing w:after="40" w:before="40" w:line="259" w:lineRule="auto"/>
+            </w:pPr>
+            <w:r>
+              <w:rPr>
+                <w:rFonts w:ascii="Calibri" w:hAnsi="Calibri"/>
+                <w:b w:val="0"/>
+                <w:color w:val="000000"/>
+                <w:sz w:val="16"/>
+              </w:rPr>
+              <w:t>Suscripción, plan, cancelación, facturas y sesiones.</w:t>
+            </w:r>
+          </w:p>
+        </w:tc>
+        <w:tc>
+          <w:tcPr>
+            <w:tcW w:type="dxa" w:w="2400"/>
+            <w:shd w:fill="F7F9FC"/>
+            <w:tcBorders>
+              <w:bottom w:val="single" w:sz="4" w:color="D7E2EC"/>
+              <w:start w:val="nil"/>
+              <w:end w:val="nil"/>
+              <w:top w:val="nil"/>
+            </w:tcBorders>
+          </w:tcPr>
+          <w:p>
+            <w:pPr>
+              <w:spacing w:after="40" w:before="40" w:line="259" w:lineRule="auto"/>
+            </w:pPr>
+            <w:r>
+              <w:rPr>
+                <w:rFonts w:ascii="Calibri" w:hAnsi="Calibri"/>
+                <w:b w:val="0"/>
+                <w:color w:val="000000"/>
+                <w:sz w:val="16"/>
+              </w:rPr>
+              <w:t>Propiedad de cuenta y auditoría.</w:t>
+            </w:r>
+          </w:p>
+        </w:tc>
+      </w:tr>
+      <w:tr>
+        <w:trPr>
+          <w:cantSplit/>
+        </w:trPr>
+        <w:tc>
+          <w:tcPr>
+            <w:tcW w:type="dxa" w:w="1800"/>
+            <w:tcBorders>
+              <w:bottom w:val="single" w:sz="4" w:color="D7E2EC"/>
+              <w:start w:val="nil"/>
+              <w:end w:val="nil"/>
+              <w:top w:val="nil"/>
+            </w:tcBorders>
+          </w:tcPr>
+          <w:p>
+            <w:pPr>
+              <w:spacing w:after="40" w:before="40" w:line="259" w:lineRule="auto"/>
+            </w:pPr>
+            <w:r>
+              <w:rPr>
+                <w:rFonts w:ascii="Calibri" w:hAnsi="Calibri"/>
+                <w:b/>
+                <w:color w:val="0B2545"/>
+                <w:sz w:val="16"/>
+              </w:rPr>
+              <w:t>Navigation</w:t>
+            </w:r>
+          </w:p>
+        </w:tc>
+        <w:tc>
+          <w:tcPr>
+            <w:tcW w:type="dxa" w:w="5160"/>
+            <w:tcBorders>
+              <w:bottom w:val="single" w:sz="4" w:color="D7E2EC"/>
+              <w:start w:val="nil"/>
+              <w:end w:val="nil"/>
+              <w:top w:val="nil"/>
+            </w:tcBorders>
+          </w:tcPr>
+          <w:p>
+            <w:pPr>
+              <w:spacing w:after="40" w:before="40" w:line="259" w:lineRule="auto"/>
+            </w:pPr>
+            <w:r>
+              <w:rPr>
+                <w:rFonts w:ascii="Calibri" w:hAnsi="Calibri"/>
+                <w:b w:val="0"/>
+                <w:color w:val="000000"/>
+                <w:sz w:val="16"/>
+              </w:rPr>
+              <w:t>Búsqueda, plan, rutas, asignación, sesiones, posiciones y métricas.</w:t>
+            </w:r>
+          </w:p>
+        </w:tc>
+        <w:tc>
+          <w:tcPr>
+            <w:tcW w:type="dxa" w:w="2400"/>
+            <w:tcBorders>
+              <w:bottom w:val="single" w:sz="4" w:color="D7E2EC"/>
+              <w:start w:val="nil"/>
+              <w:end w:val="nil"/>
+              <w:top w:val="nil"/>
+            </w:tcBorders>
+          </w:tcPr>
+          <w:p>
+            <w:pPr>
+              <w:spacing w:after="40" w:before="40" w:line="259" w:lineRule="auto"/>
+            </w:pPr>
+            <w:r>
+              <w:rPr>
+                <w:rFonts w:ascii="Calibri" w:hAnsi="Calibri"/>
+                <w:b w:val="0"/>
+                <w:color w:val="000000"/>
+                <w:sz w:val="16"/>
+              </w:rPr>
+              <w:t>Acceso operacional y validación GPS.</w:t>
+            </w:r>
+          </w:p>
+        </w:tc>
+      </w:tr>
+      <w:tr>
+        <w:trPr>
+          <w:cantSplit/>
+        </w:trPr>
+        <w:tc>
+          <w:tcPr>
+            <w:tcW w:type="dxa" w:w="1800"/>
+            <w:shd w:fill="F7F9FC"/>
+            <w:tcBorders>
+              <w:bottom w:val="single" w:sz="4" w:color="D7E2EC"/>
+              <w:start w:val="nil"/>
+              <w:end w:val="nil"/>
+              <w:top w:val="nil"/>
+            </w:tcBorders>
+          </w:tcPr>
+          <w:p>
+            <w:pPr>
+              <w:spacing w:after="40" w:before="40" w:line="259" w:lineRule="auto"/>
+            </w:pPr>
+            <w:r>
+              <w:rPr>
+                <w:rFonts w:ascii="Calibri" w:hAnsi="Calibri"/>
+                <w:b/>
+                <w:color w:val="0B2545"/>
+                <w:sz w:val="16"/>
+              </w:rPr>
+              <w:t>RTC</w:t>
+            </w:r>
+          </w:p>
+        </w:tc>
+        <w:tc>
+          <w:tcPr>
+            <w:tcW w:type="dxa" w:w="5160"/>
+            <w:shd w:fill="F7F9FC"/>
+            <w:tcBorders>
+              <w:bottom w:val="single" w:sz="4" w:color="D7E2EC"/>
+              <w:start w:val="nil"/>
+              <w:end w:val="nil"/>
+              <w:top w:val="nil"/>
+            </w:tcBorders>
+          </w:tcPr>
+          <w:p>
+            <w:pPr>
+              <w:spacing w:after="40" w:before="40" w:line="259" w:lineRule="auto"/>
+            </w:pPr>
+            <w:r>
+              <w:rPr>
+                <w:rFonts w:ascii="Calibri" w:hAnsi="Calibri"/>
+                <w:b w:val="0"/>
+                <w:color w:val="000000"/>
+                <w:sz w:val="16"/>
+              </w:rPr>
+              <w:t>Configuración ICE y consulta administrativa de sesiones.</w:t>
+            </w:r>
+          </w:p>
+        </w:tc>
+        <w:tc>
+          <w:tcPr>
+            <w:tcW w:type="dxa" w:w="2400"/>
+            <w:shd w:fill="F7F9FC"/>
+            <w:tcBorders>
+              <w:bottom w:val="single" w:sz="4" w:color="D7E2EC"/>
+              <w:start w:val="nil"/>
+              <w:end w:val="nil"/>
+              <w:top w:val="nil"/>
+            </w:tcBorders>
+          </w:tcPr>
+          <w:p>
+            <w:pPr>
+              <w:spacing w:after="40" w:before="40" w:line="259" w:lineRule="auto"/>
+            </w:pPr>
+            <w:r>
+              <w:rPr>
+                <w:rFonts w:ascii="Calibri" w:hAnsi="Calibri"/>
+                <w:b w:val="0"/>
+                <w:color w:val="000000"/>
+                <w:sz w:val="16"/>
+              </w:rPr>
+              <w:t>STUN/TURN y CDR.</w:t>
+            </w:r>
+          </w:p>
+        </w:tc>
+      </w:tr>
+      <w:tr>
+        <w:trPr>
+          <w:cantSplit/>
+        </w:trPr>
+        <w:tc>
+          <w:tcPr>
+            <w:tcW w:type="dxa" w:w="1800"/>
+            <w:tcBorders>
+              <w:bottom w:val="single" w:sz="4" w:color="D7E2EC"/>
+              <w:start w:val="nil"/>
+              <w:end w:val="nil"/>
+              <w:top w:val="nil"/>
+            </w:tcBorders>
+          </w:tcPr>
+          <w:p>
+            <w:pPr>
+              <w:spacing w:after="40" w:before="40" w:line="259" w:lineRule="auto"/>
+            </w:pPr>
+            <w:r>
+              <w:rPr>
+                <w:rFonts w:ascii="Calibri" w:hAnsi="Calibri"/>
+                <w:b/>
+                <w:color w:val="0B2545"/>
+                <w:sz w:val="16"/>
+              </w:rPr>
+              <w:t>Notifications</w:t>
+            </w:r>
+          </w:p>
+        </w:tc>
+        <w:tc>
+          <w:tcPr>
+            <w:tcW w:type="dxa" w:w="5160"/>
+            <w:tcBorders>
+              <w:bottom w:val="single" w:sz="4" w:color="D7E2EC"/>
+              <w:start w:val="nil"/>
+              <w:end w:val="nil"/>
+              <w:top w:val="nil"/>
+            </w:tcBorders>
+          </w:tcPr>
+          <w:p>
+            <w:pPr>
+              <w:spacing w:after="40" w:before="40" w:line="259" w:lineRule="auto"/>
+            </w:pPr>
+            <w:r>
+              <w:rPr>
+                <w:rFonts w:ascii="Calibri" w:hAnsi="Calibri"/>
+                <w:b w:val="0"/>
+                <w:color w:val="000000"/>
+                <w:sz w:val="16"/>
+              </w:rPr>
+              <w:t>Persistencia, lectura, suscripciones push y entrega.</w:t>
+            </w:r>
+          </w:p>
+        </w:tc>
+        <w:tc>
+          <w:tcPr>
+            <w:tcW w:type="dxa" w:w="2400"/>
+            <w:tcBorders>
+              <w:bottom w:val="single" w:sz="4" w:color="D7E2EC"/>
+              <w:start w:val="nil"/>
+              <w:end w:val="nil"/>
+              <w:top w:val="nil"/>
+            </w:tcBorders>
+          </w:tcPr>
+          <w:p>
+            <w:pPr>
+              <w:spacing w:after="40" w:before="40" w:line="259" w:lineRule="auto"/>
+            </w:pPr>
+            <w:r>
+              <w:rPr>
+                <w:rFonts w:ascii="Calibri" w:hAnsi="Calibri"/>
+                <w:b w:val="0"/>
+                <w:color w:val="000000"/>
+                <w:sz w:val="16"/>
+              </w:rPr>
+              <w:t>Destinatarios por usuario/rol.</w:t>
+            </w:r>
+          </w:p>
+        </w:tc>
+      </w:tr>
+      <w:tr>
+        <w:trPr>
+          <w:cantSplit/>
+        </w:trPr>
+        <w:tc>
+          <w:tcPr>
+            <w:tcW w:type="dxa" w:w="1800"/>
+            <w:shd w:fill="F7F9FC"/>
+            <w:tcBorders>
+              <w:bottom w:val="single" w:sz="4" w:color="D7E2EC"/>
+              <w:start w:val="nil"/>
+              <w:end w:val="nil"/>
+              <w:top w:val="nil"/>
+            </w:tcBorders>
+          </w:tcPr>
+          <w:p>
+            <w:pPr>
+              <w:spacing w:after="40" w:before="40" w:line="259" w:lineRule="auto"/>
+            </w:pPr>
+            <w:r>
+              <w:rPr>
+                <w:rFonts w:ascii="Calibri" w:hAnsi="Calibri"/>
+                <w:b/>
+                <w:color w:val="0B2545"/>
+                <w:sz w:val="16"/>
+              </w:rPr>
+              <w:t>Communication</w:t>
+            </w:r>
+          </w:p>
+        </w:tc>
+        <w:tc>
+          <w:tcPr>
+            <w:tcW w:type="dxa" w:w="5160"/>
+            <w:shd w:fill="F7F9FC"/>
+            <w:tcBorders>
+              <w:bottom w:val="single" w:sz="4" w:color="D7E2EC"/>
+              <w:start w:val="nil"/>
+              <w:end w:val="nil"/>
+              <w:top w:val="nil"/>
+            </w:tcBorders>
+          </w:tcPr>
+          <w:p>
+            <w:pPr>
+              <w:spacing w:after="40" w:before="40" w:line="259" w:lineRule="auto"/>
+            </w:pPr>
+            <w:r>
+              <w:rPr>
+                <w:rFonts w:ascii="Calibri" w:hAnsi="Calibri"/>
+                <w:b w:val="0"/>
+                <w:color w:val="000000"/>
+                <w:sz w:val="16"/>
+              </w:rPr>
+              <w:t>Plantillas, proveedor, cola, historial, métricas y reintento.</w:t>
+            </w:r>
+          </w:p>
+        </w:tc>
+        <w:tc>
+          <w:tcPr>
+            <w:tcW w:type="dxa" w:w="2400"/>
+            <w:shd w:fill="F7F9FC"/>
+            <w:tcBorders>
+              <w:bottom w:val="single" w:sz="4" w:color="D7E2EC"/>
+              <w:start w:val="nil"/>
+              <w:end w:val="nil"/>
+              <w:top w:val="nil"/>
+            </w:tcBorders>
+          </w:tcPr>
+          <w:p>
+            <w:pPr>
+              <w:spacing w:after="40" w:before="40" w:line="259" w:lineRule="auto"/>
+            </w:pPr>
+            <w:r>
+              <w:rPr>
+                <w:rFonts w:ascii="Calibri" w:hAnsi="Calibri"/>
+                <w:b w:val="0"/>
+                <w:color w:val="000000"/>
+                <w:sz w:val="16"/>
+              </w:rPr>
+              <w:t>Configuración segura de correo.</w:t>
+            </w:r>
+          </w:p>
+        </w:tc>
+      </w:tr>
+    </w:tbl>
+    <w:p/>
+    <w:p>
+      <w:pPr>
+        <w:pStyle w:val="Heading3"/>
+      </w:pPr>
+      <w:r>
+        <w:t>Procesamiento de una operación típica</w:t>
+      </w:r>
+    </w:p>
+    <w:p>
+      <w:pPr>
+        <w:pStyle w:val="ListBullet"/>
+        <w:spacing w:after="80"/>
+      </w:pPr>
+      <w:r>
+        <w:t>La solicitud entra con un trace id y pasa por autenticación cuando el recurso lo exige.</w:t>
+      </w:r>
+    </w:p>
+    <w:p>
+      <w:pPr>
+        <w:pStyle w:val="ListBullet"/>
+        <w:spacing w:after="80"/>
+      </w:pPr>
+      <w:r>
+        <w:t>El middleware recupera identidad, rol y organización y rechaza accesos fuera de alcance.</w:t>
+      </w:r>
+    </w:p>
+    <w:p>
+      <w:pPr>
+        <w:pStyle w:val="ListBullet"/>
+        <w:spacing w:after="80"/>
+      </w:pPr>
+      <w:r>
+        <w:t>La ruta valida el payload y delega la operación a un servicio o store.</w:t>
+      </w:r>
+    </w:p>
+    <w:p>
+      <w:pPr>
+        <w:pStyle w:val="ListBullet"/>
+        <w:spacing w:after="80"/>
+      </w:pPr>
+      <w:r>
+        <w:t>La regla comprueba transición de estado, pertenencia e idempotencia cuando aplica.</w:t>
+      </w:r>
+    </w:p>
+    <w:p>
+      <w:pPr>
+        <w:pStyle w:val="ListBullet"/>
+        <w:spacing w:after="80"/>
+      </w:pPr>
+      <w:r>
+        <w:t>La persistencia se actualiza y la respuesta se normaliza para el cliente.</w:t>
+      </w:r>
+    </w:p>
+    <w:p>
+      <w:pPr>
+        <w:pStyle w:val="ListBullet"/>
+        <w:spacing w:after="80"/>
+      </w:pPr>
+      <w:r>
+        <w:t>Si el cambio afecta a terceros se emite un evento a salas autorizadas y se registra telemetría.</w:t>
+      </w:r>
+    </w:p>
+    <w:p>
+      <w:pPr>
+        <w:pStyle w:val="ListBullet"/>
+        <w:spacing w:after="80"/>
+      </w:pPr>
+      <w:r>
+        <w:t>Las integraciones externas devuelven un estado explícito; el fallo se registra sin ocultarlo como éxito.</w:t>
+      </w:r>
+    </w:p>
+    <w:p>
+      <w:pPr>
+        <w:pStyle w:val="Heading3"/>
+      </w:pPr>
+      <w:r>
+        <w:t>Problemas atendidos</w:t>
+      </w:r>
+    </w:p>
+    <w:p>
+      <w:pPr>
+        <w:spacing w:after="120" w:line="264" w:lineRule="auto"/>
+      </w:pPr>
+      <w:r>
+        <w:rPr>
+          <w:rFonts w:ascii="Calibri" w:hAnsi="Calibri"/>
+          <w:color w:val="000000"/>
+          <w:sz w:val="22"/>
+        </w:rPr>
+        <w:t>Los ajustes recientes sobre suscripción activa y activación de conductor atacan un problema común en plataformas con varios módulos: dos representaciones del mismo estado pueden divergir. La corrección busca que la cuenta, el portal y el acceso operativo compartan una interpretación. Del mismo modo, las mejoras de geolocalización y tracking refuerzan la integridad de posiciones y sesiones para que el mapa no compense errores de datos con lógica visual.</w:t>
+      </w:r>
+    </w:p>
+    <w:p>
+      <w:pPr>
+        <w:pStyle w:val="Heading3"/>
+      </w:pPr>
+      <w:r>
+        <w:t>Pendientes de endurecimiento</w:t>
+      </w:r>
+    </w:p>
+    <w:p>
+      <w:pPr>
+        <w:pStyle w:val="ListBullet"/>
+        <w:spacing w:after="80"/>
+      </w:pPr>
+      <w:r>
+        <w:t>Completar contratos OpenAPI con ejemplos de éxito, error, permisos y transiciones.</w:t>
+      </w:r>
+    </w:p>
+    <w:p>
+      <w:pPr>
+        <w:pStyle w:val="ListBullet"/>
+        <w:spacing w:after="80"/>
+      </w:pPr>
+      <w:r>
+        <w:t>Probar idempotencia bajo reintentos simultáneos de webhook, correo y activación.</w:t>
+      </w:r>
+    </w:p>
+    <w:p>
+      <w:pPr>
+        <w:pStyle w:val="ListBullet"/>
+        <w:spacing w:after="80"/>
+      </w:pPr>
+      <w:r>
+        <w:t>Asegurar índices para consultas por organización, unidad, sesión, fecha y estado.</w:t>
+      </w:r>
+    </w:p>
+    <w:p>
+      <w:pPr>
+        <w:pStyle w:val="ListBullet"/>
+        <w:spacing w:after="80"/>
+      </w:pPr>
+      <w:r>
+        <w:t>Definir retención y anonimización para ubicaciones, eventos y sesiones RTC.</w:t>
+      </w:r>
+    </w:p>
+    <w:p>
+      <w:pPr>
+        <w:pStyle w:val="ListBullet"/>
+        <w:spacing w:after="80"/>
+      </w:pPr>
+      <w:r>
+        <w:t>Incorporar health/readiness específicos de MongoDB, Redis, correo, pagos, mapas y TURN.</w:t>
+      </w:r>
+    </w:p>
+    <w:p>
+      <w:pPr>
+        <w:pStyle w:val="ListBullet"/>
+        <w:spacing w:after="80"/>
+      </w:pPr>
+      <w:r>
+        <w:t>Establecer límites y alertas de latencia para endpoints críticos y emisiones Socket.IO.</w:t>
+      </w:r>
+    </w:p>
+    <w:p>
+      <w:r>
+        <w:br w:type="page"/>
+      </w:r>
+    </w:p>
+    <w:p>
+      <w:pPr>
+        <w:pStyle w:val="Heading2"/>
+      </w:pPr>
+      <w:r>
+        <w:t>7.3 Informe extenso de Frontend</w:t>
+      </w:r>
+    </w:p>
+    <w:p>
+      <w:pPr>
+        <w:pStyle w:val="Heading3"/>
+      </w:pPr>
+      <w:r>
+        <w:t>Aplicación móvil: experiencia operativa</w:t>
+      </w:r>
+    </w:p>
+    <w:p>
+      <w:pPr>
+        <w:spacing w:after="120" w:line="264" w:lineRule="auto"/>
+      </w:pPr>
+      <w:r>
+        <w:rPr>
+          <w:rFonts w:ascii="Calibri" w:hAnsi="Calibri"/>
+          <w:color w:val="000000"/>
+          <w:sz w:val="22"/>
+        </w:rPr>
+        <w:t>La aplicación móvil está diseñada para sesiones prolongadas, cambios de red y operación en movimiento. La navegación por rol evita mostrar acciones administrativas al conductor. El cliente HTTP maneja token, refresh y tiempos de espera, mientras el estado local conserva información necesaria para que una reconexión no obligue a reiniciar toda la experiencia.</w:t>
+      </w:r>
+    </w:p>
+    <w:p>
+      <w:pPr>
+        <w:spacing w:after="120" w:line="264" w:lineRule="auto"/>
+      </w:pPr>
+      <w:r>
+        <w:rPr>
+          <w:rFonts w:ascii="Calibri" w:hAnsi="Calibri"/>
+          <w:color w:val="000000"/>
+          <w:sz w:val="22"/>
+        </w:rPr>
+        <w:t>El mapa evolucionó para representar posición actual, ruta asignada y recorrido con polilínea. Los servicios de ubicación separan adquisición, permisos, envío y visualización. Los paneles muestran estado de seguimiento y acciones disponibles según sesión. Esta separación facilita probar la lógica sin depender totalmente del componente de mapa.</w:t>
+      </w:r>
+    </w:p>
+    <w:p>
+      <w:pPr>
+        <w:pStyle w:val="Heading3"/>
+      </w:pPr>
+      <w:r>
+        <w:t>Portal de ventas: experiencia administrativa</w:t>
+      </w:r>
+    </w:p>
+    <w:p>
+      <w:pPr>
+        <w:spacing w:after="120" w:line="264" w:lineRule="auto"/>
+      </w:pPr>
+      <w:r>
+        <w:rPr>
+          <w:rFonts w:ascii="Calibri" w:hAnsi="Calibri"/>
+          <w:color w:val="000000"/>
+          <w:sz w:val="22"/>
+        </w:rPr>
+        <w:t>El portal reúne la contratación y la administración posterior. El usuario puede revisar plan, pagos, facturas, sesiones y perfil, pero también operar unidades, rutas, usuarios, documentos e incidencias. La navegación debe comunicar claramente cuándo una función depende del plan, del rol o de completar onboarding.</w:t>
+      </w:r>
+    </w:p>
+    <w:p>
+      <w:pPr>
+        <w:spacing w:after="120" w:line="264" w:lineRule="auto"/>
+      </w:pPr>
+      <w:r>
+        <w:rPr>
+          <w:rFonts w:ascii="Calibri" w:hAnsi="Calibri"/>
+          <w:color w:val="000000"/>
+          <w:sz w:val="22"/>
+        </w:rPr>
+        <w:t>El store del portal agrupa cargas relacionadas y aplica eventos en tiempo real. Esta estrategia reduce llamadas repetidas, pero exige invalidar correctamente después de cambios. Las pantallas deben evitar estados intermedios engañosos: una acción que se envía no debe mostrarse confirmada hasta recibir respuesta o evento válido.</w:t>
+      </w:r>
+    </w:p>
+    <w:p>
+      <w:pPr>
+        <w:pStyle w:val="Heading3"/>
+      </w:pPr>
+      <w:r>
+        <w:t>Detalle de trabajo visual y estructural</w:t>
+      </w:r>
+    </w:p>
+    <w:tbl>
+      <w:tblPr>
+        <w:tblW w:type="dxa" w:w="9360"/>
+        <w:jc w:val="left"/>
+        <w:tblLook w:firstColumn="1" w:firstRow="1" w:lastColumn="0" w:lastRow="0" w:noHBand="0" w:noVBand="1" w:val="04A0"/>
+        <w:tblInd w:w="120" w:type="dxa"/>
+        <w:tblLayout w:type="fixed"/>
+      </w:tblPr>
+      <w:tblGrid>
+        <w:gridCol w:w="1600"/>
+        <w:gridCol w:w="5260"/>
+        <w:gridCol w:w="2500"/>
+      </w:tblGrid>
+      <w:tr>
+        <w:trPr>
+          <w:trHeight w:val="480" w:hRule="atLeast"/>
+          <w:tblHeader w:val="true"/>
+          <w:cantSplit/>
+        </w:trPr>
+        <w:tc>
+          <w:tcPr>
+            <w:tcW w:type="dxa" w:w="1600"/>
+            <w:tcMar>
+              <w:top w:w="80" w:type="dxa"/>
+              <w:start w:w="120" w:type="dxa"/>
+              <w:bottom w:w="80" w:type="dxa"/>
+              <w:end w:w="120" w:type="dxa"/>
+            </w:tcMar>
+            <w:vAlign w:val="center"/>
+            <w:shd w:fill="0B2545"/>
+            <w:tcBorders>
+              <w:bottom w:val="single" w:sz="10" w:color="2E74B5"/>
+            </w:tcBorders>
+          </w:tcPr>
+          <w:p>
+            <w:pPr>
+              <w:spacing w:after="0"/>
+              <w:jc w:val="center"/>
+            </w:pPr>
+            <w:r>
+              <w:rPr>
+                <w:rFonts w:ascii="Calibri" w:hAnsi="Calibri"/>
+                <w:b/>
+                <w:color w:val="FFFFFF"/>
+                <w:sz w:val="16"/>
+              </w:rPr>
+              <w:t>Frente</w:t>
+            </w:r>
+          </w:p>
+        </w:tc>
+        <w:tc>
+          <w:tcPr>
+            <w:tcW w:type="dxa" w:w="5260"/>
+            <w:tcMar>
+              <w:top w:w="80" w:type="dxa"/>
+              <w:start w:w="120" w:type="dxa"/>
+              <w:bottom w:w="80" w:type="dxa"/>
+              <w:end w:w="120" w:type="dxa"/>
+            </w:tcMar>
+            <w:vAlign w:val="center"/>
+            <w:shd w:fill="0B2545"/>
+            <w:tcBorders>
+              <w:bottom w:val="single" w:sz="10" w:color="2E74B5"/>
+            </w:tcBorders>
+          </w:tcPr>
+          <w:p>
+            <w:pPr>
+              <w:spacing w:after="0"/>
+              <w:jc w:val="center"/>
+            </w:pPr>
+            <w:r>
+              <w:rPr>
+                <w:rFonts w:ascii="Calibri" w:hAnsi="Calibri"/>
+                <w:b/>
+                <w:color w:val="FFFFFF"/>
+                <w:sz w:val="16"/>
+              </w:rPr>
+              <w:t>Trabajo</w:t>
+            </w:r>
+          </w:p>
+        </w:tc>
+        <w:tc>
+          <w:tcPr>
+            <w:tcW w:type="dxa" w:w="2500"/>
+            <w:tcMar>
+              <w:top w:w="80" w:type="dxa"/>
+              <w:start w:w="120" w:type="dxa"/>
+              <w:bottom w:w="80" w:type="dxa"/>
+              <w:end w:w="120" w:type="dxa"/>
+            </w:tcMar>
+            <w:vAlign w:val="center"/>
+            <w:shd w:fill="0B2545"/>
+            <w:tcBorders>
+              <w:bottom w:val="single" w:sz="10" w:color="2E74B5"/>
+            </w:tcBorders>
+          </w:tcPr>
+          <w:p>
+            <w:pPr>
+              <w:spacing w:after="0"/>
+              <w:jc w:val="center"/>
+            </w:pPr>
+            <w:r>
+              <w:rPr>
+                <w:rFonts w:ascii="Calibri" w:hAnsi="Calibri"/>
+                <w:b/>
+                <w:color w:val="FFFFFF"/>
+                <w:sz w:val="16"/>
+              </w:rPr>
+              <w:t>Beneficio</w:t>
+            </w:r>
+          </w:p>
+        </w:tc>
+      </w:tr>
+      <w:tr>
+        <w:trPr>
+          <w:cantSplit/>
+        </w:trPr>
+        <w:tc>
+          <w:tcPr>
+            <w:tcW w:type="dxa" w:w="1600"/>
+            <w:tcBorders>
+              <w:bottom w:val="single" w:sz="4" w:color="D7E2EC"/>
+              <w:start w:val="nil"/>
+              <w:end w:val="nil"/>
+              <w:top w:val="nil"/>
+            </w:tcBorders>
+          </w:tcPr>
+          <w:p>
+            <w:pPr>
+              <w:spacing w:after="40" w:before="40" w:line="259" w:lineRule="auto"/>
+            </w:pPr>
+            <w:r>
+              <w:rPr>
+                <w:rFonts w:ascii="Calibri" w:hAnsi="Calibri"/>
+                <w:b/>
+                <w:color w:val="0B2545"/>
+                <w:sz w:val="16"/>
+              </w:rPr>
+              <w:t>Mapas</w:t>
+            </w:r>
+          </w:p>
+        </w:tc>
+        <w:tc>
+          <w:tcPr>
+            <w:tcW w:type="dxa" w:w="5260"/>
+            <w:tcBorders>
+              <w:bottom w:val="single" w:sz="4" w:color="D7E2EC"/>
+              <w:start w:val="nil"/>
+              <w:end w:val="nil"/>
+              <w:top w:val="nil"/>
+            </w:tcBorders>
+          </w:tcPr>
+          <w:p>
+            <w:pPr>
+              <w:spacing w:after="40" w:before="40" w:line="259" w:lineRule="auto"/>
+            </w:pPr>
+            <w:r>
+              <w:rPr>
+                <w:rFonts w:ascii="Calibri" w:hAnsi="Calibri"/>
+                <w:b w:val="0"/>
+                <w:color w:val="000000"/>
+                <w:sz w:val="16"/>
+              </w:rPr>
+              <w:t>Seguimiento, geometría, polilíneas y miniaturas de ruta.</w:t>
+            </w:r>
+          </w:p>
+        </w:tc>
+        <w:tc>
+          <w:tcPr>
+            <w:tcW w:type="dxa" w:w="2500"/>
+            <w:tcBorders>
+              <w:bottom w:val="single" w:sz="4" w:color="D7E2EC"/>
+              <w:start w:val="nil"/>
+              <w:end w:val="nil"/>
+              <w:top w:val="nil"/>
+            </w:tcBorders>
+          </w:tcPr>
+          <w:p>
+            <w:pPr>
+              <w:spacing w:after="40" w:before="40" w:line="259" w:lineRule="auto"/>
+            </w:pPr>
+            <w:r>
+              <w:rPr>
+                <w:rFonts w:ascii="Calibri" w:hAnsi="Calibri"/>
+                <w:b w:val="0"/>
+                <w:color w:val="000000"/>
+                <w:sz w:val="16"/>
+              </w:rPr>
+              <w:t>Mejor comprensión espacial.</w:t>
+            </w:r>
+          </w:p>
+        </w:tc>
+      </w:tr>
+      <w:tr>
+        <w:trPr>
+          <w:cantSplit/>
+        </w:trPr>
+        <w:tc>
+          <w:tcPr>
+            <w:tcW w:type="dxa" w:w="1600"/>
+            <w:shd w:fill="F7F9FC"/>
+            <w:tcBorders>
+              <w:bottom w:val="single" w:sz="4" w:color="D7E2EC"/>
+              <w:start w:val="nil"/>
+              <w:end w:val="nil"/>
+              <w:top w:val="nil"/>
+            </w:tcBorders>
+          </w:tcPr>
+          <w:p>
+            <w:pPr>
+              <w:spacing w:after="40" w:before="40" w:line="259" w:lineRule="auto"/>
+            </w:pPr>
+            <w:r>
+              <w:rPr>
+                <w:rFonts w:ascii="Calibri" w:hAnsi="Calibri"/>
+                <w:b/>
+                <w:color w:val="0B2545"/>
+                <w:sz w:val="16"/>
+              </w:rPr>
+              <w:t>Paneles</w:t>
+            </w:r>
+          </w:p>
+        </w:tc>
+        <w:tc>
+          <w:tcPr>
+            <w:tcW w:type="dxa" w:w="5260"/>
+            <w:shd w:fill="F7F9FC"/>
+            <w:tcBorders>
+              <w:bottom w:val="single" w:sz="4" w:color="D7E2EC"/>
+              <w:start w:val="nil"/>
+              <w:end w:val="nil"/>
+              <w:top w:val="nil"/>
+            </w:tcBorders>
+          </w:tcPr>
+          <w:p>
+            <w:pPr>
+              <w:spacing w:after="40" w:before="40" w:line="259" w:lineRule="auto"/>
+            </w:pPr>
+            <w:r>
+              <w:rPr>
+                <w:rFonts w:ascii="Calibri" w:hAnsi="Calibri"/>
+                <w:b w:val="0"/>
+                <w:color w:val="000000"/>
+                <w:sz w:val="16"/>
+              </w:rPr>
+              <w:t>Controles contextuales y métricas operativas.</w:t>
+            </w:r>
+          </w:p>
+        </w:tc>
+        <w:tc>
+          <w:tcPr>
+            <w:tcW w:type="dxa" w:w="2500"/>
+            <w:shd w:fill="F7F9FC"/>
+            <w:tcBorders>
+              <w:bottom w:val="single" w:sz="4" w:color="D7E2EC"/>
+              <w:start w:val="nil"/>
+              <w:end w:val="nil"/>
+              <w:top w:val="nil"/>
+            </w:tcBorders>
+          </w:tcPr>
+          <w:p>
+            <w:pPr>
+              <w:spacing w:after="40" w:before="40" w:line="259" w:lineRule="auto"/>
+            </w:pPr>
+            <w:r>
+              <w:rPr>
+                <w:rFonts w:ascii="Calibri" w:hAnsi="Calibri"/>
+                <w:b w:val="0"/>
+                <w:color w:val="000000"/>
+                <w:sz w:val="16"/>
+              </w:rPr>
+              <w:t>Decisión rápida del usuario.</w:t>
+            </w:r>
+          </w:p>
+        </w:tc>
+      </w:tr>
+      <w:tr>
+        <w:trPr>
+          <w:cantSplit/>
+        </w:trPr>
+        <w:tc>
+          <w:tcPr>
+            <w:tcW w:type="dxa" w:w="1600"/>
+            <w:tcBorders>
+              <w:bottom w:val="single" w:sz="4" w:color="D7E2EC"/>
+              <w:start w:val="nil"/>
+              <w:end w:val="nil"/>
+              <w:top w:val="nil"/>
+            </w:tcBorders>
+          </w:tcPr>
+          <w:p>
+            <w:pPr>
+              <w:spacing w:after="40" w:before="40" w:line="259" w:lineRule="auto"/>
+            </w:pPr>
+            <w:r>
+              <w:rPr>
+                <w:rFonts w:ascii="Calibri" w:hAnsi="Calibri"/>
+                <w:b/>
+                <w:color w:val="0B2545"/>
+                <w:sz w:val="16"/>
+              </w:rPr>
+              <w:t>Botones</w:t>
+            </w:r>
+          </w:p>
+        </w:tc>
+        <w:tc>
+          <w:tcPr>
+            <w:tcW w:type="dxa" w:w="5260"/>
+            <w:tcBorders>
+              <w:bottom w:val="single" w:sz="4" w:color="D7E2EC"/>
+              <w:start w:val="nil"/>
+              <w:end w:val="nil"/>
+              <w:top w:val="nil"/>
+            </w:tcBorders>
+          </w:tcPr>
+          <w:p>
+            <w:pPr>
+              <w:spacing w:after="40" w:before="40" w:line="259" w:lineRule="auto"/>
+            </w:pPr>
+            <w:r>
+              <w:rPr>
+                <w:rFonts w:ascii="Calibri" w:hAnsi="Calibri"/>
+                <w:b w:val="0"/>
+                <w:color w:val="000000"/>
+                <w:sz w:val="16"/>
+              </w:rPr>
+              <w:t>Variantes, tamaños, iconos, loading y disabled compartidos.</w:t>
+            </w:r>
+          </w:p>
+        </w:tc>
+        <w:tc>
+          <w:tcPr>
+            <w:tcW w:type="dxa" w:w="2500"/>
+            <w:tcBorders>
+              <w:bottom w:val="single" w:sz="4" w:color="D7E2EC"/>
+              <w:start w:val="nil"/>
+              <w:end w:val="nil"/>
+              <w:top w:val="nil"/>
+            </w:tcBorders>
+          </w:tcPr>
+          <w:p>
+            <w:pPr>
+              <w:spacing w:after="40" w:before="40" w:line="259" w:lineRule="auto"/>
+            </w:pPr>
+            <w:r>
+              <w:rPr>
+                <w:rFonts w:ascii="Calibri" w:hAnsi="Calibri"/>
+                <w:b w:val="0"/>
+                <w:color w:val="000000"/>
+                <w:sz w:val="16"/>
+              </w:rPr>
+              <w:t>Consistencia y menos duplicación.</w:t>
+            </w:r>
+          </w:p>
+        </w:tc>
+      </w:tr>
+      <w:tr>
+        <w:trPr>
+          <w:cantSplit/>
+        </w:trPr>
+        <w:tc>
+          <w:tcPr>
+            <w:tcW w:type="dxa" w:w="1600"/>
+            <w:shd w:fill="F7F9FC"/>
+            <w:tcBorders>
+              <w:bottom w:val="single" w:sz="4" w:color="D7E2EC"/>
+              <w:start w:val="nil"/>
+              <w:end w:val="nil"/>
+              <w:top w:val="nil"/>
+            </w:tcBorders>
+          </w:tcPr>
+          <w:p>
+            <w:pPr>
+              <w:spacing w:after="40" w:before="40" w:line="259" w:lineRule="auto"/>
+            </w:pPr>
+            <w:r>
+              <w:rPr>
+                <w:rFonts w:ascii="Calibri" w:hAnsi="Calibri"/>
+                <w:b/>
+                <w:color w:val="0B2545"/>
+                <w:sz w:val="16"/>
+              </w:rPr>
+              <w:t>Listas</w:t>
+            </w:r>
+          </w:p>
+        </w:tc>
+        <w:tc>
+          <w:tcPr>
+            <w:tcW w:type="dxa" w:w="5260"/>
+            <w:shd w:fill="F7F9FC"/>
+            <w:tcBorders>
+              <w:bottom w:val="single" w:sz="4" w:color="D7E2EC"/>
+              <w:start w:val="nil"/>
+              <w:end w:val="nil"/>
+              <w:top w:val="nil"/>
+            </w:tcBorders>
+          </w:tcPr>
+          <w:p>
+            <w:pPr>
+              <w:spacing w:after="40" w:before="40" w:line="259" w:lineRule="auto"/>
+            </w:pPr>
+            <w:r>
+              <w:rPr>
+                <w:rFonts w:ascii="Calibri" w:hAnsi="Calibri"/>
+                <w:b w:val="0"/>
+                <w:color w:val="000000"/>
+                <w:sz w:val="16"/>
+              </w:rPr>
+              <w:t>Filas componibles con leading, body, meta y actions.</w:t>
+            </w:r>
+          </w:p>
+        </w:tc>
+        <w:tc>
+          <w:tcPr>
+            <w:tcW w:type="dxa" w:w="2500"/>
+            <w:shd w:fill="F7F9FC"/>
+            <w:tcBorders>
+              <w:bottom w:val="single" w:sz="4" w:color="D7E2EC"/>
+              <w:start w:val="nil"/>
+              <w:end w:val="nil"/>
+              <w:top w:val="nil"/>
+            </w:tcBorders>
+          </w:tcPr>
+          <w:p>
+            <w:pPr>
+              <w:spacing w:after="40" w:before="40" w:line="259" w:lineRule="auto"/>
+            </w:pPr>
+            <w:r>
+              <w:rPr>
+                <w:rFonts w:ascii="Calibri" w:hAnsi="Calibri"/>
+                <w:b w:val="0"/>
+                <w:color w:val="000000"/>
+                <w:sz w:val="16"/>
+              </w:rPr>
+              <w:t>Reuso sin acoplar dominios.</w:t>
+            </w:r>
+          </w:p>
+        </w:tc>
+      </w:tr>
+      <w:tr>
+        <w:trPr>
+          <w:cantSplit/>
+        </w:trPr>
+        <w:tc>
+          <w:tcPr>
+            <w:tcW w:type="dxa" w:w="1600"/>
+            <w:tcBorders>
+              <w:bottom w:val="single" w:sz="4" w:color="D7E2EC"/>
+              <w:start w:val="nil"/>
+              <w:end w:val="nil"/>
+              <w:top w:val="nil"/>
+            </w:tcBorders>
+          </w:tcPr>
+          <w:p>
+            <w:pPr>
+              <w:spacing w:after="40" w:before="40" w:line="259" w:lineRule="auto"/>
+            </w:pPr>
+            <w:r>
+              <w:rPr>
+                <w:rFonts w:ascii="Calibri" w:hAnsi="Calibri"/>
+                <w:b/>
+                <w:color w:val="0B2545"/>
+                <w:sz w:val="16"/>
+              </w:rPr>
+              <w:t>Errores</w:t>
+            </w:r>
+          </w:p>
+        </w:tc>
+        <w:tc>
+          <w:tcPr>
+            <w:tcW w:type="dxa" w:w="5260"/>
+            <w:tcBorders>
+              <w:bottom w:val="single" w:sz="4" w:color="D7E2EC"/>
+              <w:start w:val="nil"/>
+              <w:end w:val="nil"/>
+              <w:top w:val="nil"/>
+            </w:tcBorders>
+          </w:tcPr>
+          <w:p>
+            <w:pPr>
+              <w:spacing w:after="40" w:before="40" w:line="259" w:lineRule="auto"/>
+            </w:pPr>
+            <w:r>
+              <w:rPr>
+                <w:rFonts w:ascii="Calibri" w:hAnsi="Calibri"/>
+                <w:b w:val="0"/>
+                <w:color w:val="000000"/>
+                <w:sz w:val="16"/>
+              </w:rPr>
+              <w:t>Error boundary y mensajes por pantalla.</w:t>
+            </w:r>
+          </w:p>
+        </w:tc>
+        <w:tc>
+          <w:tcPr>
+            <w:tcW w:type="dxa" w:w="2500"/>
+            <w:tcBorders>
+              <w:bottom w:val="single" w:sz="4" w:color="D7E2EC"/>
+              <w:start w:val="nil"/>
+              <w:end w:val="nil"/>
+              <w:top w:val="nil"/>
+            </w:tcBorders>
+          </w:tcPr>
+          <w:p>
+            <w:pPr>
+              <w:spacing w:after="40" w:before="40" w:line="259" w:lineRule="auto"/>
+            </w:pPr>
+            <w:r>
+              <w:rPr>
+                <w:rFonts w:ascii="Calibri" w:hAnsi="Calibri"/>
+                <w:b w:val="0"/>
+                <w:color w:val="000000"/>
+                <w:sz w:val="16"/>
+              </w:rPr>
+              <w:t>Aislamiento de fallos.</w:t>
+            </w:r>
+          </w:p>
+        </w:tc>
+      </w:tr>
+      <w:tr>
+        <w:trPr>
+          <w:cantSplit/>
+        </w:trPr>
+        <w:tc>
+          <w:tcPr>
+            <w:tcW w:type="dxa" w:w="1600"/>
+            <w:shd w:fill="F7F9FC"/>
+            <w:tcBorders>
+              <w:bottom w:val="single" w:sz="4" w:color="D7E2EC"/>
+              <w:start w:val="nil"/>
+              <w:end w:val="nil"/>
+              <w:top w:val="nil"/>
+            </w:tcBorders>
+          </w:tcPr>
+          <w:p>
+            <w:pPr>
+              <w:spacing w:after="40" w:before="40" w:line="259" w:lineRule="auto"/>
+            </w:pPr>
+            <w:r>
+              <w:rPr>
+                <w:rFonts w:ascii="Calibri" w:hAnsi="Calibri"/>
+                <w:b/>
+                <w:color w:val="0B2545"/>
+                <w:sz w:val="16"/>
+              </w:rPr>
+              <w:t>Responsive</w:t>
+            </w:r>
+          </w:p>
+        </w:tc>
+        <w:tc>
+          <w:tcPr>
+            <w:tcW w:type="dxa" w:w="5260"/>
+            <w:shd w:fill="F7F9FC"/>
+            <w:tcBorders>
+              <w:bottom w:val="single" w:sz="4" w:color="D7E2EC"/>
+              <w:start w:val="nil"/>
+              <w:end w:val="nil"/>
+              <w:top w:val="nil"/>
+            </w:tcBorders>
+          </w:tcPr>
+          <w:p>
+            <w:pPr>
+              <w:spacing w:after="40" w:before="40" w:line="259" w:lineRule="auto"/>
+            </w:pPr>
+            <w:r>
+              <w:rPr>
+                <w:rFonts w:ascii="Calibri" w:hAnsi="Calibri"/>
+                <w:b w:val="0"/>
+                <w:color w:val="000000"/>
+                <w:sz w:val="16"/>
+              </w:rPr>
+              <w:t>Composición web sobre React Native Web.</w:t>
+            </w:r>
+          </w:p>
+        </w:tc>
+        <w:tc>
+          <w:tcPr>
+            <w:tcW w:type="dxa" w:w="2500"/>
+            <w:shd w:fill="F7F9FC"/>
+            <w:tcBorders>
+              <w:bottom w:val="single" w:sz="4" w:color="D7E2EC"/>
+              <w:start w:val="nil"/>
+              <w:end w:val="nil"/>
+              <w:top w:val="nil"/>
+            </w:tcBorders>
+          </w:tcPr>
+          <w:p>
+            <w:pPr>
+              <w:spacing w:after="40" w:before="40" w:line="259" w:lineRule="auto"/>
+            </w:pPr>
+            <w:r>
+              <w:rPr>
+                <w:rFonts w:ascii="Calibri" w:hAnsi="Calibri"/>
+                <w:b w:val="0"/>
+                <w:color w:val="000000"/>
+                <w:sz w:val="16"/>
+              </w:rPr>
+              <w:t>Una base visual adaptable.</w:t>
+            </w:r>
+          </w:p>
+        </w:tc>
+      </w:tr>
+      <w:tr>
+        <w:trPr>
+          <w:cantSplit/>
+        </w:trPr>
+        <w:tc>
+          <w:tcPr>
+            <w:tcW w:type="dxa" w:w="1600"/>
+            <w:tcBorders>
+              <w:bottom w:val="single" w:sz="4" w:color="D7E2EC"/>
+              <w:start w:val="nil"/>
+              <w:end w:val="nil"/>
+              <w:top w:val="nil"/>
+            </w:tcBorders>
+          </w:tcPr>
+          <w:p>
+            <w:pPr>
+              <w:spacing w:after="40" w:before="40" w:line="259" w:lineRule="auto"/>
+            </w:pPr>
+            <w:r>
+              <w:rPr>
+                <w:rFonts w:ascii="Calibri" w:hAnsi="Calibri"/>
+                <w:b/>
+                <w:color w:val="0B2545"/>
+                <w:sz w:val="16"/>
+              </w:rPr>
+              <w:t>Estado</w:t>
+            </w:r>
+          </w:p>
+        </w:tc>
+        <w:tc>
+          <w:tcPr>
+            <w:tcW w:type="dxa" w:w="5260"/>
+            <w:tcBorders>
+              <w:bottom w:val="single" w:sz="4" w:color="D7E2EC"/>
+              <w:start w:val="nil"/>
+              <w:end w:val="nil"/>
+              <w:top w:val="nil"/>
+            </w:tcBorders>
+          </w:tcPr>
+          <w:p>
+            <w:pPr>
+              <w:spacing w:after="40" w:before="40" w:line="259" w:lineRule="auto"/>
+            </w:pPr>
+            <w:r>
+              <w:rPr>
+                <w:rFonts w:ascii="Calibri" w:hAnsi="Calibri"/>
+                <w:b w:val="0"/>
+                <w:color w:val="000000"/>
+                <w:sz w:val="16"/>
+              </w:rPr>
+              <w:t>Zustand, caché temporal y eventos.</w:t>
+            </w:r>
+          </w:p>
+        </w:tc>
+        <w:tc>
+          <w:tcPr>
+            <w:tcW w:type="dxa" w:w="2500"/>
+            <w:tcBorders>
+              <w:bottom w:val="single" w:sz="4" w:color="D7E2EC"/>
+              <w:start w:val="nil"/>
+              <w:end w:val="nil"/>
+              <w:top w:val="nil"/>
+            </w:tcBorders>
+          </w:tcPr>
+          <w:p>
+            <w:pPr>
+              <w:spacing w:after="40" w:before="40" w:line="259" w:lineRule="auto"/>
+            </w:pPr>
+            <w:r>
+              <w:rPr>
+                <w:rFonts w:ascii="Calibri" w:hAnsi="Calibri"/>
+                <w:b w:val="0"/>
+                <w:color w:val="000000"/>
+                <w:sz w:val="16"/>
+              </w:rPr>
+              <w:t>Sincronización predecible.</w:t>
+            </w:r>
+          </w:p>
+        </w:tc>
+      </w:tr>
+    </w:tbl>
+    <w:p/>
+    <w:p>
+      <w:pPr>
+        <w:pStyle w:val="Heading3"/>
+      </w:pPr>
+      <w:r>
+        <w:t>Casos que requieren especial atención</w:t>
+      </w:r>
+    </w:p>
+    <w:p>
+      <w:pPr>
+        <w:pStyle w:val="ListBullet"/>
+        <w:spacing w:after="80"/>
+      </w:pPr>
+      <w:r>
+        <w:t>Mapas con miles de posiciones o geometrías incompletas, para evitar congelamientos y trazos incorrectos.</w:t>
+      </w:r>
+    </w:p>
+    <w:p>
+      <w:pPr>
+        <w:pStyle w:val="ListBullet"/>
+        <w:spacing w:after="80"/>
+      </w:pPr>
+      <w:r>
+        <w:t>Pantallas abiertas durante un cambio de plan, activación o revocación de sesión.</w:t>
+      </w:r>
+    </w:p>
+    <w:p>
+      <w:pPr>
+        <w:pStyle w:val="ListBullet"/>
+        <w:spacing w:after="80"/>
+      </w:pPr>
+      <w:r>
+        <w:t>Estados vacíos reales frente a errores de red; ambos no deben verse iguales.</w:t>
+      </w:r>
+    </w:p>
+    <w:p>
+      <w:pPr>
+        <w:pStyle w:val="ListBullet"/>
+        <w:spacing w:after="80"/>
+      </w:pPr>
+      <w:r>
+        <w:t>Módulos nativos ausentes en web o en builds incompletos, especialmente WebRTC, ubicación y notificaciones.</w:t>
+      </w:r>
+    </w:p>
+    <w:p>
+      <w:pPr>
+        <w:pStyle w:val="ListBullet"/>
+        <w:spacing w:after="80"/>
+      </w:pPr>
+      <w:r>
+        <w:t>Acciones repetidas por doble clic o reconexión que podrían duplicar una mutación.</w:t>
+      </w:r>
+    </w:p>
+    <w:p>
+      <w:pPr>
+        <w:pStyle w:val="ListBullet"/>
+        <w:spacing w:after="80"/>
+      </w:pPr>
+      <w:r>
+        <w:t>Accesibilidad de tablas, modales, botones de icono, navegación por teclado y contraste.</w:t>
+      </w:r>
+    </w:p>
+    <w:p>
+      <w:pPr>
+        <w:pStyle w:val="Heading3"/>
+      </w:pPr>
+      <w:r>
+        <w:t>Pendientes de frontend</w:t>
+      </w:r>
+    </w:p>
+    <w:p>
+      <w:pPr>
+        <w:spacing w:after="120" w:line="264" w:lineRule="auto"/>
+      </w:pPr>
+      <w:r>
+        <w:rPr>
+          <w:rFonts w:ascii="Calibri" w:hAnsi="Calibri"/>
+          <w:color w:val="000000"/>
+          <w:sz w:val="22"/>
+        </w:rPr>
+        <w:t>El siguiente esfuerzo debe equilibrar unificación visual y validación runtime. Conviene completar componentes compartidos solo cuando existe repetición verificada, migrar pantallas en lotes pequeños y cargar cada ruta con datos reales. En ventas es prioritario añadir pruebas automatizadas, porque typecheck y build no detectan fallos de evaluación de módulos, incompatibilidades de props ni datos que rompen el render.</w:t>
+      </w:r>
+    </w:p>
+    <w:p>
+      <w:r>
+        <w:br w:type="page"/>
+      </w:r>
+    </w:p>
+    <w:p>
+      <w:pPr>
+        <w:pStyle w:val="Heading2"/>
+      </w:pPr>
+      <w:r>
+        <w:t>7.4 Informe extenso del Tester</w:t>
+      </w:r>
+    </w:p>
+    <w:p>
+      <w:pPr>
+        <w:pStyle w:val="Heading3"/>
+      </w:pPr>
+      <w:r>
+        <w:t>Estrategia actual</w:t>
+      </w:r>
+    </w:p>
+    <w:p>
+      <w:pPr>
+        <w:spacing w:after="120" w:line="264" w:lineRule="auto"/>
+      </w:pPr>
+      <w:r>
+        <w:rPr>
+          <w:rFonts w:ascii="Calibri" w:hAnsi="Calibri"/>
+          <w:color w:val="000000"/>
+          <w:sz w:val="22"/>
+        </w:rPr>
+        <w:t>La calidad se aborda en varias capas. Backend contiene pruebas de arquitectura e integración para reglas críticas. La app móvil declara suites Jest para navegación, caché, cifrado, presencia, RTC, ubicación, mapas y radio, además de Playwright y Detox para recorridos. El portal de ventas valida tipos y empaquetado, pero la ausencia de una suite propia deja un riesgo visible en regresiones de pantalla.</w:t>
+      </w:r>
+    </w:p>
+    <w:p>
+      <w:pPr>
+        <w:pStyle w:val="Heading3"/>
+      </w:pPr>
+      <w:r>
+        <w:t>Inventario de áreas de prueba</w:t>
+      </w:r>
+    </w:p>
+    <w:tbl>
+      <w:tblPr>
+        <w:tblW w:type="dxa" w:w="9360"/>
+        <w:jc w:val="left"/>
+        <w:tblLook w:firstColumn="1" w:firstRow="1" w:lastColumn="0" w:lastRow="0" w:noHBand="0" w:noVBand="1" w:val="04A0"/>
+        <w:tblInd w:w="120" w:type="dxa"/>
+        <w:tblLayout w:type="fixed"/>
+      </w:tblPr>
+      <w:tblGrid>
+        <w:gridCol w:w="1700"/>
+        <w:gridCol w:w="4860"/>
+        <w:gridCol w:w="2800"/>
+      </w:tblGrid>
+      <w:tr>
+        <w:trPr>
+          <w:trHeight w:val="480" w:hRule="atLeast"/>
+          <w:tblHeader w:val="true"/>
+          <w:cantSplit/>
+        </w:trPr>
+        <w:tc>
+          <w:tcPr>
+            <w:tcW w:type="dxa" w:w="1700"/>
+            <w:tcMar>
+              <w:top w:w="80" w:type="dxa"/>
+              <w:start w:w="120" w:type="dxa"/>
+              <w:bottom w:w="80" w:type="dxa"/>
+              <w:end w:w="120" w:type="dxa"/>
+            </w:tcMar>
+            <w:vAlign w:val="center"/>
+            <w:shd w:fill="0B2545"/>
+            <w:tcBorders>
+              <w:bottom w:val="single" w:sz="10" w:color="2E74B5"/>
+            </w:tcBorders>
+          </w:tcPr>
+          <w:p>
+            <w:pPr>
+              <w:spacing w:after="0"/>
+              <w:jc w:val="center"/>
+            </w:pPr>
+            <w:r>
+              <w:rPr>
+                <w:rFonts w:ascii="Calibri" w:hAnsi="Calibri"/>
+                <w:b/>
+                <w:color w:val="FFFFFF"/>
+                <w:sz w:val="16"/>
+              </w:rPr>
+              <w:t>Área</w:t>
+            </w:r>
+          </w:p>
+        </w:tc>
+        <w:tc>
+          <w:tcPr>
+            <w:tcW w:type="dxa" w:w="4860"/>
+            <w:tcMar>
+              <w:top w:w="80" w:type="dxa"/>
+              <w:start w:w="120" w:type="dxa"/>
+              <w:bottom w:w="80" w:type="dxa"/>
+              <w:end w:w="120" w:type="dxa"/>
+            </w:tcMar>
+            <w:vAlign w:val="center"/>
+            <w:shd w:fill="0B2545"/>
+            <w:tcBorders>
+              <w:bottom w:val="single" w:sz="10" w:color="2E74B5"/>
+            </w:tcBorders>
+          </w:tcPr>
+          <w:p>
+            <w:pPr>
+              <w:spacing w:after="0"/>
+              <w:jc w:val="center"/>
+            </w:pPr>
+            <w:r>
+              <w:rPr>
+                <w:rFonts w:ascii="Calibri" w:hAnsi="Calibri"/>
+                <w:b/>
+                <w:color w:val="FFFFFF"/>
+                <w:sz w:val="16"/>
+              </w:rPr>
+              <w:t>Cobertura necesaria</w:t>
+            </w:r>
+          </w:p>
+        </w:tc>
+        <w:tc>
+          <w:tcPr>
+            <w:tcW w:type="dxa" w:w="2800"/>
+            <w:tcMar>
+              <w:top w:w="80" w:type="dxa"/>
+              <w:start w:w="120" w:type="dxa"/>
+              <w:bottom w:w="80" w:type="dxa"/>
+              <w:end w:w="120" w:type="dxa"/>
+            </w:tcMar>
+            <w:vAlign w:val="center"/>
+            <w:shd w:fill="0B2545"/>
+            <w:tcBorders>
+              <w:bottom w:val="single" w:sz="10" w:color="2E74B5"/>
+            </w:tcBorders>
+          </w:tcPr>
+          <w:p>
+            <w:pPr>
+              <w:spacing w:after="0"/>
+              <w:jc w:val="center"/>
+            </w:pPr>
+            <w:r>
+              <w:rPr>
+                <w:rFonts w:ascii="Calibri" w:hAnsi="Calibri"/>
+                <w:b/>
+                <w:color w:val="FFFFFF"/>
+                <w:sz w:val="16"/>
+              </w:rPr>
+              <w:t>Riesgo que controla</w:t>
+            </w:r>
+          </w:p>
+        </w:tc>
+      </w:tr>
+      <w:tr>
+        <w:trPr>
+          <w:cantSplit/>
+        </w:trPr>
+        <w:tc>
+          <w:tcPr>
+            <w:tcW w:type="dxa" w:w="1700"/>
+            <w:tcBorders>
+              <w:bottom w:val="single" w:sz="4" w:color="D7E2EC"/>
+              <w:start w:val="nil"/>
+              <w:end w:val="nil"/>
+              <w:top w:val="nil"/>
+            </w:tcBorders>
+          </w:tcPr>
+          <w:p>
+            <w:pPr>
+              <w:spacing w:after="40" w:before="40" w:line="259" w:lineRule="auto"/>
+            </w:pPr>
+            <w:r>
+              <w:rPr>
+                <w:rFonts w:ascii="Calibri" w:hAnsi="Calibri"/>
+                <w:b/>
+                <w:color w:val="0B2545"/>
+                <w:sz w:val="16"/>
+              </w:rPr>
+              <w:t>Seguridad</w:t>
+            </w:r>
+          </w:p>
+        </w:tc>
+        <w:tc>
+          <w:tcPr>
+            <w:tcW w:type="dxa" w:w="4860"/>
+            <w:tcBorders>
+              <w:bottom w:val="single" w:sz="4" w:color="D7E2EC"/>
+              <w:start w:val="nil"/>
+              <w:end w:val="nil"/>
+              <w:top w:val="nil"/>
+            </w:tcBorders>
+          </w:tcPr>
+          <w:p>
+            <w:pPr>
+              <w:spacing w:after="40" w:before="40" w:line="259" w:lineRule="auto"/>
+            </w:pPr>
+            <w:r>
+              <w:rPr>
+                <w:rFonts w:ascii="Calibri" w:hAnsi="Calibri"/>
+                <w:b w:val="0"/>
+                <w:color w:val="000000"/>
+                <w:sz w:val="16"/>
+              </w:rPr>
+              <w:t>Auth, RBAC, tenant, CORS, errores y secretos.</w:t>
+            </w:r>
+          </w:p>
+        </w:tc>
+        <w:tc>
+          <w:tcPr>
+            <w:tcW w:type="dxa" w:w="2800"/>
+            <w:tcBorders>
+              <w:bottom w:val="single" w:sz="4" w:color="D7E2EC"/>
+              <w:start w:val="nil"/>
+              <w:end w:val="nil"/>
+              <w:top w:val="nil"/>
+            </w:tcBorders>
+          </w:tcPr>
+          <w:p>
+            <w:pPr>
+              <w:spacing w:after="40" w:before="40" w:line="259" w:lineRule="auto"/>
+            </w:pPr>
+            <w:r>
+              <w:rPr>
+                <w:rFonts w:ascii="Calibri" w:hAnsi="Calibri"/>
+                <w:b w:val="0"/>
+                <w:color w:val="000000"/>
+                <w:sz w:val="16"/>
+              </w:rPr>
+              <w:t>Acceso indebido o filtración.</w:t>
+            </w:r>
+          </w:p>
+        </w:tc>
+      </w:tr>
+      <w:tr>
+        <w:trPr>
+          <w:cantSplit/>
+        </w:trPr>
+        <w:tc>
+          <w:tcPr>
+            <w:tcW w:type="dxa" w:w="1700"/>
+            <w:shd w:fill="F7F9FC"/>
+            <w:tcBorders>
+              <w:bottom w:val="single" w:sz="4" w:color="D7E2EC"/>
+              <w:start w:val="nil"/>
+              <w:end w:val="nil"/>
+              <w:top w:val="nil"/>
+            </w:tcBorders>
+          </w:tcPr>
+          <w:p>
+            <w:pPr>
+              <w:spacing w:after="40" w:before="40" w:line="259" w:lineRule="auto"/>
+            </w:pPr>
+            <w:r>
+              <w:rPr>
+                <w:rFonts w:ascii="Calibri" w:hAnsi="Calibri"/>
+                <w:b/>
+                <w:color w:val="0B2545"/>
+                <w:sz w:val="16"/>
+              </w:rPr>
+              <w:t>Operación</w:t>
+            </w:r>
+          </w:p>
+        </w:tc>
+        <w:tc>
+          <w:tcPr>
+            <w:tcW w:type="dxa" w:w="4860"/>
+            <w:shd w:fill="F7F9FC"/>
+            <w:tcBorders>
+              <w:bottom w:val="single" w:sz="4" w:color="D7E2EC"/>
+              <w:start w:val="nil"/>
+              <w:end w:val="nil"/>
+              <w:top w:val="nil"/>
+            </w:tcBorders>
+          </w:tcPr>
+          <w:p>
+            <w:pPr>
+              <w:spacing w:after="40" w:before="40" w:line="259" w:lineRule="auto"/>
+            </w:pPr>
+            <w:r>
+              <w:rPr>
+                <w:rFonts w:ascii="Calibri" w:hAnsi="Calibri"/>
+                <w:b w:val="0"/>
+                <w:color w:val="000000"/>
+                <w:sz w:val="16"/>
+              </w:rPr>
+              <w:t>Unidades, asignación, sesión, GPS, ruta y métricas.</w:t>
+            </w:r>
+          </w:p>
+        </w:tc>
+        <w:tc>
+          <w:tcPr>
+            <w:tcW w:type="dxa" w:w="2800"/>
+            <w:shd w:fill="F7F9FC"/>
+            <w:tcBorders>
+              <w:bottom w:val="single" w:sz="4" w:color="D7E2EC"/>
+              <w:start w:val="nil"/>
+              <w:end w:val="nil"/>
+              <w:top w:val="nil"/>
+            </w:tcBorders>
+          </w:tcPr>
+          <w:p>
+            <w:pPr>
+              <w:spacing w:after="40" w:before="40" w:line="259" w:lineRule="auto"/>
+            </w:pPr>
+            <w:r>
+              <w:rPr>
+                <w:rFonts w:ascii="Calibri" w:hAnsi="Calibri"/>
+                <w:b w:val="0"/>
+                <w:color w:val="000000"/>
+                <w:sz w:val="16"/>
+              </w:rPr>
+              <w:t>Seguimiento inconsistente.</w:t>
+            </w:r>
+          </w:p>
+        </w:tc>
+      </w:tr>
+      <w:tr>
+        <w:trPr>
+          <w:cantSplit/>
+        </w:trPr>
+        <w:tc>
+          <w:tcPr>
+            <w:tcW w:type="dxa" w:w="1700"/>
+            <w:tcBorders>
+              <w:bottom w:val="single" w:sz="4" w:color="D7E2EC"/>
+              <w:start w:val="nil"/>
+              <w:end w:val="nil"/>
+              <w:top w:val="nil"/>
+            </w:tcBorders>
+          </w:tcPr>
+          <w:p>
+            <w:pPr>
+              <w:spacing w:after="40" w:before="40" w:line="259" w:lineRule="auto"/>
+            </w:pPr>
+            <w:r>
+              <w:rPr>
+                <w:rFonts w:ascii="Calibri" w:hAnsi="Calibri"/>
+                <w:b/>
+                <w:color w:val="0B2545"/>
+                <w:sz w:val="16"/>
+              </w:rPr>
+              <w:t>Comercial</w:t>
+            </w:r>
+          </w:p>
+        </w:tc>
+        <w:tc>
+          <w:tcPr>
+            <w:tcW w:type="dxa" w:w="4860"/>
+            <w:tcBorders>
+              <w:bottom w:val="single" w:sz="4" w:color="D7E2EC"/>
+              <w:start w:val="nil"/>
+              <w:end w:val="nil"/>
+              <w:top w:val="nil"/>
+            </w:tcBorders>
+          </w:tcPr>
+          <w:p>
+            <w:pPr>
+              <w:spacing w:after="40" w:before="40" w:line="259" w:lineRule="auto"/>
+            </w:pPr>
+            <w:r>
+              <w:rPr>
+                <w:rFonts w:ascii="Calibri" w:hAnsi="Calibri"/>
+                <w:b w:val="0"/>
+                <w:color w:val="000000"/>
+                <w:sz w:val="16"/>
+              </w:rPr>
+              <w:t>Plan, checkout, confirmación, webhook y activación.</w:t>
+            </w:r>
+          </w:p>
+        </w:tc>
+        <w:tc>
+          <w:tcPr>
+            <w:tcW w:type="dxa" w:w="2800"/>
+            <w:tcBorders>
+              <w:bottom w:val="single" w:sz="4" w:color="D7E2EC"/>
+              <w:start w:val="nil"/>
+              <w:end w:val="nil"/>
+              <w:top w:val="nil"/>
+            </w:tcBorders>
+          </w:tcPr>
+          <w:p>
+            <w:pPr>
+              <w:spacing w:after="40" w:before="40" w:line="259" w:lineRule="auto"/>
+            </w:pPr>
+            <w:r>
+              <w:rPr>
+                <w:rFonts w:ascii="Calibri" w:hAnsi="Calibri"/>
+                <w:b w:val="0"/>
+                <w:color w:val="000000"/>
+                <w:sz w:val="16"/>
+              </w:rPr>
+              <w:t>Cobro o acceso incorrecto.</w:t>
+            </w:r>
+          </w:p>
+        </w:tc>
+      </w:tr>
+      <w:tr>
+        <w:trPr>
+          <w:cantSplit/>
+        </w:trPr>
+        <w:tc>
+          <w:tcPr>
+            <w:tcW w:type="dxa" w:w="1700"/>
+            <w:shd w:fill="F7F9FC"/>
+            <w:tcBorders>
+              <w:bottom w:val="single" w:sz="4" w:color="D7E2EC"/>
+              <w:start w:val="nil"/>
+              <w:end w:val="nil"/>
+              <w:top w:val="nil"/>
+            </w:tcBorders>
+          </w:tcPr>
+          <w:p>
+            <w:pPr>
+              <w:spacing w:after="40" w:before="40" w:line="259" w:lineRule="auto"/>
+            </w:pPr>
+            <w:r>
+              <w:rPr>
+                <w:rFonts w:ascii="Calibri" w:hAnsi="Calibri"/>
+                <w:b/>
+                <w:color w:val="0B2545"/>
+                <w:sz w:val="16"/>
+              </w:rPr>
+              <w:t>Comunicación</w:t>
+            </w:r>
+          </w:p>
+        </w:tc>
+        <w:tc>
+          <w:tcPr>
+            <w:tcW w:type="dxa" w:w="4860"/>
+            <w:shd w:fill="F7F9FC"/>
+            <w:tcBorders>
+              <w:bottom w:val="single" w:sz="4" w:color="D7E2EC"/>
+              <w:start w:val="nil"/>
+              <w:end w:val="nil"/>
+              <w:top w:val="nil"/>
+            </w:tcBorders>
+          </w:tcPr>
+          <w:p>
+            <w:pPr>
+              <w:spacing w:after="40" w:before="40" w:line="259" w:lineRule="auto"/>
+            </w:pPr>
+            <w:r>
+              <w:rPr>
+                <w:rFonts w:ascii="Calibri" w:hAnsi="Calibri"/>
+                <w:b w:val="0"/>
+                <w:color w:val="000000"/>
+                <w:sz w:val="16"/>
+              </w:rPr>
+              <w:t>Chat, push, correo, radio y RTC.</w:t>
+            </w:r>
+          </w:p>
+        </w:tc>
+        <w:tc>
+          <w:tcPr>
+            <w:tcW w:type="dxa" w:w="2800"/>
+            <w:shd w:fill="F7F9FC"/>
+            <w:tcBorders>
+              <w:bottom w:val="single" w:sz="4" w:color="D7E2EC"/>
+              <w:start w:val="nil"/>
+              <w:end w:val="nil"/>
+              <w:top w:val="nil"/>
+            </w:tcBorders>
+          </w:tcPr>
+          <w:p>
+            <w:pPr>
+              <w:spacing w:after="40" w:before="40" w:line="259" w:lineRule="auto"/>
+            </w:pPr>
+            <w:r>
+              <w:rPr>
+                <w:rFonts w:ascii="Calibri" w:hAnsi="Calibri"/>
+                <w:b w:val="0"/>
+                <w:color w:val="000000"/>
+                <w:sz w:val="16"/>
+              </w:rPr>
+              <w:t>Mensajes perdidos o duplicados.</w:t>
+            </w:r>
+          </w:p>
+        </w:tc>
+      </w:tr>
+      <w:tr>
+        <w:trPr>
+          <w:cantSplit/>
+        </w:trPr>
+        <w:tc>
+          <w:tcPr>
+            <w:tcW w:type="dxa" w:w="1700"/>
+            <w:tcBorders>
+              <w:bottom w:val="single" w:sz="4" w:color="D7E2EC"/>
+              <w:start w:val="nil"/>
+              <w:end w:val="nil"/>
+              <w:top w:val="nil"/>
+            </w:tcBorders>
+          </w:tcPr>
+          <w:p>
+            <w:pPr>
+              <w:spacing w:after="40" w:before="40" w:line="259" w:lineRule="auto"/>
+            </w:pPr>
+            <w:r>
+              <w:rPr>
+                <w:rFonts w:ascii="Calibri" w:hAnsi="Calibri"/>
+                <w:b/>
+                <w:color w:val="0B2545"/>
+                <w:sz w:val="16"/>
+              </w:rPr>
+              <w:t>Frontend</w:t>
+            </w:r>
+          </w:p>
+        </w:tc>
+        <w:tc>
+          <w:tcPr>
+            <w:tcW w:type="dxa" w:w="4860"/>
+            <w:tcBorders>
+              <w:bottom w:val="single" w:sz="4" w:color="D7E2EC"/>
+              <w:start w:val="nil"/>
+              <w:end w:val="nil"/>
+              <w:top w:val="nil"/>
+            </w:tcBorders>
+          </w:tcPr>
+          <w:p>
+            <w:pPr>
+              <w:spacing w:after="40" w:before="40" w:line="259" w:lineRule="auto"/>
+            </w:pPr>
+            <w:r>
+              <w:rPr>
+                <w:rFonts w:ascii="Calibri" w:hAnsi="Calibri"/>
+                <w:b w:val="0"/>
+                <w:color w:val="000000"/>
+                <w:sz w:val="16"/>
+              </w:rPr>
+              <w:t>Rutas, estados, mapas, listas, modales y formularios.</w:t>
+            </w:r>
+          </w:p>
+        </w:tc>
+        <w:tc>
+          <w:tcPr>
+            <w:tcW w:type="dxa" w:w="2800"/>
+            <w:tcBorders>
+              <w:bottom w:val="single" w:sz="4" w:color="D7E2EC"/>
+              <w:start w:val="nil"/>
+              <w:end w:val="nil"/>
+              <w:top w:val="nil"/>
+            </w:tcBorders>
+          </w:tcPr>
+          <w:p>
+            <w:pPr>
+              <w:spacing w:after="40" w:before="40" w:line="259" w:lineRule="auto"/>
+            </w:pPr>
+            <w:r>
+              <w:rPr>
+                <w:rFonts w:ascii="Calibri" w:hAnsi="Calibri"/>
+                <w:b w:val="0"/>
+                <w:color w:val="000000"/>
+                <w:sz w:val="16"/>
+              </w:rPr>
+              <w:t>Caída o bloqueo del usuario.</w:t>
+            </w:r>
+          </w:p>
+        </w:tc>
+      </w:tr>
+      <w:tr>
+        <w:trPr>
+          <w:cantSplit/>
+        </w:trPr>
+        <w:tc>
+          <w:tcPr>
+            <w:tcW w:type="dxa" w:w="1700"/>
+            <w:shd w:fill="F7F9FC"/>
+            <w:tcBorders>
+              <w:bottom w:val="single" w:sz="4" w:color="D7E2EC"/>
+              <w:start w:val="nil"/>
+              <w:end w:val="nil"/>
+              <w:top w:val="nil"/>
+            </w:tcBorders>
+          </w:tcPr>
+          <w:p>
+            <w:pPr>
+              <w:spacing w:after="40" w:before="40" w:line="259" w:lineRule="auto"/>
+            </w:pPr>
+            <w:r>
+              <w:rPr>
+                <w:rFonts w:ascii="Calibri" w:hAnsi="Calibri"/>
+                <w:b/>
+                <w:color w:val="0B2545"/>
+                <w:sz w:val="16"/>
+              </w:rPr>
+              <w:t>Resiliencia</w:t>
+            </w:r>
+          </w:p>
+        </w:tc>
+        <w:tc>
+          <w:tcPr>
+            <w:tcW w:type="dxa" w:w="4860"/>
+            <w:shd w:fill="F7F9FC"/>
+            <w:tcBorders>
+              <w:bottom w:val="single" w:sz="4" w:color="D7E2EC"/>
+              <w:start w:val="nil"/>
+              <w:end w:val="nil"/>
+              <w:top w:val="nil"/>
+            </w:tcBorders>
+          </w:tcPr>
+          <w:p>
+            <w:pPr>
+              <w:spacing w:after="40" w:before="40" w:line="259" w:lineRule="auto"/>
+            </w:pPr>
+            <w:r>
+              <w:rPr>
+                <w:rFonts w:ascii="Calibri" w:hAnsi="Calibri"/>
+                <w:b w:val="0"/>
+                <w:color w:val="000000"/>
+                <w:sz w:val="16"/>
+              </w:rPr>
+              <w:t>Offline, timeout, refresh, reconexión y reintento.</w:t>
+            </w:r>
+          </w:p>
+        </w:tc>
+        <w:tc>
+          <w:tcPr>
+            <w:tcW w:type="dxa" w:w="2800"/>
+            <w:shd w:fill="F7F9FC"/>
+            <w:tcBorders>
+              <w:bottom w:val="single" w:sz="4" w:color="D7E2EC"/>
+              <w:start w:val="nil"/>
+              <w:end w:val="nil"/>
+              <w:top w:val="nil"/>
+            </w:tcBorders>
+          </w:tcPr>
+          <w:p>
+            <w:pPr>
+              <w:spacing w:after="40" w:before="40" w:line="259" w:lineRule="auto"/>
+            </w:pPr>
+            <w:r>
+              <w:rPr>
+                <w:rFonts w:ascii="Calibri" w:hAnsi="Calibri"/>
+                <w:b w:val="0"/>
+                <w:color w:val="000000"/>
+                <w:sz w:val="16"/>
+              </w:rPr>
+              <w:t>Datos obsoletos o duplicados.</w:t>
+            </w:r>
+          </w:p>
+        </w:tc>
+      </w:tr>
+      <w:tr>
+        <w:trPr>
+          <w:cantSplit/>
+        </w:trPr>
+        <w:tc>
+          <w:tcPr>
+            <w:tcW w:type="dxa" w:w="1700"/>
+            <w:tcBorders>
+              <w:bottom w:val="single" w:sz="4" w:color="D7E2EC"/>
+              <w:start w:val="nil"/>
+              <w:end w:val="nil"/>
+              <w:top w:val="nil"/>
+            </w:tcBorders>
+          </w:tcPr>
+          <w:p>
+            <w:pPr>
+              <w:spacing w:after="40" w:before="40" w:line="259" w:lineRule="auto"/>
+            </w:pPr>
+            <w:r>
+              <w:rPr>
+                <w:rFonts w:ascii="Calibri" w:hAnsi="Calibri"/>
+                <w:b/>
+                <w:color w:val="0B2545"/>
+                <w:sz w:val="16"/>
+              </w:rPr>
+              <w:t>No funcional</w:t>
+            </w:r>
+          </w:p>
+        </w:tc>
+        <w:tc>
+          <w:tcPr>
+            <w:tcW w:type="dxa" w:w="4860"/>
+            <w:tcBorders>
+              <w:bottom w:val="single" w:sz="4" w:color="D7E2EC"/>
+              <w:start w:val="nil"/>
+              <w:end w:val="nil"/>
+              <w:top w:val="nil"/>
+            </w:tcBorders>
+          </w:tcPr>
+          <w:p>
+            <w:pPr>
+              <w:spacing w:after="40" w:before="40" w:line="259" w:lineRule="auto"/>
+            </w:pPr>
+            <w:r>
+              <w:rPr>
+                <w:rFonts w:ascii="Calibri" w:hAnsi="Calibri"/>
+                <w:b w:val="0"/>
+                <w:color w:val="000000"/>
+                <w:sz w:val="16"/>
+              </w:rPr>
+              <w:t>Rendimiento, accesibilidad, compatibilidad y batería.</w:t>
+            </w:r>
+          </w:p>
+        </w:tc>
+        <w:tc>
+          <w:tcPr>
+            <w:tcW w:type="dxa" w:w="2800"/>
+            <w:tcBorders>
+              <w:bottom w:val="single" w:sz="4" w:color="D7E2EC"/>
+              <w:start w:val="nil"/>
+              <w:end w:val="nil"/>
+              <w:top w:val="nil"/>
+            </w:tcBorders>
+          </w:tcPr>
+          <w:p>
+            <w:pPr>
+              <w:spacing w:after="40" w:before="40" w:line="259" w:lineRule="auto"/>
+            </w:pPr>
+            <w:r>
+              <w:rPr>
+                <w:rFonts w:ascii="Calibri" w:hAnsi="Calibri"/>
+                <w:b w:val="0"/>
+                <w:color w:val="000000"/>
+                <w:sz w:val="16"/>
+              </w:rPr>
+              <w:t>Mala experiencia en campo.</w:t>
+            </w:r>
+          </w:p>
+        </w:tc>
+      </w:tr>
+    </w:tbl>
+    <w:p/>
+    <w:p>
+      <w:pPr>
+        <w:pStyle w:val="Heading3"/>
+      </w:pPr>
+      <w:r>
+        <w:t>Casos de prueba detallados prioritarios</w:t>
+      </w:r>
+    </w:p>
+    <w:tbl>
+      <w:tblPr>
+        <w:tblW w:type="dxa" w:w="9360"/>
+        <w:jc w:val="left"/>
+        <w:tblLook w:firstColumn="1" w:firstRow="1" w:lastColumn="0" w:lastRow="0" w:noHBand="0" w:noVBand="1" w:val="04A0"/>
+        <w:tblInd w:w="120" w:type="dxa"/>
+        <w:tblLayout w:type="fixed"/>
+      </w:tblPr>
+      <w:tblGrid>
+        <w:gridCol w:w="1000"/>
+        <w:gridCol w:w="2500"/>
+        <w:gridCol w:w="4560"/>
+        <w:gridCol w:w="1300"/>
+      </w:tblGrid>
+      <w:tr>
+        <w:trPr>
+          <w:trHeight w:val="480" w:hRule="atLeast"/>
+          <w:tblHeader w:val="true"/>
+          <w:cantSplit/>
+        </w:trPr>
+        <w:tc>
+          <w:tcPr>
+            <w:tcW w:type="dxa" w:w="1000"/>
+            <w:tcMar>
+              <w:top w:w="80" w:type="dxa"/>
+              <w:start w:w="120" w:type="dxa"/>
+              <w:bottom w:w="80" w:type="dxa"/>
+              <w:end w:w="120" w:type="dxa"/>
+            </w:tcMar>
+            <w:vAlign w:val="center"/>
+            <w:shd w:fill="0B2545"/>
+            <w:tcBorders>
+              <w:bottom w:val="single" w:sz="10" w:color="2E74B5"/>
+            </w:tcBorders>
+          </w:tcPr>
+          <w:p>
+            <w:pPr>
+              <w:spacing w:after="0"/>
+              <w:jc w:val="center"/>
+            </w:pPr>
+            <w:r>
+              <w:rPr>
+                <w:rFonts w:ascii="Calibri" w:hAnsi="Calibri"/>
+                <w:b/>
+                <w:color w:val="FFFFFF"/>
+                <w:sz w:val="16"/>
+              </w:rPr>
+              <w:t>ID</w:t>
+            </w:r>
+          </w:p>
+        </w:tc>
+        <w:tc>
+          <w:tcPr>
+            <w:tcW w:type="dxa" w:w="2500"/>
+            <w:tcMar>
+              <w:top w:w="80" w:type="dxa"/>
+              <w:start w:w="120" w:type="dxa"/>
+              <w:bottom w:w="80" w:type="dxa"/>
+              <w:end w:w="120" w:type="dxa"/>
+            </w:tcMar>
+            <w:vAlign w:val="center"/>
+            <w:shd w:fill="0B2545"/>
+            <w:tcBorders>
+              <w:bottom w:val="single" w:sz="10" w:color="2E74B5"/>
+            </w:tcBorders>
+          </w:tcPr>
+          <w:p>
+            <w:pPr>
+              <w:spacing w:after="0"/>
+              <w:jc w:val="center"/>
+            </w:pPr>
+            <w:r>
+              <w:rPr>
+                <w:rFonts w:ascii="Calibri" w:hAnsi="Calibri"/>
+                <w:b/>
+                <w:color w:val="FFFFFF"/>
+                <w:sz w:val="16"/>
+              </w:rPr>
+              <w:t>Escenario</w:t>
+            </w:r>
+          </w:p>
+        </w:tc>
+        <w:tc>
+          <w:tcPr>
+            <w:tcW w:type="dxa" w:w="4560"/>
+            <w:tcMar>
+              <w:top w:w="80" w:type="dxa"/>
+              <w:start w:w="120" w:type="dxa"/>
+              <w:bottom w:w="80" w:type="dxa"/>
+              <w:end w:w="120" w:type="dxa"/>
+            </w:tcMar>
+            <w:vAlign w:val="center"/>
+            <w:shd w:fill="0B2545"/>
+            <w:tcBorders>
+              <w:bottom w:val="single" w:sz="10" w:color="2E74B5"/>
+            </w:tcBorders>
+          </w:tcPr>
+          <w:p>
+            <w:pPr>
+              <w:spacing w:after="0"/>
+              <w:jc w:val="center"/>
+            </w:pPr>
+            <w:r>
+              <w:rPr>
+                <w:rFonts w:ascii="Calibri" w:hAnsi="Calibri"/>
+                <w:b/>
+                <w:color w:val="FFFFFF"/>
+                <w:sz w:val="16"/>
+              </w:rPr>
+              <w:t>Resultado esperado</w:t>
+            </w:r>
+          </w:p>
+        </w:tc>
+        <w:tc>
+          <w:tcPr>
+            <w:tcW w:type="dxa" w:w="1300"/>
+            <w:tcMar>
+              <w:top w:w="80" w:type="dxa"/>
+              <w:start w:w="120" w:type="dxa"/>
+              <w:bottom w:w="80" w:type="dxa"/>
+              <w:end w:w="120" w:type="dxa"/>
+            </w:tcMar>
+            <w:vAlign w:val="center"/>
+            <w:shd w:fill="0B2545"/>
+            <w:tcBorders>
+              <w:bottom w:val="single" w:sz="10" w:color="2E74B5"/>
+            </w:tcBorders>
+          </w:tcPr>
+          <w:p>
+            <w:pPr>
+              <w:spacing w:after="0"/>
+              <w:jc w:val="center"/>
+            </w:pPr>
+            <w:r>
+              <w:rPr>
+                <w:rFonts w:ascii="Calibri" w:hAnsi="Calibri"/>
+                <w:b/>
+                <w:color w:val="FFFFFF"/>
+                <w:sz w:val="16"/>
+              </w:rPr>
+              <w:t>Prioridad</w:t>
+            </w:r>
+          </w:p>
+        </w:tc>
+      </w:tr>
+      <w:tr>
+        <w:trPr>
+          <w:cantSplit/>
+        </w:trPr>
+        <w:tc>
+          <w:tcPr>
+            <w:tcW w:type="dxa" w:w="1000"/>
+            <w:tcBorders>
+              <w:bottom w:val="single" w:sz="4" w:color="D7E2EC"/>
+              <w:start w:val="nil"/>
+              <w:end w:val="nil"/>
+              <w:top w:val="nil"/>
+            </w:tcBorders>
+          </w:tcPr>
+          <w:p>
+            <w:pPr>
+              <w:spacing w:after="40" w:before="40" w:line="259" w:lineRule="auto"/>
+            </w:pPr>
+            <w:r>
+              <w:rPr>
+                <w:rFonts w:ascii="Calibri" w:hAnsi="Calibri"/>
+                <w:b/>
+                <w:color w:val="0B2545"/>
+                <w:sz w:val="16"/>
+              </w:rPr>
+              <w:t>QA-01</w:t>
+            </w:r>
+          </w:p>
+        </w:tc>
+        <w:tc>
+          <w:tcPr>
+            <w:tcW w:type="dxa" w:w="2500"/>
+            <w:tcBorders>
+              <w:bottom w:val="single" w:sz="4" w:color="D7E2EC"/>
+              <w:start w:val="nil"/>
+              <w:end w:val="nil"/>
+              <w:top w:val="nil"/>
+            </w:tcBorders>
+          </w:tcPr>
+          <w:p>
+            <w:pPr>
+              <w:spacing w:after="40" w:before="40" w:line="259" w:lineRule="auto"/>
+            </w:pPr>
+            <w:r>
+              <w:rPr>
+                <w:rFonts w:ascii="Calibri" w:hAnsi="Calibri"/>
+                <w:b w:val="0"/>
+                <w:color w:val="000000"/>
+                <w:sz w:val="16"/>
+              </w:rPr>
+              <w:t>Compra y activación</w:t>
+            </w:r>
+          </w:p>
+        </w:tc>
+        <w:tc>
+          <w:tcPr>
+            <w:tcW w:type="dxa" w:w="4560"/>
+            <w:tcBorders>
+              <w:bottom w:val="single" w:sz="4" w:color="D7E2EC"/>
+              <w:start w:val="nil"/>
+              <w:end w:val="nil"/>
+              <w:top w:val="nil"/>
+            </w:tcBorders>
+          </w:tcPr>
+          <w:p>
+            <w:pPr>
+              <w:spacing w:after="40" w:before="40" w:line="259" w:lineRule="auto"/>
+            </w:pPr>
+            <w:r>
+              <w:rPr>
+                <w:rFonts w:ascii="Calibri" w:hAnsi="Calibri"/>
+                <w:b w:val="0"/>
+                <w:color w:val="000000"/>
+                <w:sz w:val="16"/>
+              </w:rPr>
+              <w:t>Pago confirmado activa una sola cuenta y permite onboarding.</w:t>
+            </w:r>
+          </w:p>
+        </w:tc>
+        <w:tc>
+          <w:tcPr>
+            <w:tcW w:type="dxa" w:w="1300"/>
+            <w:tcBorders>
+              <w:bottom w:val="single" w:sz="4" w:color="D7E2EC"/>
+              <w:start w:val="nil"/>
+              <w:end w:val="nil"/>
+              <w:top w:val="nil"/>
+            </w:tcBorders>
+          </w:tcPr>
+          <w:p>
+            <w:pPr>
+              <w:spacing w:after="40" w:before="40" w:line="259" w:lineRule="auto"/>
+            </w:pPr>
+            <w:r>
+              <w:rPr>
+                <w:rFonts w:ascii="Calibri" w:hAnsi="Calibri"/>
+                <w:b w:val="0"/>
+                <w:color w:val="000000"/>
+                <w:sz w:val="16"/>
+              </w:rPr>
+              <w:t>P0</w:t>
+            </w:r>
+          </w:p>
+        </w:tc>
+      </w:tr>
+      <w:tr>
+        <w:trPr>
+          <w:cantSplit/>
+        </w:trPr>
+        <w:tc>
+          <w:tcPr>
+            <w:tcW w:type="dxa" w:w="1000"/>
+            <w:shd w:fill="F7F9FC"/>
+            <w:tcBorders>
+              <w:bottom w:val="single" w:sz="4" w:color="D7E2EC"/>
+              <w:start w:val="nil"/>
+              <w:end w:val="nil"/>
+              <w:top w:val="nil"/>
+            </w:tcBorders>
+          </w:tcPr>
+          <w:p>
+            <w:pPr>
+              <w:spacing w:after="40" w:before="40" w:line="259" w:lineRule="auto"/>
+            </w:pPr>
+            <w:r>
+              <w:rPr>
+                <w:rFonts w:ascii="Calibri" w:hAnsi="Calibri"/>
+                <w:b/>
+                <w:color w:val="0B2545"/>
+                <w:sz w:val="16"/>
+              </w:rPr>
+              <w:t>QA-02</w:t>
+            </w:r>
+          </w:p>
+        </w:tc>
+        <w:tc>
+          <w:tcPr>
+            <w:tcW w:type="dxa" w:w="2500"/>
+            <w:shd w:fill="F7F9FC"/>
+            <w:tcBorders>
+              <w:bottom w:val="single" w:sz="4" w:color="D7E2EC"/>
+              <w:start w:val="nil"/>
+              <w:end w:val="nil"/>
+              <w:top w:val="nil"/>
+            </w:tcBorders>
+          </w:tcPr>
+          <w:p>
+            <w:pPr>
+              <w:spacing w:after="40" w:before="40" w:line="259" w:lineRule="auto"/>
+            </w:pPr>
+            <w:r>
+              <w:rPr>
+                <w:rFonts w:ascii="Calibri" w:hAnsi="Calibri"/>
+                <w:b w:val="0"/>
+                <w:color w:val="000000"/>
+                <w:sz w:val="16"/>
+              </w:rPr>
+              <w:t>Webhook repetido</w:t>
+            </w:r>
+          </w:p>
+        </w:tc>
+        <w:tc>
+          <w:tcPr>
+            <w:tcW w:type="dxa" w:w="4560"/>
+            <w:shd w:fill="F7F9FC"/>
+            <w:tcBorders>
+              <w:bottom w:val="single" w:sz="4" w:color="D7E2EC"/>
+              <w:start w:val="nil"/>
+              <w:end w:val="nil"/>
+              <w:top w:val="nil"/>
+            </w:tcBorders>
+          </w:tcPr>
+          <w:p>
+            <w:pPr>
+              <w:spacing w:after="40" w:before="40" w:line="259" w:lineRule="auto"/>
+            </w:pPr>
+            <w:r>
+              <w:rPr>
+                <w:rFonts w:ascii="Calibri" w:hAnsi="Calibri"/>
+                <w:b w:val="0"/>
+                <w:color w:val="000000"/>
+                <w:sz w:val="16"/>
+              </w:rPr>
+              <w:t>Múltiples entregas no duplican cuenta, factura ni correo.</w:t>
+            </w:r>
+          </w:p>
+        </w:tc>
+        <w:tc>
+          <w:tcPr>
+            <w:tcW w:type="dxa" w:w="1300"/>
+            <w:shd w:fill="F7F9FC"/>
+            <w:tcBorders>
+              <w:bottom w:val="single" w:sz="4" w:color="D7E2EC"/>
+              <w:start w:val="nil"/>
+              <w:end w:val="nil"/>
+              <w:top w:val="nil"/>
+            </w:tcBorders>
+          </w:tcPr>
+          <w:p>
+            <w:pPr>
+              <w:spacing w:after="40" w:before="40" w:line="259" w:lineRule="auto"/>
+            </w:pPr>
+            <w:r>
+              <w:rPr>
+                <w:rFonts w:ascii="Calibri" w:hAnsi="Calibri"/>
+                <w:b w:val="0"/>
+                <w:color w:val="000000"/>
+                <w:sz w:val="16"/>
+              </w:rPr>
+              <w:t>P0</w:t>
+            </w:r>
+          </w:p>
+        </w:tc>
+      </w:tr>
+      <w:tr>
+        <w:trPr>
+          <w:cantSplit/>
+        </w:trPr>
+        <w:tc>
+          <w:tcPr>
+            <w:tcW w:type="dxa" w:w="1000"/>
+            <w:tcBorders>
+              <w:bottom w:val="single" w:sz="4" w:color="D7E2EC"/>
+              <w:start w:val="nil"/>
+              <w:end w:val="nil"/>
+              <w:top w:val="nil"/>
+            </w:tcBorders>
+          </w:tcPr>
+          <w:p>
+            <w:pPr>
+              <w:spacing w:after="40" w:before="40" w:line="259" w:lineRule="auto"/>
+            </w:pPr>
+            <w:r>
+              <w:rPr>
+                <w:rFonts w:ascii="Calibri" w:hAnsi="Calibri"/>
+                <w:b/>
+                <w:color w:val="0B2545"/>
+                <w:sz w:val="16"/>
+              </w:rPr>
+              <w:t>QA-03</w:t>
+            </w:r>
+          </w:p>
+        </w:tc>
+        <w:tc>
+          <w:tcPr>
+            <w:tcW w:type="dxa" w:w="2500"/>
+            <w:tcBorders>
+              <w:bottom w:val="single" w:sz="4" w:color="D7E2EC"/>
+              <w:start w:val="nil"/>
+              <w:end w:val="nil"/>
+              <w:top w:val="nil"/>
+            </w:tcBorders>
+          </w:tcPr>
+          <w:p>
+            <w:pPr>
+              <w:spacing w:after="40" w:before="40" w:line="259" w:lineRule="auto"/>
+            </w:pPr>
+            <w:r>
+              <w:rPr>
+                <w:rFonts w:ascii="Calibri" w:hAnsi="Calibri"/>
+                <w:b w:val="0"/>
+                <w:color w:val="000000"/>
+                <w:sz w:val="16"/>
+              </w:rPr>
+              <w:t>Tenant cruzado</w:t>
+            </w:r>
+          </w:p>
+        </w:tc>
+        <w:tc>
+          <w:tcPr>
+            <w:tcW w:type="dxa" w:w="4560"/>
+            <w:tcBorders>
+              <w:bottom w:val="single" w:sz="4" w:color="D7E2EC"/>
+              <w:start w:val="nil"/>
+              <w:end w:val="nil"/>
+              <w:top w:val="nil"/>
+            </w:tcBorders>
+          </w:tcPr>
+          <w:p>
+            <w:pPr>
+              <w:spacing w:after="40" w:before="40" w:line="259" w:lineRule="auto"/>
+            </w:pPr>
+            <w:r>
+              <w:rPr>
+                <w:rFonts w:ascii="Calibri" w:hAnsi="Calibri"/>
+                <w:b w:val="0"/>
+                <w:color w:val="000000"/>
+                <w:sz w:val="16"/>
+              </w:rPr>
+              <w:t>Usuario A no consulta unidades, rutas, sockets ni archivos de B.</w:t>
+            </w:r>
+          </w:p>
+        </w:tc>
+        <w:tc>
+          <w:tcPr>
+            <w:tcW w:type="dxa" w:w="1300"/>
+            <w:tcBorders>
+              <w:bottom w:val="single" w:sz="4" w:color="D7E2EC"/>
+              <w:start w:val="nil"/>
+              <w:end w:val="nil"/>
+              <w:top w:val="nil"/>
+            </w:tcBorders>
+          </w:tcPr>
+          <w:p>
+            <w:pPr>
+              <w:spacing w:after="40" w:before="40" w:line="259" w:lineRule="auto"/>
+            </w:pPr>
+            <w:r>
+              <w:rPr>
+                <w:rFonts w:ascii="Calibri" w:hAnsi="Calibri"/>
+                <w:b w:val="0"/>
+                <w:color w:val="000000"/>
+                <w:sz w:val="16"/>
+              </w:rPr>
+              <w:t>P0</w:t>
+            </w:r>
+          </w:p>
+        </w:tc>
+      </w:tr>
+      <w:tr>
+        <w:trPr>
+          <w:cantSplit/>
+        </w:trPr>
+        <w:tc>
+          <w:tcPr>
+            <w:tcW w:type="dxa" w:w="1000"/>
+            <w:shd w:fill="F7F9FC"/>
+            <w:tcBorders>
+              <w:bottom w:val="single" w:sz="4" w:color="D7E2EC"/>
+              <w:start w:val="nil"/>
+              <w:end w:val="nil"/>
+              <w:top w:val="nil"/>
+            </w:tcBorders>
+          </w:tcPr>
+          <w:p>
+            <w:pPr>
+              <w:spacing w:after="40" w:before="40" w:line="259" w:lineRule="auto"/>
+            </w:pPr>
+            <w:r>
+              <w:rPr>
+                <w:rFonts w:ascii="Calibri" w:hAnsi="Calibri"/>
+                <w:b/>
+                <w:color w:val="0B2545"/>
+                <w:sz w:val="16"/>
+              </w:rPr>
+              <w:t>QA-04</w:t>
+            </w:r>
+          </w:p>
+        </w:tc>
+        <w:tc>
+          <w:tcPr>
+            <w:tcW w:type="dxa" w:w="2500"/>
+            <w:shd w:fill="F7F9FC"/>
+            <w:tcBorders>
+              <w:bottom w:val="single" w:sz="4" w:color="D7E2EC"/>
+              <w:start w:val="nil"/>
+              <w:end w:val="nil"/>
+              <w:top w:val="nil"/>
+            </w:tcBorders>
+          </w:tcPr>
+          <w:p>
+            <w:pPr>
+              <w:spacing w:after="40" w:before="40" w:line="259" w:lineRule="auto"/>
+            </w:pPr>
+            <w:r>
+              <w:rPr>
+                <w:rFonts w:ascii="Calibri" w:hAnsi="Calibri"/>
+                <w:b w:val="0"/>
+                <w:color w:val="000000"/>
+                <w:sz w:val="16"/>
+              </w:rPr>
+              <w:t>GPS offline</w:t>
+            </w:r>
+          </w:p>
+        </w:tc>
+        <w:tc>
+          <w:tcPr>
+            <w:tcW w:type="dxa" w:w="4560"/>
+            <w:shd w:fill="F7F9FC"/>
+            <w:tcBorders>
+              <w:bottom w:val="single" w:sz="4" w:color="D7E2EC"/>
+              <w:start w:val="nil"/>
+              <w:end w:val="nil"/>
+              <w:top w:val="nil"/>
+            </w:tcBorders>
+          </w:tcPr>
+          <w:p>
+            <w:pPr>
+              <w:spacing w:after="40" w:before="40" w:line="259" w:lineRule="auto"/>
+            </w:pPr>
+            <w:r>
+              <w:rPr>
+                <w:rFonts w:ascii="Calibri" w:hAnsi="Calibri"/>
+                <w:b w:val="0"/>
+                <w:color w:val="000000"/>
+                <w:sz w:val="16"/>
+              </w:rPr>
+              <w:t>Posiciones se recuperan en orden y sin saltos inválidos.</w:t>
+            </w:r>
+          </w:p>
+        </w:tc>
+        <w:tc>
+          <w:tcPr>
+            <w:tcW w:type="dxa" w:w="1300"/>
+            <w:shd w:fill="F7F9FC"/>
+            <w:tcBorders>
+              <w:bottom w:val="single" w:sz="4" w:color="D7E2EC"/>
+              <w:start w:val="nil"/>
+              <w:end w:val="nil"/>
+              <w:top w:val="nil"/>
+            </w:tcBorders>
+          </w:tcPr>
+          <w:p>
+            <w:pPr>
+              <w:spacing w:after="40" w:before="40" w:line="259" w:lineRule="auto"/>
+            </w:pPr>
+            <w:r>
+              <w:rPr>
+                <w:rFonts w:ascii="Calibri" w:hAnsi="Calibri"/>
+                <w:b w:val="0"/>
+                <w:color w:val="000000"/>
+                <w:sz w:val="16"/>
+              </w:rPr>
+              <w:t>P0</w:t>
+            </w:r>
+          </w:p>
+        </w:tc>
+      </w:tr>
+      <w:tr>
+        <w:trPr>
+          <w:cantSplit/>
+        </w:trPr>
+        <w:tc>
+          <w:tcPr>
+            <w:tcW w:type="dxa" w:w="1000"/>
+            <w:tcBorders>
+              <w:bottom w:val="single" w:sz="4" w:color="D7E2EC"/>
+              <w:start w:val="nil"/>
+              <w:end w:val="nil"/>
+              <w:top w:val="nil"/>
+            </w:tcBorders>
+          </w:tcPr>
+          <w:p>
+            <w:pPr>
+              <w:spacing w:after="40" w:before="40" w:line="259" w:lineRule="auto"/>
+            </w:pPr>
+            <w:r>
+              <w:rPr>
+                <w:rFonts w:ascii="Calibri" w:hAnsi="Calibri"/>
+                <w:b/>
+                <w:color w:val="0B2545"/>
+                <w:sz w:val="16"/>
+              </w:rPr>
+              <w:t>QA-05</w:t>
+            </w:r>
+          </w:p>
+        </w:tc>
+        <w:tc>
+          <w:tcPr>
+            <w:tcW w:type="dxa" w:w="2500"/>
+            <w:tcBorders>
+              <w:bottom w:val="single" w:sz="4" w:color="D7E2EC"/>
+              <w:start w:val="nil"/>
+              <w:end w:val="nil"/>
+              <w:top w:val="nil"/>
+            </w:tcBorders>
+          </w:tcPr>
+          <w:p>
+            <w:pPr>
+              <w:spacing w:after="40" w:before="40" w:line="259" w:lineRule="auto"/>
+            </w:pPr>
+            <w:r>
+              <w:rPr>
+                <w:rFonts w:ascii="Calibri" w:hAnsi="Calibri"/>
+                <w:b w:val="0"/>
+                <w:color w:val="000000"/>
+                <w:sz w:val="16"/>
+              </w:rPr>
+              <w:t>Ruta activa</w:t>
+            </w:r>
+          </w:p>
+        </w:tc>
+        <w:tc>
+          <w:tcPr>
+            <w:tcW w:type="dxa" w:w="4560"/>
+            <w:tcBorders>
+              <w:bottom w:val="single" w:sz="4" w:color="D7E2EC"/>
+              <w:start w:val="nil"/>
+              <w:end w:val="nil"/>
+              <w:top w:val="nil"/>
+            </w:tcBorders>
+          </w:tcPr>
+          <w:p>
+            <w:pPr>
+              <w:spacing w:after="40" w:before="40" w:line="259" w:lineRule="auto"/>
+            </w:pPr>
+            <w:r>
+              <w:rPr>
+                <w:rFonts w:ascii="Calibri" w:hAnsi="Calibri"/>
+                <w:b w:val="0"/>
+                <w:color w:val="000000"/>
+                <w:sz w:val="16"/>
+              </w:rPr>
+              <w:t>Asignación, inicio, pausa y cierre actualizan móvil y portal.</w:t>
+            </w:r>
+          </w:p>
+        </w:tc>
+        <w:tc>
+          <w:tcPr>
+            <w:tcW w:type="dxa" w:w="1300"/>
+            <w:tcBorders>
+              <w:bottom w:val="single" w:sz="4" w:color="D7E2EC"/>
+              <w:start w:val="nil"/>
+              <w:end w:val="nil"/>
+              <w:top w:val="nil"/>
+            </w:tcBorders>
+          </w:tcPr>
+          <w:p>
+            <w:pPr>
+              <w:spacing w:after="40" w:before="40" w:line="259" w:lineRule="auto"/>
+            </w:pPr>
+            <w:r>
+              <w:rPr>
+                <w:rFonts w:ascii="Calibri" w:hAnsi="Calibri"/>
+                <w:b w:val="0"/>
+                <w:color w:val="000000"/>
+                <w:sz w:val="16"/>
+              </w:rPr>
+              <w:t>P0</w:t>
+            </w:r>
+          </w:p>
+        </w:tc>
+      </w:tr>
+      <w:tr>
+        <w:trPr>
+          <w:cantSplit/>
+        </w:trPr>
+        <w:tc>
+          <w:tcPr>
+            <w:tcW w:type="dxa" w:w="1000"/>
+            <w:shd w:fill="F7F9FC"/>
+            <w:tcBorders>
+              <w:bottom w:val="single" w:sz="4" w:color="D7E2EC"/>
+              <w:start w:val="nil"/>
+              <w:end w:val="nil"/>
+              <w:top w:val="nil"/>
+            </w:tcBorders>
+          </w:tcPr>
+          <w:p>
+            <w:pPr>
+              <w:spacing w:after="40" w:before="40" w:line="259" w:lineRule="auto"/>
+            </w:pPr>
+            <w:r>
+              <w:rPr>
+                <w:rFonts w:ascii="Calibri" w:hAnsi="Calibri"/>
+                <w:b/>
+                <w:color w:val="0B2545"/>
+                <w:sz w:val="16"/>
+              </w:rPr>
+              <w:t>QA-06</w:t>
+            </w:r>
+          </w:p>
+        </w:tc>
+        <w:tc>
+          <w:tcPr>
+            <w:tcW w:type="dxa" w:w="2500"/>
+            <w:shd w:fill="F7F9FC"/>
+            <w:tcBorders>
+              <w:bottom w:val="single" w:sz="4" w:color="D7E2EC"/>
+              <w:start w:val="nil"/>
+              <w:end w:val="nil"/>
+              <w:top w:val="nil"/>
+            </w:tcBorders>
+          </w:tcPr>
+          <w:p>
+            <w:pPr>
+              <w:spacing w:after="40" w:before="40" w:line="259" w:lineRule="auto"/>
+            </w:pPr>
+            <w:r>
+              <w:rPr>
+                <w:rFonts w:ascii="Calibri" w:hAnsi="Calibri"/>
+                <w:b w:val="0"/>
+                <w:color w:val="000000"/>
+                <w:sz w:val="16"/>
+              </w:rPr>
+              <w:t>Llamada móvil</w:t>
+            </w:r>
+          </w:p>
+        </w:tc>
+        <w:tc>
+          <w:tcPr>
+            <w:tcW w:type="dxa" w:w="4560"/>
+            <w:shd w:fill="F7F9FC"/>
+            <w:tcBorders>
+              <w:bottom w:val="single" w:sz="4" w:color="D7E2EC"/>
+              <w:start w:val="nil"/>
+              <w:end w:val="nil"/>
+              <w:top w:val="nil"/>
+            </w:tcBorders>
+          </w:tcPr>
+          <w:p>
+            <w:pPr>
+              <w:spacing w:after="40" w:before="40" w:line="259" w:lineRule="auto"/>
+            </w:pPr>
+            <w:r>
+              <w:rPr>
+                <w:rFonts w:ascii="Calibri" w:hAnsi="Calibri"/>
+                <w:b w:val="0"/>
+                <w:color w:val="000000"/>
+                <w:sz w:val="16"/>
+              </w:rPr>
+              <w:t>Audio conecta, permanece en background y cierra CDR.</w:t>
+            </w:r>
+          </w:p>
+        </w:tc>
+        <w:tc>
+          <w:tcPr>
+            <w:tcW w:type="dxa" w:w="1300"/>
+            <w:shd w:fill="F7F9FC"/>
+            <w:tcBorders>
+              <w:bottom w:val="single" w:sz="4" w:color="D7E2EC"/>
+              <w:start w:val="nil"/>
+              <w:end w:val="nil"/>
+              <w:top w:val="nil"/>
+            </w:tcBorders>
+          </w:tcPr>
+          <w:p>
+            <w:pPr>
+              <w:spacing w:after="40" w:before="40" w:line="259" w:lineRule="auto"/>
+            </w:pPr>
+            <w:r>
+              <w:rPr>
+                <w:rFonts w:ascii="Calibri" w:hAnsi="Calibri"/>
+                <w:b w:val="0"/>
+                <w:color w:val="000000"/>
+                <w:sz w:val="16"/>
+              </w:rPr>
+              <w:t>P1</w:t>
+            </w:r>
+          </w:p>
+        </w:tc>
+      </w:tr>
+      <w:tr>
+        <w:trPr>
+          <w:cantSplit/>
+        </w:trPr>
+        <w:tc>
+          <w:tcPr>
+            <w:tcW w:type="dxa" w:w="1000"/>
+            <w:tcBorders>
+              <w:bottom w:val="single" w:sz="4" w:color="D7E2EC"/>
+              <w:start w:val="nil"/>
+              <w:end w:val="nil"/>
+              <w:top w:val="nil"/>
+            </w:tcBorders>
+          </w:tcPr>
+          <w:p>
+            <w:pPr>
+              <w:spacing w:after="40" w:before="40" w:line="259" w:lineRule="auto"/>
+            </w:pPr>
+            <w:r>
+              <w:rPr>
+                <w:rFonts w:ascii="Calibri" w:hAnsi="Calibri"/>
+                <w:b/>
+                <w:color w:val="0B2545"/>
+                <w:sz w:val="16"/>
+              </w:rPr>
+              <w:t>QA-07</w:t>
+            </w:r>
+          </w:p>
+        </w:tc>
+        <w:tc>
+          <w:tcPr>
+            <w:tcW w:type="dxa" w:w="2500"/>
+            <w:tcBorders>
+              <w:bottom w:val="single" w:sz="4" w:color="D7E2EC"/>
+              <w:start w:val="nil"/>
+              <w:end w:val="nil"/>
+              <w:top w:val="nil"/>
+            </w:tcBorders>
+          </w:tcPr>
+          <w:p>
+            <w:pPr>
+              <w:spacing w:after="40" w:before="40" w:line="259" w:lineRule="auto"/>
+            </w:pPr>
+            <w:r>
+              <w:rPr>
+                <w:rFonts w:ascii="Calibri" w:hAnsi="Calibri"/>
+                <w:b w:val="0"/>
+                <w:color w:val="000000"/>
+                <w:sz w:val="16"/>
+              </w:rPr>
+              <w:t>TURN</w:t>
+            </w:r>
+          </w:p>
+        </w:tc>
+        <w:tc>
+          <w:tcPr>
+            <w:tcW w:type="dxa" w:w="4560"/>
+            <w:tcBorders>
+              <w:bottom w:val="single" w:sz="4" w:color="D7E2EC"/>
+              <w:start w:val="nil"/>
+              <w:end w:val="nil"/>
+              <w:top w:val="nil"/>
+            </w:tcBorders>
+          </w:tcPr>
+          <w:p>
+            <w:pPr>
+              <w:spacing w:after="40" w:before="40" w:line="259" w:lineRule="auto"/>
+            </w:pPr>
+            <w:r>
+              <w:rPr>
+                <w:rFonts w:ascii="Calibri" w:hAnsi="Calibri"/>
+                <w:b w:val="0"/>
+                <w:color w:val="000000"/>
+                <w:sz w:val="16"/>
+              </w:rPr>
+              <w:t>Llamada funciona entre redes restrictivas o falla con mensaje claro.</w:t>
+            </w:r>
+          </w:p>
+        </w:tc>
+        <w:tc>
+          <w:tcPr>
+            <w:tcW w:type="dxa" w:w="1300"/>
+            <w:tcBorders>
+              <w:bottom w:val="single" w:sz="4" w:color="D7E2EC"/>
+              <w:start w:val="nil"/>
+              <w:end w:val="nil"/>
+              <w:top w:val="nil"/>
+            </w:tcBorders>
+          </w:tcPr>
+          <w:p>
+            <w:pPr>
+              <w:spacing w:after="40" w:before="40" w:line="259" w:lineRule="auto"/>
+            </w:pPr>
+            <w:r>
+              <w:rPr>
+                <w:rFonts w:ascii="Calibri" w:hAnsi="Calibri"/>
+                <w:b w:val="0"/>
+                <w:color w:val="000000"/>
+                <w:sz w:val="16"/>
+              </w:rPr>
+              <w:t>P1</w:t>
+            </w:r>
+          </w:p>
+        </w:tc>
+      </w:tr>
+      <w:tr>
+        <w:trPr>
+          <w:cantSplit/>
+        </w:trPr>
+        <w:tc>
+          <w:tcPr>
+            <w:tcW w:type="dxa" w:w="1000"/>
+            <w:shd w:fill="F7F9FC"/>
+            <w:tcBorders>
+              <w:bottom w:val="single" w:sz="4" w:color="D7E2EC"/>
+              <w:start w:val="nil"/>
+              <w:end w:val="nil"/>
+              <w:top w:val="nil"/>
+            </w:tcBorders>
+          </w:tcPr>
+          <w:p>
+            <w:pPr>
+              <w:spacing w:after="40" w:before="40" w:line="259" w:lineRule="auto"/>
+            </w:pPr>
+            <w:r>
+              <w:rPr>
+                <w:rFonts w:ascii="Calibri" w:hAnsi="Calibri"/>
+                <w:b/>
+                <w:color w:val="0B2545"/>
+                <w:sz w:val="16"/>
+              </w:rPr>
+              <w:t>QA-08</w:t>
+            </w:r>
+          </w:p>
+        </w:tc>
+        <w:tc>
+          <w:tcPr>
+            <w:tcW w:type="dxa" w:w="2500"/>
+            <w:shd w:fill="F7F9FC"/>
+            <w:tcBorders>
+              <w:bottom w:val="single" w:sz="4" w:color="D7E2EC"/>
+              <w:start w:val="nil"/>
+              <w:end w:val="nil"/>
+              <w:top w:val="nil"/>
+            </w:tcBorders>
+          </w:tcPr>
+          <w:p>
+            <w:pPr>
+              <w:spacing w:after="40" w:before="40" w:line="259" w:lineRule="auto"/>
+            </w:pPr>
+            <w:r>
+              <w:rPr>
+                <w:rFonts w:ascii="Calibri" w:hAnsi="Calibri"/>
+                <w:b w:val="0"/>
+                <w:color w:val="000000"/>
+                <w:sz w:val="16"/>
+              </w:rPr>
+              <w:t>Correo</w:t>
+            </w:r>
+          </w:p>
+        </w:tc>
+        <w:tc>
+          <w:tcPr>
+            <w:tcW w:type="dxa" w:w="4560"/>
+            <w:shd w:fill="F7F9FC"/>
+            <w:tcBorders>
+              <w:bottom w:val="single" w:sz="4" w:color="D7E2EC"/>
+              <w:start w:val="nil"/>
+              <w:end w:val="nil"/>
+              <w:top w:val="nil"/>
+            </w:tcBorders>
+          </w:tcPr>
+          <w:p>
+            <w:pPr>
+              <w:spacing w:after="40" w:before="40" w:line="259" w:lineRule="auto"/>
+            </w:pPr>
+            <w:r>
+              <w:rPr>
+                <w:rFonts w:ascii="Calibri" w:hAnsi="Calibri"/>
+                <w:b w:val="0"/>
+                <w:color w:val="000000"/>
+                <w:sz w:val="16"/>
+              </w:rPr>
+              <w:t>Plantilla correcta, una entrega lógica y estado auditable.</w:t>
+            </w:r>
+          </w:p>
+        </w:tc>
+        <w:tc>
+          <w:tcPr>
+            <w:tcW w:type="dxa" w:w="1300"/>
+            <w:shd w:fill="F7F9FC"/>
+            <w:tcBorders>
+              <w:bottom w:val="single" w:sz="4" w:color="D7E2EC"/>
+              <w:start w:val="nil"/>
+              <w:end w:val="nil"/>
+              <w:top w:val="nil"/>
+            </w:tcBorders>
+          </w:tcPr>
+          <w:p>
+            <w:pPr>
+              <w:spacing w:after="40" w:before="40" w:line="259" w:lineRule="auto"/>
+            </w:pPr>
+            <w:r>
+              <w:rPr>
+                <w:rFonts w:ascii="Calibri" w:hAnsi="Calibri"/>
+                <w:b w:val="0"/>
+                <w:color w:val="000000"/>
+                <w:sz w:val="16"/>
+              </w:rPr>
+              <w:t>P1</w:t>
+            </w:r>
+          </w:p>
+        </w:tc>
+      </w:tr>
+      <w:tr>
+        <w:trPr>
+          <w:cantSplit/>
+        </w:trPr>
+        <w:tc>
+          <w:tcPr>
+            <w:tcW w:type="dxa" w:w="1000"/>
+            <w:tcBorders>
+              <w:bottom w:val="single" w:sz="4" w:color="D7E2EC"/>
+              <w:start w:val="nil"/>
+              <w:end w:val="nil"/>
+              <w:top w:val="nil"/>
+            </w:tcBorders>
+          </w:tcPr>
+          <w:p>
+            <w:pPr>
+              <w:spacing w:after="40" w:before="40" w:line="259" w:lineRule="auto"/>
+            </w:pPr>
+            <w:r>
+              <w:rPr>
+                <w:rFonts w:ascii="Calibri" w:hAnsi="Calibri"/>
+                <w:b/>
+                <w:color w:val="0B2545"/>
+                <w:sz w:val="16"/>
+              </w:rPr>
+              <w:t>QA-09</w:t>
+            </w:r>
+          </w:p>
+        </w:tc>
+        <w:tc>
+          <w:tcPr>
+            <w:tcW w:type="dxa" w:w="2500"/>
+            <w:tcBorders>
+              <w:bottom w:val="single" w:sz="4" w:color="D7E2EC"/>
+              <w:start w:val="nil"/>
+              <w:end w:val="nil"/>
+              <w:top w:val="nil"/>
+            </w:tcBorders>
+          </w:tcPr>
+          <w:p>
+            <w:pPr>
+              <w:spacing w:after="40" w:before="40" w:line="259" w:lineRule="auto"/>
+            </w:pPr>
+            <w:r>
+              <w:rPr>
+                <w:rFonts w:ascii="Calibri" w:hAnsi="Calibri"/>
+                <w:b w:val="0"/>
+                <w:color w:val="000000"/>
+                <w:sz w:val="16"/>
+              </w:rPr>
+              <w:t>Portal completo</w:t>
+            </w:r>
+          </w:p>
+        </w:tc>
+        <w:tc>
+          <w:tcPr>
+            <w:tcW w:type="dxa" w:w="4560"/>
+            <w:tcBorders>
+              <w:bottom w:val="single" w:sz="4" w:color="D7E2EC"/>
+              <w:start w:val="nil"/>
+              <w:end w:val="nil"/>
+              <w:top w:val="nil"/>
+            </w:tcBorders>
+          </w:tcPr>
+          <w:p>
+            <w:pPr>
+              <w:spacing w:after="40" w:before="40" w:line="259" w:lineRule="auto"/>
+            </w:pPr>
+            <w:r>
+              <w:rPr>
+                <w:rFonts w:ascii="Calibri" w:hAnsi="Calibri"/>
+                <w:b w:val="0"/>
+                <w:color w:val="000000"/>
+                <w:sz w:val="16"/>
+              </w:rPr>
+              <w:t>Todas las pantallas cargan datos sin error boundary.</w:t>
+            </w:r>
+          </w:p>
+        </w:tc>
+        <w:tc>
+          <w:tcPr>
+            <w:tcW w:type="dxa" w:w="1300"/>
+            <w:tcBorders>
+              <w:bottom w:val="single" w:sz="4" w:color="D7E2EC"/>
+              <w:start w:val="nil"/>
+              <w:end w:val="nil"/>
+              <w:top w:val="nil"/>
+            </w:tcBorders>
+          </w:tcPr>
+          <w:p>
+            <w:pPr>
+              <w:spacing w:after="40" w:before="40" w:line="259" w:lineRule="auto"/>
+            </w:pPr>
+            <w:r>
+              <w:rPr>
+                <w:rFonts w:ascii="Calibri" w:hAnsi="Calibri"/>
+                <w:b w:val="0"/>
+                <w:color w:val="000000"/>
+                <w:sz w:val="16"/>
+              </w:rPr>
+              <w:t>P1</w:t>
+            </w:r>
+          </w:p>
+        </w:tc>
+      </w:tr>
+      <w:tr>
+        <w:trPr>
+          <w:cantSplit/>
+        </w:trPr>
+        <w:tc>
+          <w:tcPr>
+            <w:tcW w:type="dxa" w:w="1000"/>
+            <w:shd w:fill="F7F9FC"/>
+            <w:tcBorders>
+              <w:bottom w:val="single" w:sz="4" w:color="D7E2EC"/>
+              <w:start w:val="nil"/>
+              <w:end w:val="nil"/>
+              <w:top w:val="nil"/>
+            </w:tcBorders>
+          </w:tcPr>
+          <w:p>
+            <w:pPr>
+              <w:spacing w:after="40" w:before="40" w:line="259" w:lineRule="auto"/>
+            </w:pPr>
+            <w:r>
+              <w:rPr>
+                <w:rFonts w:ascii="Calibri" w:hAnsi="Calibri"/>
+                <w:b/>
+                <w:color w:val="0B2545"/>
+                <w:sz w:val="16"/>
+              </w:rPr>
+              <w:t>QA-10</w:t>
+            </w:r>
+          </w:p>
+        </w:tc>
+        <w:tc>
+          <w:tcPr>
+            <w:tcW w:type="dxa" w:w="2500"/>
+            <w:shd w:fill="F7F9FC"/>
+            <w:tcBorders>
+              <w:bottom w:val="single" w:sz="4" w:color="D7E2EC"/>
+              <w:start w:val="nil"/>
+              <w:end w:val="nil"/>
+              <w:top w:val="nil"/>
+            </w:tcBorders>
+          </w:tcPr>
+          <w:p>
+            <w:pPr>
+              <w:spacing w:after="40" w:before="40" w:line="259" w:lineRule="auto"/>
+            </w:pPr>
+            <w:r>
+              <w:rPr>
+                <w:rFonts w:ascii="Calibri" w:hAnsi="Calibri"/>
+                <w:b w:val="0"/>
+                <w:color w:val="000000"/>
+                <w:sz w:val="16"/>
+              </w:rPr>
+              <w:t>Accesibilidad</w:t>
+            </w:r>
+          </w:p>
+        </w:tc>
+        <w:tc>
+          <w:tcPr>
+            <w:tcW w:type="dxa" w:w="4560"/>
+            <w:shd w:fill="F7F9FC"/>
+            <w:tcBorders>
+              <w:bottom w:val="single" w:sz="4" w:color="D7E2EC"/>
+              <w:start w:val="nil"/>
+              <w:end w:val="nil"/>
+              <w:top w:val="nil"/>
+            </w:tcBorders>
+          </w:tcPr>
+          <w:p>
+            <w:pPr>
+              <w:spacing w:after="40" w:before="40" w:line="259" w:lineRule="auto"/>
+            </w:pPr>
+            <w:r>
+              <w:rPr>
+                <w:rFonts w:ascii="Calibri" w:hAnsi="Calibri"/>
+                <w:b w:val="0"/>
+                <w:color w:val="000000"/>
+                <w:sz w:val="16"/>
+              </w:rPr>
+              <w:t>Teclado, foco, etiquetas y contraste cumplen criterios.</w:t>
+            </w:r>
+          </w:p>
+        </w:tc>
+        <w:tc>
+          <w:tcPr>
+            <w:tcW w:type="dxa" w:w="1300"/>
+            <w:shd w:fill="F7F9FC"/>
+            <w:tcBorders>
+              <w:bottom w:val="single" w:sz="4" w:color="D7E2EC"/>
+              <w:start w:val="nil"/>
+              <w:end w:val="nil"/>
+              <w:top w:val="nil"/>
+            </w:tcBorders>
+          </w:tcPr>
+          <w:p>
+            <w:pPr>
+              <w:spacing w:after="40" w:before="40" w:line="259" w:lineRule="auto"/>
+            </w:pPr>
+            <w:r>
+              <w:rPr>
+                <w:rFonts w:ascii="Calibri" w:hAnsi="Calibri"/>
+                <w:b w:val="0"/>
+                <w:color w:val="000000"/>
+                <w:sz w:val="16"/>
+              </w:rPr>
+              <w:t>P2</w:t>
+            </w:r>
+          </w:p>
+        </w:tc>
+      </w:tr>
+    </w:tbl>
+    <w:p/>
+    <w:p>
+      <w:pPr>
+        <w:pStyle w:val="Heading3"/>
+      </w:pPr>
+      <w:r>
+        <w:t>Evidencia de ejecución esperada</w:t>
+      </w:r>
+    </w:p>
+    <w:p>
+      <w:pPr>
+        <w:pStyle w:val="ListBullet"/>
+        <w:spacing w:after="80"/>
+      </w:pPr>
+      <w:r>
+        <w:t>Resultado de comando, versión del código, ambiente y variables no sensibles utilizadas.</w:t>
+      </w:r>
+    </w:p>
+    <w:p>
+      <w:pPr>
+        <w:pStyle w:val="ListBullet"/>
+        <w:spacing w:after="80"/>
+      </w:pPr>
+      <w:r>
+        <w:t>Captura o video para recorridos visuales, acompañado de logs con trace id.</w:t>
+      </w:r>
+    </w:p>
+    <w:p>
+      <w:pPr>
+        <w:pStyle w:val="ListBullet"/>
+        <w:spacing w:after="80"/>
+      </w:pPr>
+      <w:r>
+        <w:t>Datos de prueba identificables y procedimiento para restaurar el ambiente.</w:t>
+      </w:r>
+    </w:p>
+    <w:p>
+      <w:pPr>
+        <w:pStyle w:val="ListBullet"/>
+        <w:spacing w:after="80"/>
+      </w:pPr>
+      <w:r>
+        <w:t>Reporte de defectos con severidad, reproducibilidad, componente y prueba de regresión.</w:t>
+      </w:r>
+    </w:p>
+    <w:p>
+      <w:pPr>
+        <w:pStyle w:val="ListBullet"/>
+        <w:spacing w:after="80"/>
+      </w:pPr>
+      <w:r>
+        <w:t>Matriz final con casos ejecutados, aprobados, fallidos, bloqueados y riesgo residual.</w:t>
+      </w:r>
+    </w:p>
+    <w:p>
+      <w:r>
+        <w:br w:type="page"/>
+      </w:r>
+    </w:p>
+    <w:p>
+      <w:pPr>
+        <w:pStyle w:val="Heading1"/>
+      </w:pPr>
+      <w:r>
+        <w:t>8. Anexo de trazabilidad</w:t>
+      </w:r>
+    </w:p>
+    <w:p>
+      <w:pPr>
+        <w:spacing w:after="120" w:line="264" w:lineRule="auto"/>
+      </w:pPr>
+      <w:r>
+        <w:rPr>
+          <w:rFonts w:ascii="Calibri" w:hAnsi="Calibri"/>
+          <w:color w:val="000000"/>
+          <w:sz w:val="22"/>
+        </w:rPr>
+        <w:t>La matriz siguiente conecta capacidades del producto con el trabajo de cada disciplina. Sirve como base para convertir este reporte en un plan verificable de liberación.</w:t>
+      </w:r>
+    </w:p>
+    <w:tbl>
+      <w:tblPr>
+        <w:tblW w:type="dxa" w:w="9360"/>
+        <w:jc w:val="left"/>
+        <w:tblLook w:firstColumn="1" w:firstRow="1" w:lastColumn="0" w:lastRow="0" w:noHBand="0" w:noVBand="1" w:val="04A0"/>
+        <w:tblInd w:w="120" w:type="dxa"/>
+        <w:tblLayout w:type="fixed"/>
+      </w:tblPr>
+      <w:tblGrid>
+        <w:gridCol w:w="1400"/>
+        <w:gridCol w:w="1900"/>
+        <w:gridCol w:w="2100"/>
+        <w:gridCol w:w="1960"/>
+        <w:gridCol w:w="2000"/>
+      </w:tblGrid>
+      <w:tr>
+        <w:trPr>
+          <w:trHeight w:val="480" w:hRule="atLeast"/>
+          <w:tblHeader w:val="true"/>
+          <w:cantSplit/>
+        </w:trPr>
+        <w:tc>
+          <w:tcPr>
+            <w:tcW w:type="dxa" w:w="1400"/>
+            <w:tcMar>
+              <w:top w:w="80" w:type="dxa"/>
+              <w:start w:w="120" w:type="dxa"/>
+              <w:bottom w:w="80" w:type="dxa"/>
+              <w:end w:w="120" w:type="dxa"/>
+            </w:tcMar>
+            <w:vAlign w:val="center"/>
+            <w:shd w:fill="0B2545"/>
+            <w:tcBorders>
+              <w:bottom w:val="single" w:sz="10" w:color="2E74B5"/>
+            </w:tcBorders>
+          </w:tcPr>
+          <w:p>
+            <w:pPr>
+              <w:spacing w:after="0"/>
+              <w:jc w:val="center"/>
+            </w:pPr>
+            <w:r>
+              <w:rPr>
+                <w:rFonts w:ascii="Calibri" w:hAnsi="Calibri"/>
+                <w:b/>
+                <w:color w:val="FFFFFF"/>
+                <w:sz w:val="15"/>
+              </w:rPr>
+              <w:t>Capacidad</w:t>
+            </w:r>
+          </w:p>
+        </w:tc>
+        <w:tc>
+          <w:tcPr>
+            <w:tcW w:type="dxa" w:w="1900"/>
+            <w:tcMar>
+              <w:top w:w="80" w:type="dxa"/>
+              <w:start w:w="120" w:type="dxa"/>
+              <w:bottom w:w="80" w:type="dxa"/>
+              <w:end w:w="120" w:type="dxa"/>
+            </w:tcMar>
+            <w:vAlign w:val="center"/>
+            <w:shd w:fill="0B2545"/>
+            <w:tcBorders>
+              <w:bottom w:val="single" w:sz="10" w:color="2E74B5"/>
+            </w:tcBorders>
+          </w:tcPr>
+          <w:p>
+            <w:pPr>
+              <w:spacing w:after="0"/>
+              <w:jc w:val="center"/>
+            </w:pPr>
+            <w:r>
+              <w:rPr>
+                <w:rFonts w:ascii="Calibri" w:hAnsi="Calibri"/>
+                <w:b/>
+                <w:color w:val="FFFFFF"/>
+                <w:sz w:val="15"/>
+              </w:rPr>
+              <w:t>Analista</w:t>
+            </w:r>
+          </w:p>
+        </w:tc>
+        <w:tc>
+          <w:tcPr>
+            <w:tcW w:type="dxa" w:w="2100"/>
+            <w:tcMar>
+              <w:top w:w="80" w:type="dxa"/>
+              <w:start w:w="120" w:type="dxa"/>
+              <w:bottom w:w="80" w:type="dxa"/>
+              <w:end w:w="120" w:type="dxa"/>
+            </w:tcMar>
+            <w:vAlign w:val="center"/>
+            <w:shd w:fill="0B2545"/>
+            <w:tcBorders>
+              <w:bottom w:val="single" w:sz="10" w:color="2E74B5"/>
+            </w:tcBorders>
+          </w:tcPr>
+          <w:p>
+            <w:pPr>
+              <w:spacing w:after="0"/>
+              <w:jc w:val="center"/>
+            </w:pPr>
+            <w:r>
+              <w:rPr>
+                <w:rFonts w:ascii="Calibri" w:hAnsi="Calibri"/>
+                <w:b/>
+                <w:color w:val="FFFFFF"/>
+                <w:sz w:val="15"/>
+              </w:rPr>
+              <w:t>Backend</w:t>
+            </w:r>
+          </w:p>
+        </w:tc>
+        <w:tc>
+          <w:tcPr>
+            <w:tcW w:type="dxa" w:w="1960"/>
+            <w:tcMar>
+              <w:top w:w="80" w:type="dxa"/>
+              <w:start w:w="120" w:type="dxa"/>
+              <w:bottom w:w="80" w:type="dxa"/>
+              <w:end w:w="120" w:type="dxa"/>
+            </w:tcMar>
+            <w:vAlign w:val="center"/>
+            <w:shd w:fill="0B2545"/>
+            <w:tcBorders>
+              <w:bottom w:val="single" w:sz="10" w:color="2E74B5"/>
+            </w:tcBorders>
+          </w:tcPr>
+          <w:p>
+            <w:pPr>
+              <w:spacing w:after="0"/>
+              <w:jc w:val="center"/>
+            </w:pPr>
+            <w:r>
+              <w:rPr>
+                <w:rFonts w:ascii="Calibri" w:hAnsi="Calibri"/>
+                <w:b/>
+                <w:color w:val="FFFFFF"/>
+                <w:sz w:val="15"/>
+              </w:rPr>
+              <w:t>Frontend</w:t>
+            </w:r>
+          </w:p>
+        </w:tc>
+        <w:tc>
+          <w:tcPr>
+            <w:tcW w:type="dxa" w:w="2000"/>
+            <w:tcMar>
+              <w:top w:w="80" w:type="dxa"/>
+              <w:start w:w="120" w:type="dxa"/>
+              <w:bottom w:w="80" w:type="dxa"/>
+              <w:end w:w="120" w:type="dxa"/>
+            </w:tcMar>
+            <w:vAlign w:val="center"/>
+            <w:shd w:fill="0B2545"/>
+            <w:tcBorders>
+              <w:bottom w:val="single" w:sz="10" w:color="2E74B5"/>
+            </w:tcBorders>
+          </w:tcPr>
+          <w:p>
+            <w:pPr>
+              <w:spacing w:after="0"/>
+              <w:jc w:val="center"/>
+            </w:pPr>
+            <w:r>
+              <w:rPr>
+                <w:rFonts w:ascii="Calibri" w:hAnsi="Calibri"/>
+                <w:b/>
+                <w:color w:val="FFFFFF"/>
+                <w:sz w:val="15"/>
+              </w:rPr>
+              <w:t>Tester</w:t>
+            </w:r>
+          </w:p>
+        </w:tc>
+      </w:tr>
+      <w:tr>
+        <w:trPr>
+          <w:cantSplit/>
+        </w:trPr>
+        <w:tc>
+          <w:tcPr>
+            <w:tcW w:type="dxa" w:w="1400"/>
+            <w:tcBorders>
+              <w:bottom w:val="single" w:sz="4" w:color="D7E2EC"/>
+              <w:start w:val="nil"/>
+              <w:end w:val="nil"/>
+              <w:top w:val="nil"/>
+            </w:tcBorders>
+          </w:tcPr>
+          <w:p>
+            <w:pPr>
+              <w:spacing w:after="40" w:before="40" w:line="259" w:lineRule="auto"/>
+            </w:pPr>
+            <w:r>
+              <w:rPr>
+                <w:rFonts w:ascii="Calibri" w:hAnsi="Calibri"/>
+                <w:b/>
+                <w:color w:val="0B2545"/>
+                <w:sz w:val="15"/>
+              </w:rPr>
+              <w:t>Autenticación</w:t>
+            </w:r>
+          </w:p>
+        </w:tc>
+        <w:tc>
+          <w:tcPr>
+            <w:tcW w:type="dxa" w:w="1900"/>
+            <w:tcBorders>
+              <w:bottom w:val="single" w:sz="4" w:color="D7E2EC"/>
+              <w:start w:val="nil"/>
+              <w:end w:val="nil"/>
+              <w:top w:val="nil"/>
+            </w:tcBorders>
+          </w:tcPr>
+          <w:p>
+            <w:pPr>
+              <w:spacing w:after="40" w:before="40" w:line="259" w:lineRule="auto"/>
+            </w:pPr>
+            <w:r>
+              <w:rPr>
+                <w:rFonts w:ascii="Calibri" w:hAnsi="Calibri"/>
+                <w:b w:val="0"/>
+                <w:color w:val="000000"/>
+                <w:sz w:val="15"/>
+              </w:rPr>
+              <w:t>Roles y sesión</w:t>
+            </w:r>
+          </w:p>
+        </w:tc>
+        <w:tc>
+          <w:tcPr>
+            <w:tcW w:type="dxa" w:w="2100"/>
+            <w:tcBorders>
+              <w:bottom w:val="single" w:sz="4" w:color="D7E2EC"/>
+              <w:start w:val="nil"/>
+              <w:end w:val="nil"/>
+              <w:top w:val="nil"/>
+            </w:tcBorders>
+          </w:tcPr>
+          <w:p>
+            <w:pPr>
+              <w:spacing w:after="40" w:before="40" w:line="259" w:lineRule="auto"/>
+            </w:pPr>
+            <w:r>
+              <w:rPr>
+                <w:rFonts w:ascii="Calibri" w:hAnsi="Calibri"/>
+                <w:b w:val="0"/>
+                <w:color w:val="000000"/>
+                <w:sz w:val="15"/>
+              </w:rPr>
+              <w:t>Auth/JWT</w:t>
+            </w:r>
+          </w:p>
+        </w:tc>
+        <w:tc>
+          <w:tcPr>
+            <w:tcW w:type="dxa" w:w="1960"/>
+            <w:tcBorders>
+              <w:bottom w:val="single" w:sz="4" w:color="D7E2EC"/>
+              <w:start w:val="nil"/>
+              <w:end w:val="nil"/>
+              <w:top w:val="nil"/>
+            </w:tcBorders>
+          </w:tcPr>
+          <w:p>
+            <w:pPr>
+              <w:spacing w:after="40" w:before="40" w:line="259" w:lineRule="auto"/>
+            </w:pPr>
+            <w:r>
+              <w:rPr>
+                <w:rFonts w:ascii="Calibri" w:hAnsi="Calibri"/>
+                <w:b w:val="0"/>
+                <w:color w:val="000000"/>
+                <w:sz w:val="15"/>
+              </w:rPr>
+              <w:t>Login y rutas</w:t>
+            </w:r>
+          </w:p>
+        </w:tc>
+        <w:tc>
+          <w:tcPr>
+            <w:tcW w:type="dxa" w:w="2000"/>
+            <w:tcBorders>
+              <w:bottom w:val="single" w:sz="4" w:color="D7E2EC"/>
+              <w:start w:val="nil"/>
+              <w:end w:val="nil"/>
+              <w:top w:val="nil"/>
+            </w:tcBorders>
+          </w:tcPr>
+          <w:p>
+            <w:pPr>
+              <w:spacing w:after="40" w:before="40" w:line="259" w:lineRule="auto"/>
+            </w:pPr>
+            <w:r>
+              <w:rPr>
+                <w:rFonts w:ascii="Calibri" w:hAnsi="Calibri"/>
+                <w:b w:val="0"/>
+                <w:color w:val="000000"/>
+                <w:sz w:val="15"/>
+              </w:rPr>
+              <w:t>Auth/RBAC</w:t>
+            </w:r>
+          </w:p>
+        </w:tc>
+      </w:tr>
+      <w:tr>
+        <w:trPr>
+          <w:cantSplit/>
+        </w:trPr>
+        <w:tc>
+          <w:tcPr>
+            <w:tcW w:type="dxa" w:w="1400"/>
+            <w:shd w:fill="F7F9FC"/>
+            <w:tcBorders>
+              <w:bottom w:val="single" w:sz="4" w:color="D7E2EC"/>
+              <w:start w:val="nil"/>
+              <w:end w:val="nil"/>
+              <w:top w:val="nil"/>
+            </w:tcBorders>
+          </w:tcPr>
+          <w:p>
+            <w:pPr>
+              <w:spacing w:after="40" w:before="40" w:line="259" w:lineRule="auto"/>
+            </w:pPr>
+            <w:r>
+              <w:rPr>
+                <w:rFonts w:ascii="Calibri" w:hAnsi="Calibri"/>
+                <w:b/>
+                <w:color w:val="0B2545"/>
+                <w:sz w:val="15"/>
+              </w:rPr>
+              <w:t>Compra</w:t>
+            </w:r>
+          </w:p>
+        </w:tc>
+        <w:tc>
+          <w:tcPr>
+            <w:tcW w:type="dxa" w:w="1900"/>
+            <w:shd w:fill="F7F9FC"/>
+            <w:tcBorders>
+              <w:bottom w:val="single" w:sz="4" w:color="D7E2EC"/>
+              <w:start w:val="nil"/>
+              <w:end w:val="nil"/>
+              <w:top w:val="nil"/>
+            </w:tcBorders>
+          </w:tcPr>
+          <w:p>
+            <w:pPr>
+              <w:spacing w:after="40" w:before="40" w:line="259" w:lineRule="auto"/>
+            </w:pPr>
+            <w:r>
+              <w:rPr>
+                <w:rFonts w:ascii="Calibri" w:hAnsi="Calibri"/>
+                <w:b w:val="0"/>
+                <w:color w:val="000000"/>
+                <w:sz w:val="15"/>
+              </w:rPr>
+              <w:t>Estados comerciales</w:t>
+            </w:r>
+          </w:p>
+        </w:tc>
+        <w:tc>
+          <w:tcPr>
+            <w:tcW w:type="dxa" w:w="2100"/>
+            <w:shd w:fill="F7F9FC"/>
+            <w:tcBorders>
+              <w:bottom w:val="single" w:sz="4" w:color="D7E2EC"/>
+              <w:start w:val="nil"/>
+              <w:end w:val="nil"/>
+              <w:top w:val="nil"/>
+            </w:tcBorders>
+          </w:tcPr>
+          <w:p>
+            <w:pPr>
+              <w:spacing w:after="40" w:before="40" w:line="259" w:lineRule="auto"/>
+            </w:pPr>
+            <w:r>
+              <w:rPr>
+                <w:rFonts w:ascii="Calibri" w:hAnsi="Calibri"/>
+                <w:b w:val="0"/>
+                <w:color w:val="000000"/>
+                <w:sz w:val="15"/>
+              </w:rPr>
+              <w:t>Checkout/webhook</w:t>
+            </w:r>
+          </w:p>
+        </w:tc>
+        <w:tc>
+          <w:tcPr>
+            <w:tcW w:type="dxa" w:w="1960"/>
+            <w:shd w:fill="F7F9FC"/>
+            <w:tcBorders>
+              <w:bottom w:val="single" w:sz="4" w:color="D7E2EC"/>
+              <w:start w:val="nil"/>
+              <w:end w:val="nil"/>
+              <w:top w:val="nil"/>
+            </w:tcBorders>
+          </w:tcPr>
+          <w:p>
+            <w:pPr>
+              <w:spacing w:after="40" w:before="40" w:line="259" w:lineRule="auto"/>
+            </w:pPr>
+            <w:r>
+              <w:rPr>
+                <w:rFonts w:ascii="Calibri" w:hAnsi="Calibri"/>
+                <w:b w:val="0"/>
+                <w:color w:val="000000"/>
+                <w:sz w:val="15"/>
+              </w:rPr>
+              <w:t>Flujo ventas</w:t>
+            </w:r>
+          </w:p>
+        </w:tc>
+        <w:tc>
+          <w:tcPr>
+            <w:tcW w:type="dxa" w:w="2000"/>
+            <w:shd w:fill="F7F9FC"/>
+            <w:tcBorders>
+              <w:bottom w:val="single" w:sz="4" w:color="D7E2EC"/>
+              <w:start w:val="nil"/>
+              <w:end w:val="nil"/>
+              <w:top w:val="nil"/>
+            </w:tcBorders>
+          </w:tcPr>
+          <w:p>
+            <w:pPr>
+              <w:spacing w:after="40" w:before="40" w:line="259" w:lineRule="auto"/>
+            </w:pPr>
+            <w:r>
+              <w:rPr>
+                <w:rFonts w:ascii="Calibri" w:hAnsi="Calibri"/>
+                <w:b w:val="0"/>
+                <w:color w:val="000000"/>
+                <w:sz w:val="15"/>
+              </w:rPr>
+              <w:t>Pago/idempotencia</w:t>
+            </w:r>
+          </w:p>
+        </w:tc>
+      </w:tr>
+      <w:tr>
+        <w:trPr>
+          <w:cantSplit/>
+        </w:trPr>
+        <w:tc>
+          <w:tcPr>
+            <w:tcW w:type="dxa" w:w="1400"/>
+            <w:tcBorders>
+              <w:bottom w:val="single" w:sz="4" w:color="D7E2EC"/>
+              <w:start w:val="nil"/>
+              <w:end w:val="nil"/>
+              <w:top w:val="nil"/>
+            </w:tcBorders>
+          </w:tcPr>
+          <w:p>
+            <w:pPr>
+              <w:spacing w:after="40" w:before="40" w:line="259" w:lineRule="auto"/>
+            </w:pPr>
+            <w:r>
+              <w:rPr>
+                <w:rFonts w:ascii="Calibri" w:hAnsi="Calibri"/>
+                <w:b/>
+                <w:color w:val="0B2545"/>
+                <w:sz w:val="15"/>
+              </w:rPr>
+              <w:t>Activación</w:t>
+            </w:r>
+          </w:p>
+        </w:tc>
+        <w:tc>
+          <w:tcPr>
+            <w:tcW w:type="dxa" w:w="1900"/>
+            <w:tcBorders>
+              <w:bottom w:val="single" w:sz="4" w:color="D7E2EC"/>
+              <w:start w:val="nil"/>
+              <w:end w:val="nil"/>
+              <w:top w:val="nil"/>
+            </w:tcBorders>
+          </w:tcPr>
+          <w:p>
+            <w:pPr>
+              <w:spacing w:after="40" w:before="40" w:line="259" w:lineRule="auto"/>
+            </w:pPr>
+            <w:r>
+              <w:rPr>
+                <w:rFonts w:ascii="Calibri" w:hAnsi="Calibri"/>
+                <w:b w:val="0"/>
+                <w:color w:val="000000"/>
+                <w:sz w:val="15"/>
+              </w:rPr>
+              <w:t>Criterios de acceso</w:t>
+            </w:r>
+          </w:p>
+        </w:tc>
+        <w:tc>
+          <w:tcPr>
+            <w:tcW w:type="dxa" w:w="2100"/>
+            <w:tcBorders>
+              <w:bottom w:val="single" w:sz="4" w:color="D7E2EC"/>
+              <w:start w:val="nil"/>
+              <w:end w:val="nil"/>
+              <w:top w:val="nil"/>
+            </w:tcBorders>
+          </w:tcPr>
+          <w:p>
+            <w:pPr>
+              <w:spacing w:after="40" w:before="40" w:line="259" w:lineRule="auto"/>
+            </w:pPr>
+            <w:r>
+              <w:rPr>
+                <w:rFonts w:ascii="Calibri" w:hAnsi="Calibri"/>
+                <w:b w:val="0"/>
+                <w:color w:val="000000"/>
+                <w:sz w:val="15"/>
+              </w:rPr>
+              <w:t>Cuenta/keys</w:t>
+            </w:r>
+          </w:p>
+        </w:tc>
+        <w:tc>
+          <w:tcPr>
+            <w:tcW w:type="dxa" w:w="1960"/>
+            <w:tcBorders>
+              <w:bottom w:val="single" w:sz="4" w:color="D7E2EC"/>
+              <w:start w:val="nil"/>
+              <w:end w:val="nil"/>
+              <w:top w:val="nil"/>
+            </w:tcBorders>
+          </w:tcPr>
+          <w:p>
+            <w:pPr>
+              <w:spacing w:after="40" w:before="40" w:line="259" w:lineRule="auto"/>
+            </w:pPr>
+            <w:r>
+              <w:rPr>
+                <w:rFonts w:ascii="Calibri" w:hAnsi="Calibri"/>
+                <w:b w:val="0"/>
+                <w:color w:val="000000"/>
+                <w:sz w:val="15"/>
+              </w:rPr>
+              <w:t>Onboarding</w:t>
+            </w:r>
+          </w:p>
+        </w:tc>
+        <w:tc>
+          <w:tcPr>
+            <w:tcW w:type="dxa" w:w="2000"/>
+            <w:tcBorders>
+              <w:bottom w:val="single" w:sz="4" w:color="D7E2EC"/>
+              <w:start w:val="nil"/>
+              <w:end w:val="nil"/>
+              <w:top w:val="nil"/>
+            </w:tcBorders>
+          </w:tcPr>
+          <w:p>
+            <w:pPr>
+              <w:spacing w:after="40" w:before="40" w:line="259" w:lineRule="auto"/>
+            </w:pPr>
+            <w:r>
+              <w:rPr>
+                <w:rFonts w:ascii="Calibri" w:hAnsi="Calibri"/>
+                <w:b w:val="0"/>
+                <w:color w:val="000000"/>
+                <w:sz w:val="15"/>
+              </w:rPr>
+              <w:t>Primer acceso</w:t>
+            </w:r>
+          </w:p>
+        </w:tc>
+      </w:tr>
+      <w:tr>
+        <w:trPr>
+          <w:cantSplit/>
+        </w:trPr>
+        <w:tc>
+          <w:tcPr>
+            <w:tcW w:type="dxa" w:w="1400"/>
+            <w:shd w:fill="F7F9FC"/>
+            <w:tcBorders>
+              <w:bottom w:val="single" w:sz="4" w:color="D7E2EC"/>
+              <w:start w:val="nil"/>
+              <w:end w:val="nil"/>
+              <w:top w:val="nil"/>
+            </w:tcBorders>
+          </w:tcPr>
+          <w:p>
+            <w:pPr>
+              <w:spacing w:after="40" w:before="40" w:line="259" w:lineRule="auto"/>
+            </w:pPr>
+            <w:r>
+              <w:rPr>
+                <w:rFonts w:ascii="Calibri" w:hAnsi="Calibri"/>
+                <w:b/>
+                <w:color w:val="0B2545"/>
+                <w:sz w:val="15"/>
+              </w:rPr>
+              <w:t>Unidades</w:t>
+            </w:r>
+          </w:p>
+        </w:tc>
+        <w:tc>
+          <w:tcPr>
+            <w:tcW w:type="dxa" w:w="1900"/>
+            <w:shd w:fill="F7F9FC"/>
+            <w:tcBorders>
+              <w:bottom w:val="single" w:sz="4" w:color="D7E2EC"/>
+              <w:start w:val="nil"/>
+              <w:end w:val="nil"/>
+              <w:top w:val="nil"/>
+            </w:tcBorders>
+          </w:tcPr>
+          <w:p>
+            <w:pPr>
+              <w:spacing w:after="40" w:before="40" w:line="259" w:lineRule="auto"/>
+            </w:pPr>
+            <w:r>
+              <w:rPr>
+                <w:rFonts w:ascii="Calibri" w:hAnsi="Calibri"/>
+                <w:b w:val="0"/>
+                <w:color w:val="000000"/>
+                <w:sz w:val="15"/>
+              </w:rPr>
+              <w:t>Reglas de alta</w:t>
+            </w:r>
+          </w:p>
+        </w:tc>
+        <w:tc>
+          <w:tcPr>
+            <w:tcW w:type="dxa" w:w="2100"/>
+            <w:shd w:fill="F7F9FC"/>
+            <w:tcBorders>
+              <w:bottom w:val="single" w:sz="4" w:color="D7E2EC"/>
+              <w:start w:val="nil"/>
+              <w:end w:val="nil"/>
+              <w:top w:val="nil"/>
+            </w:tcBorders>
+          </w:tcPr>
+          <w:p>
+            <w:pPr>
+              <w:spacing w:after="40" w:before="40" w:line="259" w:lineRule="auto"/>
+            </w:pPr>
+            <w:r>
+              <w:rPr>
+                <w:rFonts w:ascii="Calibri" w:hAnsi="Calibri"/>
+                <w:b w:val="0"/>
+                <w:color w:val="000000"/>
+                <w:sz w:val="15"/>
+              </w:rPr>
+              <w:t>Vehicles/store</w:t>
+            </w:r>
+          </w:p>
+        </w:tc>
+        <w:tc>
+          <w:tcPr>
+            <w:tcW w:type="dxa" w:w="1960"/>
+            <w:shd w:fill="F7F9FC"/>
+            <w:tcBorders>
+              <w:bottom w:val="single" w:sz="4" w:color="D7E2EC"/>
+              <w:start w:val="nil"/>
+              <w:end w:val="nil"/>
+              <w:top w:val="nil"/>
+            </w:tcBorders>
+          </w:tcPr>
+          <w:p>
+            <w:pPr>
+              <w:spacing w:after="40" w:before="40" w:line="259" w:lineRule="auto"/>
+            </w:pPr>
+            <w:r>
+              <w:rPr>
+                <w:rFonts w:ascii="Calibri" w:hAnsi="Calibri"/>
+                <w:b w:val="0"/>
+                <w:color w:val="000000"/>
+                <w:sz w:val="15"/>
+              </w:rPr>
+              <w:t>Portal/app</w:t>
+            </w:r>
+          </w:p>
+        </w:tc>
+        <w:tc>
+          <w:tcPr>
+            <w:tcW w:type="dxa" w:w="2000"/>
+            <w:shd w:fill="F7F9FC"/>
+            <w:tcBorders>
+              <w:bottom w:val="single" w:sz="4" w:color="D7E2EC"/>
+              <w:start w:val="nil"/>
+              <w:end w:val="nil"/>
+              <w:top w:val="nil"/>
+            </w:tcBorders>
+          </w:tcPr>
+          <w:p>
+            <w:pPr>
+              <w:spacing w:after="40" w:before="40" w:line="259" w:lineRule="auto"/>
+            </w:pPr>
+            <w:r>
+              <w:rPr>
+                <w:rFonts w:ascii="Calibri" w:hAnsi="Calibri"/>
+                <w:b w:val="0"/>
+                <w:color w:val="000000"/>
+                <w:sz w:val="15"/>
+              </w:rPr>
+              <w:t>CRUD/tenant</w:t>
+            </w:r>
+          </w:p>
+        </w:tc>
+      </w:tr>
+      <w:tr>
+        <w:trPr>
+          <w:cantSplit/>
+        </w:trPr>
+        <w:tc>
+          <w:tcPr>
+            <w:tcW w:type="dxa" w:w="1400"/>
+            <w:tcBorders>
+              <w:bottom w:val="single" w:sz="4" w:color="D7E2EC"/>
+              <w:start w:val="nil"/>
+              <w:end w:val="nil"/>
+              <w:top w:val="nil"/>
+            </w:tcBorders>
+          </w:tcPr>
+          <w:p>
+            <w:pPr>
+              <w:spacing w:after="40" w:before="40" w:line="259" w:lineRule="auto"/>
+            </w:pPr>
+            <w:r>
+              <w:rPr>
+                <w:rFonts w:ascii="Calibri" w:hAnsi="Calibri"/>
+                <w:b/>
+                <w:color w:val="0B2545"/>
+                <w:sz w:val="15"/>
+              </w:rPr>
+              <w:t>Rutas</w:t>
+            </w:r>
+          </w:p>
+        </w:tc>
+        <w:tc>
+          <w:tcPr>
+            <w:tcW w:type="dxa" w:w="1900"/>
+            <w:tcBorders>
+              <w:bottom w:val="single" w:sz="4" w:color="D7E2EC"/>
+              <w:start w:val="nil"/>
+              <w:end w:val="nil"/>
+              <w:top w:val="nil"/>
+            </w:tcBorders>
+          </w:tcPr>
+          <w:p>
+            <w:pPr>
+              <w:spacing w:after="40" w:before="40" w:line="259" w:lineRule="auto"/>
+            </w:pPr>
+            <w:r>
+              <w:rPr>
+                <w:rFonts w:ascii="Calibri" w:hAnsi="Calibri"/>
+                <w:b w:val="0"/>
+                <w:color w:val="000000"/>
+                <w:sz w:val="15"/>
+              </w:rPr>
+              <w:t>Ciclo operativo</w:t>
+            </w:r>
+          </w:p>
+        </w:tc>
+        <w:tc>
+          <w:tcPr>
+            <w:tcW w:type="dxa" w:w="2100"/>
+            <w:tcBorders>
+              <w:bottom w:val="single" w:sz="4" w:color="D7E2EC"/>
+              <w:start w:val="nil"/>
+              <w:end w:val="nil"/>
+              <w:top w:val="nil"/>
+            </w:tcBorders>
+          </w:tcPr>
+          <w:p>
+            <w:pPr>
+              <w:spacing w:after="40" w:before="40" w:line="259" w:lineRule="auto"/>
+            </w:pPr>
+            <w:r>
+              <w:rPr>
+                <w:rFonts w:ascii="Calibri" w:hAnsi="Calibri"/>
+                <w:b w:val="0"/>
+                <w:color w:val="000000"/>
+                <w:sz w:val="15"/>
+              </w:rPr>
+              <w:t>Navigation</w:t>
+            </w:r>
+          </w:p>
+        </w:tc>
+        <w:tc>
+          <w:tcPr>
+            <w:tcW w:type="dxa" w:w="1960"/>
+            <w:tcBorders>
+              <w:bottom w:val="single" w:sz="4" w:color="D7E2EC"/>
+              <w:start w:val="nil"/>
+              <w:end w:val="nil"/>
+              <w:top w:val="nil"/>
+            </w:tcBorders>
+          </w:tcPr>
+          <w:p>
+            <w:pPr>
+              <w:spacing w:after="40" w:before="40" w:line="259" w:lineRule="auto"/>
+            </w:pPr>
+            <w:r>
+              <w:rPr>
+                <w:rFonts w:ascii="Calibri" w:hAnsi="Calibri"/>
+                <w:b w:val="0"/>
+                <w:color w:val="000000"/>
+                <w:sz w:val="15"/>
+              </w:rPr>
+              <w:t>Mapa/panel</w:t>
+            </w:r>
+          </w:p>
+        </w:tc>
+        <w:tc>
+          <w:tcPr>
+            <w:tcW w:type="dxa" w:w="2000"/>
+            <w:tcBorders>
+              <w:bottom w:val="single" w:sz="4" w:color="D7E2EC"/>
+              <w:start w:val="nil"/>
+              <w:end w:val="nil"/>
+              <w:top w:val="nil"/>
+            </w:tcBorders>
+          </w:tcPr>
+          <w:p>
+            <w:pPr>
+              <w:spacing w:after="40" w:before="40" w:line="259" w:lineRule="auto"/>
+            </w:pPr>
+            <w:r>
+              <w:rPr>
+                <w:rFonts w:ascii="Calibri" w:hAnsi="Calibri"/>
+                <w:b w:val="0"/>
+                <w:color w:val="000000"/>
+                <w:sz w:val="15"/>
+              </w:rPr>
+              <w:t>Sesión/métricas</w:t>
+            </w:r>
+          </w:p>
+        </w:tc>
+      </w:tr>
+      <w:tr>
+        <w:trPr>
+          <w:cantSplit/>
+        </w:trPr>
+        <w:tc>
+          <w:tcPr>
+            <w:tcW w:type="dxa" w:w="1400"/>
+            <w:shd w:fill="F7F9FC"/>
+            <w:tcBorders>
+              <w:bottom w:val="single" w:sz="4" w:color="D7E2EC"/>
+              <w:start w:val="nil"/>
+              <w:end w:val="nil"/>
+              <w:top w:val="nil"/>
+            </w:tcBorders>
+          </w:tcPr>
+          <w:p>
+            <w:pPr>
+              <w:spacing w:after="40" w:before="40" w:line="259" w:lineRule="auto"/>
+            </w:pPr>
+            <w:r>
+              <w:rPr>
+                <w:rFonts w:ascii="Calibri" w:hAnsi="Calibri"/>
+                <w:b/>
+                <w:color w:val="0B2545"/>
+                <w:sz w:val="15"/>
+              </w:rPr>
+              <w:t>GPS</w:t>
+            </w:r>
+          </w:p>
+        </w:tc>
+        <w:tc>
+          <w:tcPr>
+            <w:tcW w:type="dxa" w:w="1900"/>
+            <w:shd w:fill="F7F9FC"/>
+            <w:tcBorders>
+              <w:bottom w:val="single" w:sz="4" w:color="D7E2EC"/>
+              <w:start w:val="nil"/>
+              <w:end w:val="nil"/>
+              <w:top w:val="nil"/>
+            </w:tcBorders>
+          </w:tcPr>
+          <w:p>
+            <w:pPr>
+              <w:spacing w:after="40" w:before="40" w:line="259" w:lineRule="auto"/>
+            </w:pPr>
+            <w:r>
+              <w:rPr>
+                <w:rFonts w:ascii="Calibri" w:hAnsi="Calibri"/>
+                <w:b w:val="0"/>
+                <w:color w:val="000000"/>
+                <w:sz w:val="15"/>
+              </w:rPr>
+              <w:t>Fuente canónica</w:t>
+            </w:r>
+          </w:p>
+        </w:tc>
+        <w:tc>
+          <w:tcPr>
+            <w:tcW w:type="dxa" w:w="2100"/>
+            <w:shd w:fill="F7F9FC"/>
+            <w:tcBorders>
+              <w:bottom w:val="single" w:sz="4" w:color="D7E2EC"/>
+              <w:start w:val="nil"/>
+              <w:end w:val="nil"/>
+              <w:top w:val="nil"/>
+            </w:tcBorders>
+          </w:tcPr>
+          <w:p>
+            <w:pPr>
+              <w:spacing w:after="40" w:before="40" w:line="259" w:lineRule="auto"/>
+            </w:pPr>
+            <w:r>
+              <w:rPr>
+                <w:rFonts w:ascii="Calibri" w:hAnsi="Calibri"/>
+                <w:b w:val="0"/>
+                <w:color w:val="000000"/>
+                <w:sz w:val="15"/>
+              </w:rPr>
+              <w:t>Locations/socket</w:t>
+            </w:r>
+          </w:p>
+        </w:tc>
+        <w:tc>
+          <w:tcPr>
+            <w:tcW w:type="dxa" w:w="1960"/>
+            <w:shd w:fill="F7F9FC"/>
+            <w:tcBorders>
+              <w:bottom w:val="single" w:sz="4" w:color="D7E2EC"/>
+              <w:start w:val="nil"/>
+              <w:end w:val="nil"/>
+              <w:top w:val="nil"/>
+            </w:tcBorders>
+          </w:tcPr>
+          <w:p>
+            <w:pPr>
+              <w:spacing w:after="40" w:before="40" w:line="259" w:lineRule="auto"/>
+            </w:pPr>
+            <w:r>
+              <w:rPr>
+                <w:rFonts w:ascii="Calibri" w:hAnsi="Calibri"/>
+                <w:b w:val="0"/>
+                <w:color w:val="000000"/>
+                <w:sz w:val="15"/>
+              </w:rPr>
+              <w:t>Tracking</w:t>
+            </w:r>
+          </w:p>
+        </w:tc>
+        <w:tc>
+          <w:tcPr>
+            <w:tcW w:type="dxa" w:w="2000"/>
+            <w:shd w:fill="F7F9FC"/>
+            <w:tcBorders>
+              <w:bottom w:val="single" w:sz="4" w:color="D7E2EC"/>
+              <w:start w:val="nil"/>
+              <w:end w:val="nil"/>
+              <w:top w:val="nil"/>
+            </w:tcBorders>
+          </w:tcPr>
+          <w:p>
+            <w:pPr>
+              <w:spacing w:after="40" w:before="40" w:line="259" w:lineRule="auto"/>
+            </w:pPr>
+            <w:r>
+              <w:rPr>
+                <w:rFonts w:ascii="Calibri" w:hAnsi="Calibri"/>
+                <w:b w:val="0"/>
+                <w:color w:val="000000"/>
+                <w:sz w:val="15"/>
+              </w:rPr>
+              <w:t>Offline/integridad</w:t>
+            </w:r>
+          </w:p>
+        </w:tc>
+      </w:tr>
+      <w:tr>
+        <w:trPr>
+          <w:cantSplit/>
+        </w:trPr>
+        <w:tc>
+          <w:tcPr>
+            <w:tcW w:type="dxa" w:w="1400"/>
+            <w:tcBorders>
+              <w:bottom w:val="single" w:sz="4" w:color="D7E2EC"/>
+              <w:start w:val="nil"/>
+              <w:end w:val="nil"/>
+              <w:top w:val="nil"/>
+            </w:tcBorders>
+          </w:tcPr>
+          <w:p>
+            <w:pPr>
+              <w:spacing w:after="40" w:before="40" w:line="259" w:lineRule="auto"/>
+            </w:pPr>
+            <w:r>
+              <w:rPr>
+                <w:rFonts w:ascii="Calibri" w:hAnsi="Calibri"/>
+                <w:b/>
+                <w:color w:val="0B2545"/>
+                <w:sz w:val="15"/>
+              </w:rPr>
+              <w:t>Incidencias</w:t>
+            </w:r>
+          </w:p>
+        </w:tc>
+        <w:tc>
+          <w:tcPr>
+            <w:tcW w:type="dxa" w:w="1900"/>
+            <w:tcBorders>
+              <w:bottom w:val="single" w:sz="4" w:color="D7E2EC"/>
+              <w:start w:val="nil"/>
+              <w:end w:val="nil"/>
+              <w:top w:val="nil"/>
+            </w:tcBorders>
+          </w:tcPr>
+          <w:p>
+            <w:pPr>
+              <w:spacing w:after="40" w:before="40" w:line="259" w:lineRule="auto"/>
+            </w:pPr>
+            <w:r>
+              <w:rPr>
+                <w:rFonts w:ascii="Calibri" w:hAnsi="Calibri"/>
+                <w:b w:val="0"/>
+                <w:color w:val="000000"/>
+                <w:sz w:val="15"/>
+              </w:rPr>
+              <w:t>Estados/severidad</w:t>
+            </w:r>
+          </w:p>
+        </w:tc>
+        <w:tc>
+          <w:tcPr>
+            <w:tcW w:type="dxa" w:w="2100"/>
+            <w:tcBorders>
+              <w:bottom w:val="single" w:sz="4" w:color="D7E2EC"/>
+              <w:start w:val="nil"/>
+              <w:end w:val="nil"/>
+              <w:top w:val="nil"/>
+            </w:tcBorders>
+          </w:tcPr>
+          <w:p>
+            <w:pPr>
+              <w:spacing w:after="40" w:before="40" w:line="259" w:lineRule="auto"/>
+            </w:pPr>
+            <w:r>
+              <w:rPr>
+                <w:rFonts w:ascii="Calibri" w:hAnsi="Calibri"/>
+                <w:b w:val="0"/>
+                <w:color w:val="000000"/>
+                <w:sz w:val="15"/>
+              </w:rPr>
+              <w:t>Incidents</w:t>
+            </w:r>
+          </w:p>
+        </w:tc>
+        <w:tc>
+          <w:tcPr>
+            <w:tcW w:type="dxa" w:w="1960"/>
+            <w:tcBorders>
+              <w:bottom w:val="single" w:sz="4" w:color="D7E2EC"/>
+              <w:start w:val="nil"/>
+              <w:end w:val="nil"/>
+              <w:top w:val="nil"/>
+            </w:tcBorders>
+          </w:tcPr>
+          <w:p>
+            <w:pPr>
+              <w:spacing w:after="40" w:before="40" w:line="259" w:lineRule="auto"/>
+            </w:pPr>
+            <w:r>
+              <w:rPr>
+                <w:rFonts w:ascii="Calibri" w:hAnsi="Calibri"/>
+                <w:b w:val="0"/>
+                <w:color w:val="000000"/>
+                <w:sz w:val="15"/>
+              </w:rPr>
+              <w:t>Lista/acciones</w:t>
+            </w:r>
+          </w:p>
+        </w:tc>
+        <w:tc>
+          <w:tcPr>
+            <w:tcW w:type="dxa" w:w="2000"/>
+            <w:tcBorders>
+              <w:bottom w:val="single" w:sz="4" w:color="D7E2EC"/>
+              <w:start w:val="nil"/>
+              <w:end w:val="nil"/>
+              <w:top w:val="nil"/>
+            </w:tcBorders>
+          </w:tcPr>
+          <w:p>
+            <w:pPr>
+              <w:spacing w:after="40" w:before="40" w:line="259" w:lineRule="auto"/>
+            </w:pPr>
+            <w:r>
+              <w:rPr>
+                <w:rFonts w:ascii="Calibri" w:hAnsi="Calibri"/>
+                <w:b w:val="0"/>
+                <w:color w:val="000000"/>
+                <w:sz w:val="15"/>
+              </w:rPr>
+              <w:t>Permisos/transición</w:t>
+            </w:r>
+          </w:p>
+        </w:tc>
+      </w:tr>
+      <w:tr>
+        <w:trPr>
+          <w:cantSplit/>
+        </w:trPr>
+        <w:tc>
+          <w:tcPr>
+            <w:tcW w:type="dxa" w:w="1400"/>
+            <w:shd w:fill="F7F9FC"/>
+            <w:tcBorders>
+              <w:bottom w:val="single" w:sz="4" w:color="D7E2EC"/>
+              <w:start w:val="nil"/>
+              <w:end w:val="nil"/>
+              <w:top w:val="nil"/>
+            </w:tcBorders>
+          </w:tcPr>
+          <w:p>
+            <w:pPr>
+              <w:spacing w:after="40" w:before="40" w:line="259" w:lineRule="auto"/>
+            </w:pPr>
+            <w:r>
+              <w:rPr>
+                <w:rFonts w:ascii="Calibri" w:hAnsi="Calibri"/>
+                <w:b/>
+                <w:color w:val="0B2545"/>
+                <w:sz w:val="15"/>
+              </w:rPr>
+              <w:t>Documentos</w:t>
+            </w:r>
+          </w:p>
+        </w:tc>
+        <w:tc>
+          <w:tcPr>
+            <w:tcW w:type="dxa" w:w="1900"/>
+            <w:shd w:fill="F7F9FC"/>
+            <w:tcBorders>
+              <w:bottom w:val="single" w:sz="4" w:color="D7E2EC"/>
+              <w:start w:val="nil"/>
+              <w:end w:val="nil"/>
+              <w:top w:val="nil"/>
+            </w:tcBorders>
+          </w:tcPr>
+          <w:p>
+            <w:pPr>
+              <w:spacing w:after="40" w:before="40" w:line="259" w:lineRule="auto"/>
+            </w:pPr>
+            <w:r>
+              <w:rPr>
+                <w:rFonts w:ascii="Calibri" w:hAnsi="Calibri"/>
+                <w:b w:val="0"/>
+                <w:color w:val="000000"/>
+                <w:sz w:val="15"/>
+              </w:rPr>
+              <w:t>Revisión/vigencia</w:t>
+            </w:r>
+          </w:p>
+        </w:tc>
+        <w:tc>
+          <w:tcPr>
+            <w:tcW w:type="dxa" w:w="2100"/>
+            <w:shd w:fill="F7F9FC"/>
+            <w:tcBorders>
+              <w:bottom w:val="single" w:sz="4" w:color="D7E2EC"/>
+              <w:start w:val="nil"/>
+              <w:end w:val="nil"/>
+              <w:top w:val="nil"/>
+            </w:tcBorders>
+          </w:tcPr>
+          <w:p>
+            <w:pPr>
+              <w:spacing w:after="40" w:before="40" w:line="259" w:lineRule="auto"/>
+            </w:pPr>
+            <w:r>
+              <w:rPr>
+                <w:rFonts w:ascii="Calibri" w:hAnsi="Calibri"/>
+                <w:b w:val="0"/>
+                <w:color w:val="000000"/>
+                <w:sz w:val="15"/>
+              </w:rPr>
+              <w:t>Documents</w:t>
+            </w:r>
+          </w:p>
+        </w:tc>
+        <w:tc>
+          <w:tcPr>
+            <w:tcW w:type="dxa" w:w="1960"/>
+            <w:shd w:fill="F7F9FC"/>
+            <w:tcBorders>
+              <w:bottom w:val="single" w:sz="4" w:color="D7E2EC"/>
+              <w:start w:val="nil"/>
+              <w:end w:val="nil"/>
+              <w:top w:val="nil"/>
+            </w:tcBorders>
+          </w:tcPr>
+          <w:p>
+            <w:pPr>
+              <w:spacing w:after="40" w:before="40" w:line="259" w:lineRule="auto"/>
+            </w:pPr>
+            <w:r>
+              <w:rPr>
+                <w:rFonts w:ascii="Calibri" w:hAnsi="Calibri"/>
+                <w:b w:val="0"/>
+                <w:color w:val="000000"/>
+                <w:sz w:val="15"/>
+              </w:rPr>
+              <w:t>Carga/revisión</w:t>
+            </w:r>
+          </w:p>
+        </w:tc>
+        <w:tc>
+          <w:tcPr>
+            <w:tcW w:type="dxa" w:w="2000"/>
+            <w:shd w:fill="F7F9FC"/>
+            <w:tcBorders>
+              <w:bottom w:val="single" w:sz="4" w:color="D7E2EC"/>
+              <w:start w:val="nil"/>
+              <w:end w:val="nil"/>
+              <w:top w:val="nil"/>
+            </w:tcBorders>
+          </w:tcPr>
+          <w:p>
+            <w:pPr>
+              <w:spacing w:after="40" w:before="40" w:line="259" w:lineRule="auto"/>
+            </w:pPr>
+            <w:r>
+              <w:rPr>
+                <w:rFonts w:ascii="Calibri" w:hAnsi="Calibri"/>
+                <w:b w:val="0"/>
+                <w:color w:val="000000"/>
+                <w:sz w:val="15"/>
+              </w:rPr>
+              <w:t>Archivo/acceso</w:t>
+            </w:r>
+          </w:p>
+        </w:tc>
+      </w:tr>
+      <w:tr>
+        <w:trPr>
+          <w:cantSplit/>
+        </w:trPr>
+        <w:tc>
+          <w:tcPr>
+            <w:tcW w:type="dxa" w:w="1400"/>
+            <w:tcBorders>
+              <w:bottom w:val="single" w:sz="4" w:color="D7E2EC"/>
+              <w:start w:val="nil"/>
+              <w:end w:val="nil"/>
+              <w:top w:val="nil"/>
+            </w:tcBorders>
+          </w:tcPr>
+          <w:p>
+            <w:pPr>
+              <w:spacing w:after="40" w:before="40" w:line="259" w:lineRule="auto"/>
+            </w:pPr>
+            <w:r>
+              <w:rPr>
+                <w:rFonts w:ascii="Calibri" w:hAnsi="Calibri"/>
+                <w:b/>
+                <w:color w:val="0B2545"/>
+                <w:sz w:val="15"/>
+              </w:rPr>
+              <w:t>Llamadas</w:t>
+            </w:r>
+          </w:p>
+        </w:tc>
+        <w:tc>
+          <w:tcPr>
+            <w:tcW w:type="dxa" w:w="1900"/>
+            <w:tcBorders>
+              <w:bottom w:val="single" w:sz="4" w:color="D7E2EC"/>
+              <w:start w:val="nil"/>
+              <w:end w:val="nil"/>
+              <w:top w:val="nil"/>
+            </w:tcBorders>
+          </w:tcPr>
+          <w:p>
+            <w:pPr>
+              <w:spacing w:after="40" w:before="40" w:line="259" w:lineRule="auto"/>
+            </w:pPr>
+            <w:r>
+              <w:rPr>
+                <w:rFonts w:ascii="Calibri" w:hAnsi="Calibri"/>
+                <w:b w:val="0"/>
+                <w:color w:val="000000"/>
+                <w:sz w:val="15"/>
+              </w:rPr>
+              <w:t>Casos RTC</w:t>
+            </w:r>
+          </w:p>
+        </w:tc>
+        <w:tc>
+          <w:tcPr>
+            <w:tcW w:type="dxa" w:w="2100"/>
+            <w:tcBorders>
+              <w:bottom w:val="single" w:sz="4" w:color="D7E2EC"/>
+              <w:start w:val="nil"/>
+              <w:end w:val="nil"/>
+              <w:top w:val="nil"/>
+            </w:tcBorders>
+          </w:tcPr>
+          <w:p>
+            <w:pPr>
+              <w:spacing w:after="40" w:before="40" w:line="259" w:lineRule="auto"/>
+            </w:pPr>
+            <w:r>
+              <w:rPr>
+                <w:rFonts w:ascii="Calibri" w:hAnsi="Calibri"/>
+                <w:b w:val="0"/>
+                <w:color w:val="000000"/>
+                <w:sz w:val="15"/>
+              </w:rPr>
+              <w:t>ICE/CDR/socket</w:t>
+            </w:r>
+          </w:p>
+        </w:tc>
+        <w:tc>
+          <w:tcPr>
+            <w:tcW w:type="dxa" w:w="1960"/>
+            <w:tcBorders>
+              <w:bottom w:val="single" w:sz="4" w:color="D7E2EC"/>
+              <w:start w:val="nil"/>
+              <w:end w:val="nil"/>
+              <w:top w:val="nil"/>
+            </w:tcBorders>
+          </w:tcPr>
+          <w:p>
+            <w:pPr>
+              <w:spacing w:after="40" w:before="40" w:line="259" w:lineRule="auto"/>
+            </w:pPr>
+            <w:r>
+              <w:rPr>
+                <w:rFonts w:ascii="Calibri" w:hAnsi="Calibri"/>
+                <w:b w:val="0"/>
+                <w:color w:val="000000"/>
+                <w:sz w:val="15"/>
+              </w:rPr>
+              <w:t>WebRTC/nativo</w:t>
+            </w:r>
+          </w:p>
+        </w:tc>
+        <w:tc>
+          <w:tcPr>
+            <w:tcW w:type="dxa" w:w="2000"/>
+            <w:tcBorders>
+              <w:bottom w:val="single" w:sz="4" w:color="D7E2EC"/>
+              <w:start w:val="nil"/>
+              <w:end w:val="nil"/>
+              <w:top w:val="nil"/>
+            </w:tcBorders>
+          </w:tcPr>
+          <w:p>
+            <w:pPr>
+              <w:spacing w:after="40" w:before="40" w:line="259" w:lineRule="auto"/>
+            </w:pPr>
+            <w:r>
+              <w:rPr>
+                <w:rFonts w:ascii="Calibri" w:hAnsi="Calibri"/>
+                <w:b w:val="0"/>
+                <w:color w:val="000000"/>
+                <w:sz w:val="15"/>
+              </w:rPr>
+              <w:t>Red/reconexión</w:t>
+            </w:r>
+          </w:p>
+        </w:tc>
+      </w:tr>
+      <w:tr>
+        <w:trPr>
+          <w:cantSplit/>
+        </w:trPr>
+        <w:tc>
+          <w:tcPr>
+            <w:tcW w:type="dxa" w:w="1400"/>
+            <w:shd w:fill="F7F9FC"/>
+            <w:tcBorders>
+              <w:bottom w:val="single" w:sz="4" w:color="D7E2EC"/>
+              <w:start w:val="nil"/>
+              <w:end w:val="nil"/>
+              <w:top w:val="nil"/>
+            </w:tcBorders>
+          </w:tcPr>
+          <w:p>
+            <w:pPr>
+              <w:spacing w:after="40" w:before="40" w:line="259" w:lineRule="auto"/>
+            </w:pPr>
+            <w:r>
+              <w:rPr>
+                <w:rFonts w:ascii="Calibri" w:hAnsi="Calibri"/>
+                <w:b/>
+                <w:color w:val="0B2545"/>
+                <w:sz w:val="15"/>
+              </w:rPr>
+              <w:t>Correo</w:t>
+            </w:r>
+          </w:p>
+        </w:tc>
+        <w:tc>
+          <w:tcPr>
+            <w:tcW w:type="dxa" w:w="1900"/>
+            <w:shd w:fill="F7F9FC"/>
+            <w:tcBorders>
+              <w:bottom w:val="single" w:sz="4" w:color="D7E2EC"/>
+              <w:start w:val="nil"/>
+              <w:end w:val="nil"/>
+              <w:top w:val="nil"/>
+            </w:tcBorders>
+          </w:tcPr>
+          <w:p>
+            <w:pPr>
+              <w:spacing w:after="40" w:before="40" w:line="259" w:lineRule="auto"/>
+            </w:pPr>
+            <w:r>
+              <w:rPr>
+                <w:rFonts w:ascii="Calibri" w:hAnsi="Calibri"/>
+                <w:b w:val="0"/>
+                <w:color w:val="000000"/>
+                <w:sz w:val="15"/>
+              </w:rPr>
+              <w:t>Eventos/plantillas</w:t>
+            </w:r>
+          </w:p>
+        </w:tc>
+        <w:tc>
+          <w:tcPr>
+            <w:tcW w:type="dxa" w:w="2100"/>
+            <w:shd w:fill="F7F9FC"/>
+            <w:tcBorders>
+              <w:bottom w:val="single" w:sz="4" w:color="D7E2EC"/>
+              <w:start w:val="nil"/>
+              <w:end w:val="nil"/>
+              <w:top w:val="nil"/>
+            </w:tcBorders>
+          </w:tcPr>
+          <w:p>
+            <w:pPr>
+              <w:spacing w:after="40" w:before="40" w:line="259" w:lineRule="auto"/>
+            </w:pPr>
+            <w:r>
+              <w:rPr>
+                <w:rFonts w:ascii="Calibri" w:hAnsi="Calibri"/>
+                <w:b w:val="0"/>
+                <w:color w:val="000000"/>
+                <w:sz w:val="15"/>
+              </w:rPr>
+              <w:t>Communication</w:t>
+            </w:r>
+          </w:p>
+        </w:tc>
+        <w:tc>
+          <w:tcPr>
+            <w:tcW w:type="dxa" w:w="1960"/>
+            <w:shd w:fill="F7F9FC"/>
+            <w:tcBorders>
+              <w:bottom w:val="single" w:sz="4" w:color="D7E2EC"/>
+              <w:start w:val="nil"/>
+              <w:end w:val="nil"/>
+              <w:top w:val="nil"/>
+            </w:tcBorders>
+          </w:tcPr>
+          <w:p>
+            <w:pPr>
+              <w:spacing w:after="40" w:before="40" w:line="259" w:lineRule="auto"/>
+            </w:pPr>
+            <w:r>
+              <w:rPr>
+                <w:rFonts w:ascii="Calibri" w:hAnsi="Calibri"/>
+                <w:b w:val="0"/>
+                <w:color w:val="000000"/>
+                <w:sz w:val="15"/>
+              </w:rPr>
+              <w:t>Feedback</w:t>
+            </w:r>
+          </w:p>
+        </w:tc>
+        <w:tc>
+          <w:tcPr>
+            <w:tcW w:type="dxa" w:w="2000"/>
+            <w:shd w:fill="F7F9FC"/>
+            <w:tcBorders>
+              <w:bottom w:val="single" w:sz="4" w:color="D7E2EC"/>
+              <w:start w:val="nil"/>
+              <w:end w:val="nil"/>
+              <w:top w:val="nil"/>
+            </w:tcBorders>
+          </w:tcPr>
+          <w:p>
+            <w:pPr>
+              <w:spacing w:after="40" w:before="40" w:line="259" w:lineRule="auto"/>
+            </w:pPr>
+            <w:r>
+              <w:rPr>
+                <w:rFonts w:ascii="Calibri" w:hAnsi="Calibri"/>
+                <w:b w:val="0"/>
+                <w:color w:val="000000"/>
+                <w:sz w:val="15"/>
+              </w:rPr>
+              <w:t>Entrega/reintento</w:t>
+            </w:r>
+          </w:p>
+        </w:tc>
+      </w:tr>
+    </w:tbl>
+    <w:p/>
+    <w:p>
+      <w:pPr>
+        <w:pStyle w:val="Heading2"/>
+      </w:pPr>
+      <w:r>
+        <w:t>8.1 Indicadores recomendados</w:t>
+      </w:r>
+    </w:p>
+    <w:tbl>
+      <w:tblPr>
+        <w:tblW w:type="dxa" w:w="9360"/>
+        <w:jc w:val="left"/>
+        <w:tblLook w:firstColumn="1" w:firstRow="1" w:lastColumn="0" w:lastRow="0" w:noHBand="0" w:noVBand="1" w:val="04A0"/>
+        <w:tblInd w:w="120" w:type="dxa"/>
+        <w:tblLayout w:type="fixed"/>
+      </w:tblPr>
+      <w:tblGrid>
+        <w:gridCol w:w="2200"/>
+        <w:gridCol w:w="7160"/>
+      </w:tblGrid>
+      <w:tr>
+        <w:trPr>
+          <w:trHeight w:val="480" w:hRule="atLeast"/>
+          <w:tblHeader w:val="true"/>
+          <w:cantSplit/>
+        </w:trPr>
+        <w:tc>
+          <w:tcPr>
+            <w:tcW w:type="dxa" w:w="2200"/>
+            <w:tcMar>
+              <w:top w:w="80" w:type="dxa"/>
+              <w:start w:w="120" w:type="dxa"/>
+              <w:bottom w:w="80" w:type="dxa"/>
+              <w:end w:w="120" w:type="dxa"/>
+            </w:tcMar>
+            <w:vAlign w:val="center"/>
+            <w:shd w:fill="0B2545"/>
+            <w:tcBorders>
+              <w:bottom w:val="single" w:sz="10" w:color="2E74B5"/>
+            </w:tcBorders>
+          </w:tcPr>
+          <w:p>
+            <w:pPr>
+              <w:spacing w:after="0"/>
+              <w:jc w:val="center"/>
+            </w:pPr>
+            <w:r>
+              <w:rPr>
+                <w:rFonts w:ascii="Calibri" w:hAnsi="Calibri"/>
+                <w:b/>
+                <w:color w:val="FFFFFF"/>
+                <w:sz w:val="17"/>
+              </w:rPr>
+              <w:t>Dimensión</w:t>
+            </w:r>
+          </w:p>
+        </w:tc>
+        <w:tc>
+          <w:tcPr>
+            <w:tcW w:type="dxa" w:w="7160"/>
+            <w:tcMar>
+              <w:top w:w="80" w:type="dxa"/>
+              <w:start w:w="120" w:type="dxa"/>
+              <w:bottom w:w="80" w:type="dxa"/>
+              <w:end w:w="120" w:type="dxa"/>
+            </w:tcMar>
+            <w:vAlign w:val="center"/>
+            <w:shd w:fill="0B2545"/>
+            <w:tcBorders>
+              <w:bottom w:val="single" w:sz="10" w:color="2E74B5"/>
+            </w:tcBorders>
+          </w:tcPr>
+          <w:p>
+            <w:pPr>
+              <w:spacing w:after="0"/>
+              <w:jc w:val="center"/>
+            </w:pPr>
+            <w:r>
+              <w:rPr>
+                <w:rFonts w:ascii="Calibri" w:hAnsi="Calibri"/>
+                <w:b/>
+                <w:color w:val="FFFFFF"/>
+                <w:sz w:val="17"/>
+              </w:rPr>
+              <w:t>Indicadores</w:t>
+            </w:r>
+          </w:p>
+        </w:tc>
+      </w:tr>
+      <w:tr>
+        <w:trPr>
+          <w:cantSplit/>
+        </w:trPr>
+        <w:tc>
+          <w:tcPr>
+            <w:tcW w:type="dxa" w:w="2200"/>
+            <w:tcBorders>
+              <w:bottom w:val="single" w:sz="4" w:color="D7E2EC"/>
+              <w:start w:val="nil"/>
+              <w:end w:val="nil"/>
+              <w:top w:val="nil"/>
+            </w:tcBorders>
+          </w:tcPr>
+          <w:p>
+            <w:pPr>
+              <w:spacing w:after="40" w:before="40" w:line="259" w:lineRule="auto"/>
+            </w:pPr>
+            <w:r>
+              <w:rPr>
+                <w:rFonts w:ascii="Calibri" w:hAnsi="Calibri"/>
+                <w:b/>
+                <w:color w:val="0B2545"/>
+                <w:sz w:val="17"/>
+              </w:rPr>
+              <w:t>Producto</w:t>
+            </w:r>
+          </w:p>
+        </w:tc>
+        <w:tc>
+          <w:tcPr>
+            <w:tcW w:type="dxa" w:w="7160"/>
+            <w:tcBorders>
+              <w:bottom w:val="single" w:sz="4" w:color="D7E2EC"/>
+              <w:start w:val="nil"/>
+              <w:end w:val="nil"/>
+              <w:top w:val="nil"/>
+            </w:tcBorders>
+          </w:tcPr>
+          <w:p>
+            <w:pPr>
+              <w:spacing w:after="40" w:before="40" w:line="259" w:lineRule="auto"/>
+            </w:pPr>
+            <w:r>
+              <w:rPr>
+                <w:rFonts w:ascii="Calibri" w:hAnsi="Calibri"/>
+                <w:b w:val="0"/>
+                <w:color w:val="000000"/>
+                <w:sz w:val="17"/>
+              </w:rPr>
+              <w:t>Tasa de activación, tiempo a primera unidad, usuarios activos.</w:t>
+            </w:r>
+          </w:p>
+        </w:tc>
+      </w:tr>
+      <w:tr>
+        <w:trPr>
+          <w:cantSplit/>
+        </w:trPr>
+        <w:tc>
+          <w:tcPr>
+            <w:tcW w:type="dxa" w:w="2200"/>
+            <w:shd w:fill="F7F9FC"/>
+            <w:tcBorders>
+              <w:bottom w:val="single" w:sz="4" w:color="D7E2EC"/>
+              <w:start w:val="nil"/>
+              <w:end w:val="nil"/>
+              <w:top w:val="nil"/>
+            </w:tcBorders>
+          </w:tcPr>
+          <w:p>
+            <w:pPr>
+              <w:spacing w:after="40" w:before="40" w:line="259" w:lineRule="auto"/>
+            </w:pPr>
+            <w:r>
+              <w:rPr>
+                <w:rFonts w:ascii="Calibri" w:hAnsi="Calibri"/>
+                <w:b/>
+                <w:color w:val="0B2545"/>
+                <w:sz w:val="17"/>
+              </w:rPr>
+              <w:t>Backend</w:t>
+            </w:r>
+          </w:p>
+        </w:tc>
+        <w:tc>
+          <w:tcPr>
+            <w:tcW w:type="dxa" w:w="7160"/>
+            <w:shd w:fill="F7F9FC"/>
+            <w:tcBorders>
+              <w:bottom w:val="single" w:sz="4" w:color="D7E2EC"/>
+              <w:start w:val="nil"/>
+              <w:end w:val="nil"/>
+              <w:top w:val="nil"/>
+            </w:tcBorders>
+          </w:tcPr>
+          <w:p>
+            <w:pPr>
+              <w:spacing w:after="40" w:before="40" w:line="259" w:lineRule="auto"/>
+            </w:pPr>
+            <w:r>
+              <w:rPr>
+                <w:rFonts w:ascii="Calibri" w:hAnsi="Calibri"/>
+                <w:b w:val="0"/>
+                <w:color w:val="000000"/>
+                <w:sz w:val="17"/>
+              </w:rPr>
+              <w:t>Disponibilidad, p95, errores, sockets, webhooks duplicados.</w:t>
+            </w:r>
+          </w:p>
+        </w:tc>
+      </w:tr>
+      <w:tr>
+        <w:trPr>
+          <w:cantSplit/>
+        </w:trPr>
+        <w:tc>
+          <w:tcPr>
+            <w:tcW w:type="dxa" w:w="2200"/>
+            <w:tcBorders>
+              <w:bottom w:val="single" w:sz="4" w:color="D7E2EC"/>
+              <w:start w:val="nil"/>
+              <w:end w:val="nil"/>
+              <w:top w:val="nil"/>
+            </w:tcBorders>
+          </w:tcPr>
+          <w:p>
+            <w:pPr>
+              <w:spacing w:after="40" w:before="40" w:line="259" w:lineRule="auto"/>
+            </w:pPr>
+            <w:r>
+              <w:rPr>
+                <w:rFonts w:ascii="Calibri" w:hAnsi="Calibri"/>
+                <w:b/>
+                <w:color w:val="0B2545"/>
+                <w:sz w:val="17"/>
+              </w:rPr>
+              <w:t>Frontend</w:t>
+            </w:r>
+          </w:p>
+        </w:tc>
+        <w:tc>
+          <w:tcPr>
+            <w:tcW w:type="dxa" w:w="7160"/>
+            <w:tcBorders>
+              <w:bottom w:val="single" w:sz="4" w:color="D7E2EC"/>
+              <w:start w:val="nil"/>
+              <w:end w:val="nil"/>
+              <w:top w:val="nil"/>
+            </w:tcBorders>
+          </w:tcPr>
+          <w:p>
+            <w:pPr>
+              <w:spacing w:after="40" w:before="40" w:line="259" w:lineRule="auto"/>
+            </w:pPr>
+            <w:r>
+              <w:rPr>
+                <w:rFonts w:ascii="Calibri" w:hAnsi="Calibri"/>
+                <w:b w:val="0"/>
+                <w:color w:val="000000"/>
+                <w:sz w:val="17"/>
+              </w:rPr>
+              <w:t>Errores de pantalla, tiempo de carga, renders y fallos de mapa.</w:t>
+            </w:r>
+          </w:p>
+        </w:tc>
+      </w:tr>
+      <w:tr>
+        <w:trPr>
+          <w:cantSplit/>
+        </w:trPr>
+        <w:tc>
+          <w:tcPr>
+            <w:tcW w:type="dxa" w:w="2200"/>
+            <w:shd w:fill="F7F9FC"/>
+            <w:tcBorders>
+              <w:bottom w:val="single" w:sz="4" w:color="D7E2EC"/>
+              <w:start w:val="nil"/>
+              <w:end w:val="nil"/>
+              <w:top w:val="nil"/>
+            </w:tcBorders>
+          </w:tcPr>
+          <w:p>
+            <w:pPr>
+              <w:spacing w:after="40" w:before="40" w:line="259" w:lineRule="auto"/>
+            </w:pPr>
+            <w:r>
+              <w:rPr>
+                <w:rFonts w:ascii="Calibri" w:hAnsi="Calibri"/>
+                <w:b/>
+                <w:color w:val="0B2545"/>
+                <w:sz w:val="17"/>
+              </w:rPr>
+              <w:t>Operación</w:t>
+            </w:r>
+          </w:p>
+        </w:tc>
+        <w:tc>
+          <w:tcPr>
+            <w:tcW w:type="dxa" w:w="7160"/>
+            <w:shd w:fill="F7F9FC"/>
+            <w:tcBorders>
+              <w:bottom w:val="single" w:sz="4" w:color="D7E2EC"/>
+              <w:start w:val="nil"/>
+              <w:end w:val="nil"/>
+              <w:top w:val="nil"/>
+            </w:tcBorders>
+          </w:tcPr>
+          <w:p>
+            <w:pPr>
+              <w:spacing w:after="40" w:before="40" w:line="259" w:lineRule="auto"/>
+            </w:pPr>
+            <w:r>
+              <w:rPr>
+                <w:rFonts w:ascii="Calibri" w:hAnsi="Calibri"/>
+                <w:b w:val="0"/>
+                <w:color w:val="000000"/>
+                <w:sz w:val="17"/>
+              </w:rPr>
+              <w:t>Frecuencia GPS, posiciones descartadas, sesiones completas.</w:t>
+            </w:r>
+          </w:p>
+        </w:tc>
+      </w:tr>
+      <w:tr>
+        <w:trPr>
+          <w:cantSplit/>
+        </w:trPr>
+        <w:tc>
+          <w:tcPr>
+            <w:tcW w:type="dxa" w:w="2200"/>
+            <w:tcBorders>
+              <w:bottom w:val="single" w:sz="4" w:color="D7E2EC"/>
+              <w:start w:val="nil"/>
+              <w:end w:val="nil"/>
+              <w:top w:val="nil"/>
+            </w:tcBorders>
+          </w:tcPr>
+          <w:p>
+            <w:pPr>
+              <w:spacing w:after="40" w:before="40" w:line="259" w:lineRule="auto"/>
+            </w:pPr>
+            <w:r>
+              <w:rPr>
+                <w:rFonts w:ascii="Calibri" w:hAnsi="Calibri"/>
+                <w:b/>
+                <w:color w:val="0B2545"/>
+                <w:sz w:val="17"/>
+              </w:rPr>
+              <w:t>Comunicación</w:t>
+            </w:r>
+          </w:p>
+        </w:tc>
+        <w:tc>
+          <w:tcPr>
+            <w:tcW w:type="dxa" w:w="7160"/>
+            <w:tcBorders>
+              <w:bottom w:val="single" w:sz="4" w:color="D7E2EC"/>
+              <w:start w:val="nil"/>
+              <w:end w:val="nil"/>
+              <w:top w:val="nil"/>
+            </w:tcBorders>
+          </w:tcPr>
+          <w:p>
+            <w:pPr>
+              <w:spacing w:after="40" w:before="40" w:line="259" w:lineRule="auto"/>
+            </w:pPr>
+            <w:r>
+              <w:rPr>
+                <w:rFonts w:ascii="Calibri" w:hAnsi="Calibri"/>
+                <w:b w:val="0"/>
+                <w:color w:val="000000"/>
+                <w:sz w:val="17"/>
+              </w:rPr>
+              <w:t>Llamadas conectadas, duración, jitter, correo entregado/rebotado.</w:t>
+            </w:r>
+          </w:p>
+        </w:tc>
+      </w:tr>
+      <w:tr>
+        <w:trPr>
+          <w:cantSplit/>
+        </w:trPr>
+        <w:tc>
+          <w:tcPr>
+            <w:tcW w:type="dxa" w:w="2200"/>
+            <w:shd w:fill="F7F9FC"/>
+            <w:tcBorders>
+              <w:bottom w:val="single" w:sz="4" w:color="D7E2EC"/>
+              <w:start w:val="nil"/>
+              <w:end w:val="nil"/>
+              <w:top w:val="nil"/>
+            </w:tcBorders>
+          </w:tcPr>
+          <w:p>
+            <w:pPr>
+              <w:spacing w:after="40" w:before="40" w:line="259" w:lineRule="auto"/>
+            </w:pPr>
+            <w:r>
+              <w:rPr>
+                <w:rFonts w:ascii="Calibri" w:hAnsi="Calibri"/>
+                <w:b/>
+                <w:color w:val="0B2545"/>
+                <w:sz w:val="17"/>
+              </w:rPr>
+              <w:t>Calidad</w:t>
+            </w:r>
+          </w:p>
+        </w:tc>
+        <w:tc>
+          <w:tcPr>
+            <w:tcW w:type="dxa" w:w="7160"/>
+            <w:shd w:fill="F7F9FC"/>
+            <w:tcBorders>
+              <w:bottom w:val="single" w:sz="4" w:color="D7E2EC"/>
+              <w:start w:val="nil"/>
+              <w:end w:val="nil"/>
+              <w:top w:val="nil"/>
+            </w:tcBorders>
+          </w:tcPr>
+          <w:p>
+            <w:pPr>
+              <w:spacing w:after="40" w:before="40" w:line="259" w:lineRule="auto"/>
+            </w:pPr>
+            <w:r>
+              <w:rPr>
+                <w:rFonts w:ascii="Calibri" w:hAnsi="Calibri"/>
+                <w:b w:val="0"/>
+                <w:color w:val="000000"/>
+                <w:sz w:val="17"/>
+              </w:rPr>
+              <w:t>Cobertura P0, defectos reabiertos, regresiones y tiempo de corrección.</w:t>
+            </w:r>
+          </w:p>
+        </w:tc>
+      </w:tr>
+    </w:tbl>
+    <w:p/>
+    <w:p>
+      <w:r>
+        <w:br w:type="page"/>
+      </w:r>
+    </w:p>
+    <w:p>
+      <w:pPr>
+        <w:pStyle w:val="Heading1"/>
+      </w:pPr>
+      <w:r>
+        <w:t>9. Conclusión y próximos hitos</w:t>
       </w:r>
     </w:p>
     <w:p>
